--- a/Отчетность_этап_2/Отчет_о_выполнении_работ_этап_2.docx
+++ b/Отчетность_этап_2/Отчет_о_выполнении_работ_этап_2.docx
@@ -288,7 +288,7 @@
           <w:i w:val="0"/>
           <w:sz w:val="28"/>
         </w:rPr>
-        <w:t>Отчёт 47 с., 12 рис., 22 табл., 13 источн., 7 прил.</w:t>
+        <w:t>Отчёт 46 с., 12 рис., 22 табл., 13 источн., 7 прил.</w:t>
       </w:r>
     </w:p>
     <w:p>
@@ -298,7 +298,7 @@
         <w:widowControl/>
         <w:spacing w:lineRule="auto" w:line="360" w:before="0" w:after="0"/>
         <w:ind w:firstLine="709"/>
-        <w:jc w:val="both"/>
+        <w:jc w:val="left"/>
       </w:pPr>
       <w:r>
         <w:rPr>
@@ -486,7 +486,7 @@
         </w:rPr>
         <w:t>ВВЕДЕНИЕ</w:t>
         <w:tab/>
-        <w:t>7</w:t>
+        <w:t>6</w:t>
       </w:r>
     </w:p>
     <w:p>
@@ -508,7 +508,7 @@
         </w:rPr>
         <w:t>1 ПРОВЕДЁННЫЕ РАБОТЫ ПО ВТОРОМУ ЭТАПУ ГРАНТА</w:t>
         <w:tab/>
-        <w:t>10</w:t>
+        <w:t>9</w:t>
       </w:r>
     </w:p>
     <w:p>
@@ -530,7 +530,7 @@
         </w:rPr>
         <w:t>1.1 Разработка состава для съедобных музыкальных пластинок</w:t>
         <w:tab/>
-        <w:t>10</w:t>
+        <w:t>9</w:t>
       </w:r>
     </w:p>
     <w:p>
@@ -552,7 +552,7 @@
         </w:rPr>
         <w:t>1.2 Создание образцов съедобных музыкальных пластинок</w:t>
         <w:tab/>
-        <w:t>18</w:t>
+        <w:t>17</w:t>
       </w:r>
     </w:p>
     <w:p>
@@ -574,7 +574,7 @@
         </w:rPr>
         <w:t>1.3 Тестирование образцов музыкальных съедобных пластинок на вкусовые и музыкальные свойства</w:t>
         <w:tab/>
-        <w:t>25</w:t>
+        <w:t>24</w:t>
       </w:r>
     </w:p>
     <w:p>
@@ -596,7 +596,7 @@
         </w:rPr>
         <w:t>1.4 Создание сайта стартап-проекта</w:t>
         <w:tab/>
-        <w:t>29</w:t>
+        <w:t>28</w:t>
       </w:r>
     </w:p>
     <w:p>
@@ -618,7 +618,7 @@
         </w:rPr>
         <w:t>1.5 Проведение рекламной кампании проекта</w:t>
         <w:tab/>
-        <w:t>35</w:t>
+        <w:t>34</w:t>
       </w:r>
     </w:p>
     <w:p>
@@ -640,7 +640,7 @@
         </w:rPr>
         <w:t>ЗАКЛЮЧЕНИЕ</w:t>
         <w:tab/>
-        <w:t>44</w:t>
+        <w:t>43</w:t>
       </w:r>
     </w:p>
     <w:p>
@@ -662,7 +662,7 @@
         </w:rPr>
         <w:t>ПЕРЕЧЕНЬ ИСПОЛЬЗОВАННЫХ ИСТОЧНИКОВ</w:t>
         <w:tab/>
-        <w:t>46</w:t>
+        <w:t>45</w:t>
       </w:r>
     </w:p>
     <w:p>
@@ -1098,45 +1098,7 @@
           <w:i w:val="0"/>
           <w:sz w:val="28"/>
         </w:rPr>
-        <w:t>E440 – пектин (код пищевой добавки);</w:t>
-      </w:r>
-    </w:p>
-    <w:p>
-      <w:pPr>
-        <w:keepNext w:val="0"/>
-        <w:pageBreakBefore w:val="0"/>
-        <w:widowControl/>
-        <w:spacing w:lineRule="auto" w:line="360" w:before="0" w:after="0"/>
-        <w:ind w:firstLine="709"/>
-        <w:jc w:val="both"/>
-      </w:pPr>
-      <w:r>
-        <w:rPr>
-          <w:rFonts w:ascii="Times New Roman" w:hAnsi="Times New Roman" w:cs="Times New Roman" w:eastAsia="Times New Roman"/>
-          <w:b w:val="0"/>
-          <w:i w:val="0"/>
-          <w:sz w:val="28"/>
-        </w:rPr>
-        <w:t>E955 – сукралоза (код пищевой добавки);</w:t>
-      </w:r>
-    </w:p>
-    <w:p>
-      <w:pPr>
-        <w:keepNext w:val="0"/>
-        <w:pageBreakBefore w:val="0"/>
-        <w:widowControl/>
-        <w:spacing w:lineRule="auto" w:line="360" w:before="0" w:after="0"/>
-        <w:ind w:firstLine="709"/>
-        <w:jc w:val="both"/>
-      </w:pPr>
-      <w:r>
-        <w:rPr>
-          <w:rFonts w:ascii="Times New Roman" w:hAnsi="Times New Roman" w:cs="Times New Roman" w:eastAsia="Times New Roman"/>
-          <w:b w:val="0"/>
-          <w:i w:val="0"/>
-          <w:sz w:val="28"/>
-        </w:rPr>
-        <w:t>E322 – лецитин (код пищевой добавки);</w:t>
+        <w:t>E459 – мальтодекстрин (код пищевой добавки);</w:t>
       </w:r>
     </w:p>
     <w:p>
@@ -1364,7 +1326,7 @@
           </w:tcPr>
           <w:p>
             <w:pPr>
-              <w:keepNext w:val="0"/>
+              <w:keepNext/>
               <w:pageBreakBefore w:val="0"/>
               <w:widowControl/>
               <w:spacing w:lineRule="auto" w:line="240" w:before="0" w:after="0"/>
@@ -1391,7 +1353,7 @@
           </w:tcPr>
           <w:p>
             <w:pPr>
-              <w:keepNext w:val="0"/>
+              <w:keepNext/>
               <w:pageBreakBefore w:val="0"/>
               <w:widowControl/>
               <w:spacing w:lineRule="auto" w:line="240" w:before="0" w:after="0"/>
@@ -1418,7 +1380,7 @@
           </w:tcPr>
           <w:p>
             <w:pPr>
-              <w:keepNext w:val="0"/>
+              <w:keepNext/>
               <w:pageBreakBefore w:val="0"/>
               <w:widowControl/>
               <w:spacing w:lineRule="auto" w:line="240" w:before="0" w:after="0"/>
@@ -1445,7 +1407,7 @@
           </w:tcPr>
           <w:p>
             <w:pPr>
-              <w:keepNext w:val="0"/>
+              <w:keepNext/>
               <w:pageBreakBefore w:val="0"/>
               <w:widowControl/>
               <w:spacing w:lineRule="auto" w:line="240" w:before="0" w:after="0"/>
@@ -1476,7 +1438,7 @@
           </w:tcPr>
           <w:p>
             <w:pPr>
-              <w:keepNext w:val="0"/>
+              <w:keepNext/>
               <w:pageBreakBefore w:val="0"/>
               <w:widowControl/>
               <w:spacing w:lineRule="auto" w:line="240" w:before="0" w:after="0"/>
@@ -1502,7 +1464,7 @@
           </w:tcPr>
           <w:p>
             <w:pPr>
-              <w:keepNext w:val="0"/>
+              <w:keepNext/>
               <w:pageBreakBefore w:val="0"/>
               <w:widowControl/>
               <w:spacing w:lineRule="auto" w:line="240" w:before="0" w:after="0"/>
@@ -1528,7 +1490,7 @@
           </w:tcPr>
           <w:p>
             <w:pPr>
-              <w:keepNext w:val="0"/>
+              <w:keepNext/>
               <w:pageBreakBefore w:val="0"/>
               <w:widowControl/>
               <w:spacing w:lineRule="auto" w:line="240" w:before="0" w:after="0"/>
@@ -1554,7 +1516,7 @@
           </w:tcPr>
           <w:p>
             <w:pPr>
-              <w:keepNext w:val="0"/>
+              <w:keepNext/>
               <w:pageBreakBefore w:val="0"/>
               <w:widowControl/>
               <w:spacing w:lineRule="auto" w:line="240" w:before="0" w:after="0"/>
@@ -1585,7 +1547,7 @@
           </w:tcPr>
           <w:p>
             <w:pPr>
-              <w:keepNext w:val="0"/>
+              <w:keepNext/>
               <w:pageBreakBefore w:val="0"/>
               <w:widowControl/>
               <w:spacing w:lineRule="auto" w:line="240" w:before="0" w:after="0"/>
@@ -1611,7 +1573,7 @@
           </w:tcPr>
           <w:p>
             <w:pPr>
-              <w:keepNext w:val="0"/>
+              <w:keepNext/>
               <w:pageBreakBefore w:val="0"/>
               <w:widowControl/>
               <w:spacing w:lineRule="auto" w:line="240" w:before="0" w:after="0"/>
@@ -1637,7 +1599,7 @@
           </w:tcPr>
           <w:p>
             <w:pPr>
-              <w:keepNext w:val="0"/>
+              <w:keepNext/>
               <w:pageBreakBefore w:val="0"/>
               <w:widowControl/>
               <w:spacing w:lineRule="auto" w:line="240" w:before="0" w:after="0"/>
@@ -1663,7 +1625,7 @@
           </w:tcPr>
           <w:p>
             <w:pPr>
-              <w:keepNext w:val="0"/>
+              <w:keepNext/>
               <w:pageBreakBefore w:val="0"/>
               <w:widowControl/>
               <w:spacing w:lineRule="auto" w:line="240" w:before="0" w:after="0"/>
@@ -1694,7 +1656,7 @@
           </w:tcPr>
           <w:p>
             <w:pPr>
-              <w:keepNext w:val="0"/>
+              <w:keepNext/>
               <w:pageBreakBefore w:val="0"/>
               <w:widowControl/>
               <w:spacing w:lineRule="auto" w:line="240" w:before="0" w:after="0"/>
@@ -1720,7 +1682,7 @@
           </w:tcPr>
           <w:p>
             <w:pPr>
-              <w:keepNext w:val="0"/>
+              <w:keepNext/>
               <w:pageBreakBefore w:val="0"/>
               <w:widowControl/>
               <w:spacing w:lineRule="auto" w:line="240" w:before="0" w:after="0"/>
@@ -1746,7 +1708,7 @@
           </w:tcPr>
           <w:p>
             <w:pPr>
-              <w:keepNext w:val="0"/>
+              <w:keepNext/>
               <w:pageBreakBefore w:val="0"/>
               <w:widowControl/>
               <w:spacing w:lineRule="auto" w:line="240" w:before="0" w:after="0"/>
@@ -1772,7 +1734,7 @@
           </w:tcPr>
           <w:p>
             <w:pPr>
-              <w:keepNext w:val="0"/>
+              <w:keepNext/>
               <w:pageBreakBefore w:val="0"/>
               <w:widowControl/>
               <w:spacing w:lineRule="auto" w:line="240" w:before="0" w:after="0"/>
@@ -1803,7 +1765,7 @@
           </w:tcPr>
           <w:p>
             <w:pPr>
-              <w:keepNext w:val="0"/>
+              <w:keepNext/>
               <w:pageBreakBefore w:val="0"/>
               <w:widowControl/>
               <w:spacing w:lineRule="auto" w:line="240" w:before="0" w:after="0"/>
@@ -1829,7 +1791,7 @@
           </w:tcPr>
           <w:p>
             <w:pPr>
-              <w:keepNext w:val="0"/>
+              <w:keepNext/>
               <w:pageBreakBefore w:val="0"/>
               <w:widowControl/>
               <w:spacing w:lineRule="auto" w:line="240" w:before="0" w:after="0"/>
@@ -1855,7 +1817,7 @@
           </w:tcPr>
           <w:p>
             <w:pPr>
-              <w:keepNext w:val="0"/>
+              <w:keepNext/>
               <w:pageBreakBefore w:val="0"/>
               <w:widowControl/>
               <w:spacing w:lineRule="auto" w:line="240" w:before="0" w:after="0"/>
@@ -1881,7 +1843,7 @@
           </w:tcPr>
           <w:p>
             <w:pPr>
-              <w:keepNext w:val="0"/>
+              <w:keepNext/>
               <w:pageBreakBefore w:val="0"/>
               <w:widowControl/>
               <w:spacing w:lineRule="auto" w:line="240" w:before="0" w:after="0"/>
@@ -2182,7 +2144,7 @@
           </w:tcPr>
           <w:p>
             <w:pPr>
-              <w:keepNext w:val="0"/>
+              <w:keepNext/>
               <w:pageBreakBefore w:val="0"/>
               <w:widowControl/>
               <w:spacing w:lineRule="auto" w:line="240" w:before="0" w:after="0"/>
@@ -2209,7 +2171,7 @@
           </w:tcPr>
           <w:p>
             <w:pPr>
-              <w:keepNext w:val="0"/>
+              <w:keepNext/>
               <w:pageBreakBefore w:val="0"/>
               <w:widowControl/>
               <w:spacing w:lineRule="auto" w:line="240" w:before="0" w:after="0"/>
@@ -2236,7 +2198,7 @@
           </w:tcPr>
           <w:p>
             <w:pPr>
-              <w:keepNext w:val="0"/>
+              <w:keepNext/>
               <w:pageBreakBefore w:val="0"/>
               <w:widowControl/>
               <w:spacing w:lineRule="auto" w:line="240" w:before="0" w:after="0"/>
@@ -2267,7 +2229,7 @@
           </w:tcPr>
           <w:p>
             <w:pPr>
-              <w:keepNext w:val="0"/>
+              <w:keepNext/>
               <w:pageBreakBefore w:val="0"/>
               <w:widowControl/>
               <w:spacing w:lineRule="auto" w:line="240" w:before="0" w:after="0"/>
@@ -2293,7 +2255,7 @@
           </w:tcPr>
           <w:p>
             <w:pPr>
-              <w:keepNext w:val="0"/>
+              <w:keepNext/>
               <w:pageBreakBefore w:val="0"/>
               <w:widowControl/>
               <w:spacing w:lineRule="auto" w:line="240" w:before="0" w:after="0"/>
@@ -2319,7 +2281,7 @@
           </w:tcPr>
           <w:p>
             <w:pPr>
-              <w:keepNext w:val="0"/>
+              <w:keepNext/>
               <w:pageBreakBefore w:val="0"/>
               <w:widowControl/>
               <w:spacing w:lineRule="auto" w:line="240" w:before="0" w:after="0"/>
@@ -2350,7 +2312,7 @@
           </w:tcPr>
           <w:p>
             <w:pPr>
-              <w:keepNext w:val="0"/>
+              <w:keepNext/>
               <w:pageBreakBefore w:val="0"/>
               <w:widowControl/>
               <w:spacing w:lineRule="auto" w:line="240" w:before="0" w:after="0"/>
@@ -2376,7 +2338,7 @@
           </w:tcPr>
           <w:p>
             <w:pPr>
-              <w:keepNext w:val="0"/>
+              <w:keepNext/>
               <w:pageBreakBefore w:val="0"/>
               <w:widowControl/>
               <w:spacing w:lineRule="auto" w:line="240" w:before="0" w:after="0"/>
@@ -2402,7 +2364,7 @@
           </w:tcPr>
           <w:p>
             <w:pPr>
-              <w:keepNext w:val="0"/>
+              <w:keepNext/>
               <w:pageBreakBefore w:val="0"/>
               <w:widowControl/>
               <w:spacing w:lineRule="auto" w:line="240" w:before="0" w:after="0"/>
@@ -2433,7 +2395,7 @@
           </w:tcPr>
           <w:p>
             <w:pPr>
-              <w:keepNext w:val="0"/>
+              <w:keepNext/>
               <w:pageBreakBefore w:val="0"/>
               <w:widowControl/>
               <w:spacing w:lineRule="auto" w:line="240" w:before="0" w:after="0"/>
@@ -2459,7 +2421,7 @@
           </w:tcPr>
           <w:p>
             <w:pPr>
-              <w:keepNext w:val="0"/>
+              <w:keepNext/>
               <w:pageBreakBefore w:val="0"/>
               <w:widowControl/>
               <w:spacing w:lineRule="auto" w:line="240" w:before="0" w:after="0"/>
@@ -2485,7 +2447,7 @@
           </w:tcPr>
           <w:p>
             <w:pPr>
-              <w:keepNext w:val="0"/>
+              <w:keepNext/>
               <w:pageBreakBefore w:val="0"/>
               <w:widowControl/>
               <w:spacing w:lineRule="auto" w:line="240" w:before="0" w:after="0"/>
@@ -2516,7 +2478,7 @@
           </w:tcPr>
           <w:p>
             <w:pPr>
-              <w:keepNext w:val="0"/>
+              <w:keepNext/>
               <w:pageBreakBefore w:val="0"/>
               <w:widowControl/>
               <w:spacing w:lineRule="auto" w:line="240" w:before="0" w:after="0"/>
@@ -2542,7 +2504,7 @@
           </w:tcPr>
           <w:p>
             <w:pPr>
-              <w:keepNext w:val="0"/>
+              <w:keepNext/>
               <w:pageBreakBefore w:val="0"/>
               <w:widowControl/>
               <w:spacing w:lineRule="auto" w:line="240" w:before="0" w:after="0"/>
@@ -2568,7 +2530,7 @@
           </w:tcPr>
           <w:p>
             <w:pPr>
-              <w:keepNext w:val="0"/>
+              <w:keepNext/>
               <w:pageBreakBefore w:val="0"/>
               <w:widowControl/>
               <w:spacing w:lineRule="auto" w:line="240" w:before="0" w:after="0"/>
@@ -2599,7 +2561,7 @@
           </w:tcPr>
           <w:p>
             <w:pPr>
-              <w:keepNext w:val="0"/>
+              <w:keepNext/>
               <w:pageBreakBefore w:val="0"/>
               <w:widowControl/>
               <w:spacing w:lineRule="auto" w:line="240" w:before="0" w:after="0"/>
@@ -2625,7 +2587,7 @@
           </w:tcPr>
           <w:p>
             <w:pPr>
-              <w:keepNext w:val="0"/>
+              <w:keepNext/>
               <w:pageBreakBefore w:val="0"/>
               <w:widowControl/>
               <w:spacing w:lineRule="auto" w:line="240" w:before="0" w:after="0"/>
@@ -2651,7 +2613,7 @@
           </w:tcPr>
           <w:p>
             <w:pPr>
-              <w:keepNext w:val="0"/>
+              <w:keepNext/>
               <w:pageBreakBefore w:val="0"/>
               <w:widowControl/>
               <w:spacing w:lineRule="auto" w:line="240" w:before="0" w:after="0"/>
@@ -2682,7 +2644,7 @@
           </w:tcPr>
           <w:p>
             <w:pPr>
-              <w:keepNext w:val="0"/>
+              <w:keepNext/>
               <w:pageBreakBefore w:val="0"/>
               <w:widowControl/>
               <w:spacing w:lineRule="auto" w:line="240" w:before="0" w:after="0"/>
@@ -2708,7 +2670,7 @@
           </w:tcPr>
           <w:p>
             <w:pPr>
-              <w:keepNext w:val="0"/>
+              <w:keepNext/>
               <w:pageBreakBefore w:val="0"/>
               <w:widowControl/>
               <w:spacing w:lineRule="auto" w:line="240" w:before="0" w:after="0"/>
@@ -2734,7 +2696,7 @@
           </w:tcPr>
           <w:p>
             <w:pPr>
-              <w:keepNext w:val="0"/>
+              <w:keepNext/>
               <w:pageBreakBefore w:val="0"/>
               <w:widowControl/>
               <w:spacing w:lineRule="auto" w:line="240" w:before="0" w:after="0"/>
@@ -10377,12 +10339,12 @@
         <w:tblLayout w:type="fixed"/>
       </w:tblPr>
       <w:tblGrid>
-        <w:gridCol w:w="850"/>
+        <w:gridCol w:w="1020"/>
         <w:gridCol w:w="1814"/>
+        <w:gridCol w:w="1474"/>
+        <w:gridCol w:w="1020"/>
         <w:gridCol w:w="1531"/>
-        <w:gridCol w:w="1020"/>
-        <w:gridCol w:w="1587"/>
-        <w:gridCol w:w="2551"/>
+        <w:gridCol w:w="2494"/>
       </w:tblGrid>
       <w:tr>
         <w:trPr>
@@ -10391,13 +10353,13 @@
         </w:trPr>
         <w:tc>
           <w:tcPr>
-            <w:tcW w:type="dxa" w:w="850"/>
+            <w:tcW w:type="dxa" w:w="1020"/>
             <w:vAlign w:val="center"/>
             <w:shd w:val="clear" w:color="auto" w:fill="E7E6E6"/>
           </w:tcPr>
           <w:p>
             <w:pPr>
-              <w:keepNext w:val="0"/>
+              <w:keepNext/>
               <w:pageBreakBefore w:val="0"/>
               <w:widowControl/>
               <w:spacing w:lineRule="auto" w:line="240" w:before="0" w:after="0"/>
@@ -10424,7 +10386,7 @@
           </w:tcPr>
           <w:p>
             <w:pPr>
-              <w:keepNext w:val="0"/>
+              <w:keepNext/>
               <w:pageBreakBefore w:val="0"/>
               <w:widowControl/>
               <w:spacing w:lineRule="auto" w:line="240" w:before="0" w:after="0"/>
@@ -10445,13 +10407,67 @@
         </w:tc>
         <w:tc>
           <w:tcPr>
+            <w:tcW w:type="dxa" w:w="1474"/>
+            <w:vAlign w:val="center"/>
+            <w:shd w:val="clear" w:color="auto" w:fill="E7E6E6"/>
+          </w:tcPr>
+          <w:p>
+            <w:pPr>
+              <w:keepNext/>
+              <w:pageBreakBefore w:val="0"/>
+              <w:widowControl/>
+              <w:spacing w:lineRule="auto" w:line="240" w:before="0" w:after="0"/>
+              <w:ind w:firstLine="0"/>
+              <w:jc w:val="center"/>
+            </w:pPr>
+            <w:r/>
+            <w:r>
+              <w:rPr>
+                <w:rFonts w:ascii="Times New Roman" w:hAnsi="Times New Roman" w:cs="Times New Roman" w:eastAsia="Times New Roman"/>
+                <w:b/>
+                <w:i w:val="0"/>
+                <w:sz w:val="20"/>
+              </w:rPr>
+              <w:t>Вода в замесе</w:t>
+            </w:r>
+          </w:p>
+        </w:tc>
+        <w:tc>
+          <w:tcPr>
+            <w:tcW w:type="dxa" w:w="1020"/>
+            <w:vAlign w:val="center"/>
+            <w:shd w:val="clear" w:color="auto" w:fill="E7E6E6"/>
+          </w:tcPr>
+          <w:p>
+            <w:pPr>
+              <w:keepNext/>
+              <w:pageBreakBefore w:val="0"/>
+              <w:widowControl/>
+              <w:spacing w:lineRule="auto" w:line="240" w:before="0" w:after="0"/>
+              <w:ind w:firstLine="0"/>
+              <w:jc w:val="center"/>
+            </w:pPr>
+            <w:r/>
+            <w:r>
+              <w:rPr>
+                <w:rFonts w:ascii="Times New Roman" w:hAnsi="Times New Roman" w:cs="Times New Roman" w:eastAsia="Times New Roman"/>
+                <w:b/>
+                <w:i w:val="0"/>
+                <w:sz w:val="20"/>
+              </w:rPr>
+              <w:t>Темп. варки, °C</w:t>
+            </w:r>
+          </w:p>
+        </w:tc>
+        <w:tc>
+          <w:tcPr>
             <w:tcW w:type="dxa" w:w="1531"/>
             <w:vAlign w:val="center"/>
             <w:shd w:val="clear" w:color="auto" w:fill="E7E6E6"/>
           </w:tcPr>
           <w:p>
             <w:pPr>
-              <w:keepNext w:val="0"/>
+              <w:keepNext/>
               <w:pageBreakBefore w:val="0"/>
               <w:widowControl/>
               <w:spacing w:lineRule="auto" w:line="240" w:before="0" w:after="0"/>
@@ -10466,73 +10482,19 @@
                 <w:i w:val="0"/>
                 <w:sz w:val="20"/>
               </w:rPr>
-              <w:t>Вода в замесе</w:t>
-            </w:r>
-          </w:p>
-        </w:tc>
-        <w:tc>
-          <w:tcPr>
-            <w:tcW w:type="dxa" w:w="1020"/>
+              <w:t>Темп. ввода кислоты, аромата, красителя, °C</w:t>
+            </w:r>
+          </w:p>
+        </w:tc>
+        <w:tc>
+          <w:tcPr>
+            <w:tcW w:type="dxa" w:w="2494"/>
             <w:vAlign w:val="center"/>
             <w:shd w:val="clear" w:color="auto" w:fill="E7E6E6"/>
           </w:tcPr>
           <w:p>
             <w:pPr>
-              <w:keepNext w:val="0"/>
-              <w:pageBreakBefore w:val="0"/>
-              <w:widowControl/>
-              <w:spacing w:lineRule="auto" w:line="240" w:before="0" w:after="0"/>
-              <w:ind w:firstLine="0"/>
-              <w:jc w:val="center"/>
-            </w:pPr>
-            <w:r/>
-            <w:r>
-              <w:rPr>
-                <w:rFonts w:ascii="Times New Roman" w:hAnsi="Times New Roman" w:cs="Times New Roman" w:eastAsia="Times New Roman"/>
-                <w:b/>
-                <w:i w:val="0"/>
-                <w:sz w:val="20"/>
-              </w:rPr>
-              <w:t>Темп. варки, °C</w:t>
-            </w:r>
-          </w:p>
-        </w:tc>
-        <w:tc>
-          <w:tcPr>
-            <w:tcW w:type="dxa" w:w="1587"/>
-            <w:vAlign w:val="center"/>
-            <w:shd w:val="clear" w:color="auto" w:fill="E7E6E6"/>
-          </w:tcPr>
-          <w:p>
-            <w:pPr>
-              <w:keepNext w:val="0"/>
-              <w:pageBreakBefore w:val="0"/>
-              <w:widowControl/>
-              <w:spacing w:lineRule="auto" w:line="240" w:before="0" w:after="0"/>
-              <w:ind w:firstLine="0"/>
-              <w:jc w:val="center"/>
-            </w:pPr>
-            <w:r/>
-            <w:r>
-              <w:rPr>
-                <w:rFonts w:ascii="Times New Roman" w:hAnsi="Times New Roman" w:cs="Times New Roman" w:eastAsia="Times New Roman"/>
-                <w:b/>
-                <w:i w:val="0"/>
-                <w:sz w:val="20"/>
-              </w:rPr>
-              <w:t>Темп. ввода кислоты, аромата, красителя, °C</w:t>
-            </w:r>
-          </w:p>
-        </w:tc>
-        <w:tc>
-          <w:tcPr>
-            <w:tcW w:type="dxa" w:w="2551"/>
-            <w:vAlign w:val="center"/>
-            <w:shd w:val="clear" w:color="auto" w:fill="E7E6E6"/>
-          </w:tcPr>
-          <w:p>
-            <w:pPr>
-              <w:keepNext w:val="0"/>
+              <w:keepNext/>
               <w:pageBreakBefore w:val="0"/>
               <w:widowControl/>
               <w:spacing w:lineRule="auto" w:line="240" w:before="0" w:after="0"/>
@@ -10558,12 +10520,12 @@
         </w:trPr>
         <w:tc>
           <w:tcPr>
-            <w:tcW w:type="dxa" w:w="850"/>
-            <w:vAlign w:val="center"/>
-          </w:tcPr>
-          <w:p>
-            <w:pPr>
-              <w:keepNext w:val="0"/>
+            <w:tcW w:type="dxa" w:w="1020"/>
+            <w:vAlign w:val="center"/>
+          </w:tcPr>
+          <w:p>
+            <w:pPr>
+              <w:keepNext/>
               <w:pageBreakBefore w:val="0"/>
               <w:widowControl/>
               <w:spacing w:lineRule="auto" w:line="240" w:before="0" w:after="0"/>
@@ -10589,7 +10551,7 @@
           </w:tcPr>
           <w:p>
             <w:pPr>
-              <w:keepNext w:val="0"/>
+              <w:keepNext/>
               <w:pageBreakBefore w:val="0"/>
               <w:widowControl/>
               <w:spacing w:lineRule="auto" w:line="240" w:before="0" w:after="0"/>
@@ -10610,17 +10572,69 @@
         </w:tc>
         <w:tc>
           <w:tcPr>
+            <w:tcW w:type="dxa" w:w="1474"/>
+            <w:vAlign w:val="center"/>
+          </w:tcPr>
+          <w:p>
+            <w:pPr>
+              <w:keepNext/>
+              <w:pageBreakBefore w:val="0"/>
+              <w:widowControl/>
+              <w:spacing w:lineRule="auto" w:line="240" w:before="0" w:after="0"/>
+              <w:ind w:firstLine="0"/>
+              <w:jc w:val="left"/>
+            </w:pPr>
+            <w:r/>
+            <w:r>
+              <w:rPr>
+                <w:rFonts w:ascii="Times New Roman" w:hAnsi="Times New Roman" w:cs="Times New Roman" w:eastAsia="Times New Roman"/>
+                <w:b w:val="0"/>
+                <w:i w:val="0"/>
+                <w:sz w:val="20"/>
+              </w:rPr>
+              <w:t>вода 44 г</w:t>
+            </w:r>
+          </w:p>
+        </w:tc>
+        <w:tc>
+          <w:tcPr>
+            <w:tcW w:type="dxa" w:w="1020"/>
+            <w:vAlign w:val="center"/>
+          </w:tcPr>
+          <w:p>
+            <w:pPr>
+              <w:keepNext/>
+              <w:pageBreakBefore w:val="0"/>
+              <w:widowControl/>
+              <w:spacing w:lineRule="auto" w:line="240" w:before="0" w:after="0"/>
+              <w:ind w:firstLine="0"/>
+              <w:jc w:val="center"/>
+            </w:pPr>
+            <w:r/>
+            <w:r>
+              <w:rPr>
+                <w:rFonts w:ascii="Times New Roman" w:hAnsi="Times New Roman" w:cs="Times New Roman" w:eastAsia="Times New Roman"/>
+                <w:b w:val="0"/>
+                <w:i w:val="0"/>
+                <w:sz w:val="20"/>
+              </w:rPr>
+              <w:t>149–150</w:t>
+            </w:r>
+          </w:p>
+        </w:tc>
+        <w:tc>
+          <w:tcPr>
             <w:tcW w:type="dxa" w:w="1531"/>
             <w:vAlign w:val="center"/>
           </w:tcPr>
           <w:p>
             <w:pPr>
-              <w:keepNext w:val="0"/>
-              <w:pageBreakBefore w:val="0"/>
-              <w:widowControl/>
-              <w:spacing w:lineRule="auto" w:line="240" w:before="0" w:after="0"/>
-              <w:ind w:firstLine="0"/>
-              <w:jc w:val="left"/>
+              <w:keepNext/>
+              <w:pageBreakBefore w:val="0"/>
+              <w:widowControl/>
+              <w:spacing w:lineRule="auto" w:line="240" w:before="0" w:after="0"/>
+              <w:ind w:firstLine="0"/>
+              <w:jc w:val="center"/>
             </w:pPr>
             <w:r/>
             <w:r>
@@ -10630,70 +10644,18 @@
                 <w:i w:val="0"/>
                 <w:sz w:val="20"/>
               </w:rPr>
-              <w:t>вода 44 г</w:t>
-            </w:r>
-          </w:p>
-        </w:tc>
-        <w:tc>
-          <w:tcPr>
-            <w:tcW w:type="dxa" w:w="1020"/>
-            <w:vAlign w:val="center"/>
-          </w:tcPr>
-          <w:p>
-            <w:pPr>
-              <w:keepNext w:val="0"/>
-              <w:pageBreakBefore w:val="0"/>
-              <w:widowControl/>
-              <w:spacing w:lineRule="auto" w:line="240" w:before="0" w:after="0"/>
-              <w:ind w:firstLine="0"/>
-              <w:jc w:val="center"/>
-            </w:pPr>
-            <w:r/>
-            <w:r>
-              <w:rPr>
-                <w:rFonts w:ascii="Times New Roman" w:hAnsi="Times New Roman" w:cs="Times New Roman" w:eastAsia="Times New Roman"/>
-                <w:b w:val="0"/>
-                <w:i w:val="0"/>
-                <w:sz w:val="20"/>
-              </w:rPr>
-              <w:t>149–150</w:t>
-            </w:r>
-          </w:p>
-        </w:tc>
-        <w:tc>
-          <w:tcPr>
-            <w:tcW w:type="dxa" w:w="1587"/>
-            <w:vAlign w:val="center"/>
-          </w:tcPr>
-          <w:p>
-            <w:pPr>
-              <w:keepNext w:val="0"/>
-              <w:pageBreakBefore w:val="0"/>
-              <w:widowControl/>
-              <w:spacing w:lineRule="auto" w:line="240" w:before="0" w:after="0"/>
-              <w:ind w:firstLine="0"/>
-              <w:jc w:val="center"/>
-            </w:pPr>
-            <w:r/>
-            <w:r>
-              <w:rPr>
-                <w:rFonts w:ascii="Times New Roman" w:hAnsi="Times New Roman" w:cs="Times New Roman" w:eastAsia="Times New Roman"/>
-                <w:b w:val="0"/>
-                <w:i w:val="0"/>
-                <w:sz w:val="20"/>
-              </w:rPr>
               <w:t>после снятия с огня, выдержка 30–40 с</w:t>
             </w:r>
           </w:p>
         </w:tc>
         <w:tc>
           <w:tcPr>
-            <w:tcW w:type="dxa" w:w="2551"/>
-            <w:vAlign w:val="center"/>
-          </w:tcPr>
-          <w:p>
-            <w:pPr>
-              <w:keepNext w:val="0"/>
+            <w:tcW w:type="dxa" w:w="2494"/>
+            <w:vAlign w:val="center"/>
+          </w:tcPr>
+          <w:p>
+            <w:pPr>
+              <w:keepNext/>
               <w:pageBreakBefore w:val="0"/>
               <w:widowControl/>
               <w:spacing w:lineRule="auto" w:line="240" w:before="0" w:after="0"/>
@@ -10719,12 +10681,12 @@
         </w:trPr>
         <w:tc>
           <w:tcPr>
-            <w:tcW w:type="dxa" w:w="850"/>
-            <w:vAlign w:val="center"/>
-          </w:tcPr>
-          <w:p>
-            <w:pPr>
-              <w:keepNext w:val="0"/>
+            <w:tcW w:type="dxa" w:w="1020"/>
+            <w:vAlign w:val="center"/>
+          </w:tcPr>
+          <w:p>
+            <w:pPr>
+              <w:keepNext/>
               <w:pageBreakBefore w:val="0"/>
               <w:widowControl/>
               <w:spacing w:lineRule="auto" w:line="240" w:before="0" w:after="0"/>
@@ -10750,7 +10712,7 @@
           </w:tcPr>
           <w:p>
             <w:pPr>
-              <w:keepNext w:val="0"/>
+              <w:keepNext/>
               <w:pageBreakBefore w:val="0"/>
               <w:widowControl/>
               <w:spacing w:lineRule="auto" w:line="240" w:before="0" w:after="0"/>
@@ -10771,17 +10733,69 @@
         </w:tc>
         <w:tc>
           <w:tcPr>
+            <w:tcW w:type="dxa" w:w="1474"/>
+            <w:vAlign w:val="center"/>
+          </w:tcPr>
+          <w:p>
+            <w:pPr>
+              <w:keepNext/>
+              <w:pageBreakBefore w:val="0"/>
+              <w:widowControl/>
+              <w:spacing w:lineRule="auto" w:line="240" w:before="0" w:after="0"/>
+              <w:ind w:firstLine="0"/>
+              <w:jc w:val="left"/>
+            </w:pPr>
+            <w:r/>
+            <w:r>
+              <w:rPr>
+                <w:rFonts w:ascii="Times New Roman" w:hAnsi="Times New Roman" w:cs="Times New Roman" w:eastAsia="Times New Roman"/>
+                <w:b w:val="0"/>
+                <w:i w:val="0"/>
+                <w:sz w:val="20"/>
+              </w:rPr>
+              <w:t>нет (сухое плавление)</w:t>
+            </w:r>
+          </w:p>
+        </w:tc>
+        <w:tc>
+          <w:tcPr>
+            <w:tcW w:type="dxa" w:w="1020"/>
+            <w:vAlign w:val="center"/>
+          </w:tcPr>
+          <w:p>
+            <w:pPr>
+              <w:keepNext/>
+              <w:pageBreakBefore w:val="0"/>
+              <w:widowControl/>
+              <w:spacing w:lineRule="auto" w:line="240" w:before="0" w:after="0"/>
+              <w:ind w:firstLine="0"/>
+              <w:jc w:val="center"/>
+            </w:pPr>
+            <w:r/>
+            <w:r>
+              <w:rPr>
+                <w:rFonts w:ascii="Times New Roman" w:hAnsi="Times New Roman" w:cs="Times New Roman" w:eastAsia="Times New Roman"/>
+                <w:b w:val="0"/>
+                <w:i w:val="0"/>
+                <w:sz w:val="20"/>
+              </w:rPr>
+              <w:t>165–168</w:t>
+            </w:r>
+          </w:p>
+        </w:tc>
+        <w:tc>
+          <w:tcPr>
             <w:tcW w:type="dxa" w:w="1531"/>
             <w:vAlign w:val="center"/>
           </w:tcPr>
           <w:p>
             <w:pPr>
-              <w:keepNext w:val="0"/>
-              <w:pageBreakBefore w:val="0"/>
-              <w:widowControl/>
-              <w:spacing w:lineRule="auto" w:line="240" w:before="0" w:after="0"/>
-              <w:ind w:firstLine="0"/>
-              <w:jc w:val="left"/>
+              <w:keepNext/>
+              <w:pageBreakBefore w:val="0"/>
+              <w:widowControl/>
+              <w:spacing w:lineRule="auto" w:line="240" w:before="0" w:after="0"/>
+              <w:ind w:firstLine="0"/>
+              <w:jc w:val="center"/>
             </w:pPr>
             <w:r/>
             <w:r>
@@ -10791,70 +10805,18 @@
                 <w:i w:val="0"/>
                 <w:sz w:val="20"/>
               </w:rPr>
-              <w:t>нет (сухое плавление)</w:t>
-            </w:r>
-          </w:p>
-        </w:tc>
-        <w:tc>
-          <w:tcPr>
-            <w:tcW w:type="dxa" w:w="1020"/>
-            <w:vAlign w:val="center"/>
-          </w:tcPr>
-          <w:p>
-            <w:pPr>
-              <w:keepNext w:val="0"/>
-              <w:pageBreakBefore w:val="0"/>
-              <w:widowControl/>
-              <w:spacing w:lineRule="auto" w:line="240" w:before="0" w:after="0"/>
-              <w:ind w:firstLine="0"/>
-              <w:jc w:val="center"/>
-            </w:pPr>
-            <w:r/>
-            <w:r>
-              <w:rPr>
-                <w:rFonts w:ascii="Times New Roman" w:hAnsi="Times New Roman" w:cs="Times New Roman" w:eastAsia="Times New Roman"/>
-                <w:b w:val="0"/>
-                <w:i w:val="0"/>
-                <w:sz w:val="20"/>
-              </w:rPr>
-              <w:t>165–168</w:t>
-            </w:r>
-          </w:p>
-        </w:tc>
-        <w:tc>
-          <w:tcPr>
-            <w:tcW w:type="dxa" w:w="1587"/>
-            <w:vAlign w:val="center"/>
-          </w:tcPr>
-          <w:p>
-            <w:pPr>
-              <w:keepNext w:val="0"/>
-              <w:pageBreakBefore w:val="0"/>
-              <w:widowControl/>
-              <w:spacing w:lineRule="auto" w:line="240" w:before="0" w:after="0"/>
-              <w:ind w:firstLine="0"/>
-              <w:jc w:val="center"/>
-            </w:pPr>
-            <w:r/>
-            <w:r>
-              <w:rPr>
-                <w:rFonts w:ascii="Times New Roman" w:hAnsi="Times New Roman" w:cs="Times New Roman" w:eastAsia="Times New Roman"/>
-                <w:b w:val="0"/>
-                <w:i w:val="0"/>
-                <w:sz w:val="20"/>
-              </w:rPr>
               <w:t>140</w:t>
             </w:r>
           </w:p>
         </w:tc>
         <w:tc>
           <w:tcPr>
-            <w:tcW w:type="dxa" w:w="2551"/>
-            <w:vAlign w:val="center"/>
-          </w:tcPr>
-          <w:p>
-            <w:pPr>
-              <w:keepNext w:val="0"/>
+            <w:tcW w:type="dxa" w:w="2494"/>
+            <w:vAlign w:val="center"/>
+          </w:tcPr>
+          <w:p>
+            <w:pPr>
+              <w:keepNext/>
               <w:pageBreakBefore w:val="0"/>
               <w:widowControl/>
               <w:spacing w:lineRule="auto" w:line="240" w:before="0" w:after="0"/>
@@ -10880,12 +10842,12 @@
         </w:trPr>
         <w:tc>
           <w:tcPr>
-            <w:tcW w:type="dxa" w:w="850"/>
-            <w:vAlign w:val="center"/>
-          </w:tcPr>
-          <w:p>
-            <w:pPr>
-              <w:keepNext w:val="0"/>
+            <w:tcW w:type="dxa" w:w="1020"/>
+            <w:vAlign w:val="center"/>
+          </w:tcPr>
+          <w:p>
+            <w:pPr>
+              <w:keepNext/>
               <w:pageBreakBefore w:val="0"/>
               <w:widowControl/>
               <w:spacing w:lineRule="auto" w:line="240" w:before="0" w:after="0"/>
@@ -10911,7 +10873,7 @@
           </w:tcPr>
           <w:p>
             <w:pPr>
-              <w:keepNext w:val="0"/>
+              <w:keepNext/>
               <w:pageBreakBefore w:val="0"/>
               <w:widowControl/>
               <w:spacing w:lineRule="auto" w:line="240" w:before="0" w:after="0"/>
@@ -10932,17 +10894,69 @@
         </w:tc>
         <w:tc>
           <w:tcPr>
+            <w:tcW w:type="dxa" w:w="1474"/>
+            <w:vAlign w:val="center"/>
+          </w:tcPr>
+          <w:p>
+            <w:pPr>
+              <w:keepNext/>
+              <w:pageBreakBefore w:val="0"/>
+              <w:widowControl/>
+              <w:spacing w:lineRule="auto" w:line="240" w:before="0" w:after="0"/>
+              <w:ind w:firstLine="0"/>
+              <w:jc w:val="left"/>
+            </w:pPr>
+            <w:r/>
+            <w:r>
+              <w:rPr>
+                <w:rFonts w:ascii="Times New Roman" w:hAnsi="Times New Roman" w:cs="Times New Roman" w:eastAsia="Times New Roman"/>
+                <w:b w:val="0"/>
+                <w:i w:val="0"/>
+                <w:sz w:val="20"/>
+              </w:rPr>
+              <w:t>нет</w:t>
+            </w:r>
+          </w:p>
+        </w:tc>
+        <w:tc>
+          <w:tcPr>
+            <w:tcW w:type="dxa" w:w="1020"/>
+            <w:vAlign w:val="center"/>
+          </w:tcPr>
+          <w:p>
+            <w:pPr>
+              <w:keepNext/>
+              <w:pageBreakBefore w:val="0"/>
+              <w:widowControl/>
+              <w:spacing w:lineRule="auto" w:line="240" w:before="0" w:after="0"/>
+              <w:ind w:firstLine="0"/>
+              <w:jc w:val="center"/>
+            </w:pPr>
+            <w:r/>
+            <w:r>
+              <w:rPr>
+                <w:rFonts w:ascii="Times New Roman" w:hAnsi="Times New Roman" w:cs="Times New Roman" w:eastAsia="Times New Roman"/>
+                <w:b w:val="0"/>
+                <w:i w:val="0"/>
+                <w:sz w:val="20"/>
+              </w:rPr>
+              <w:t>165</w:t>
+            </w:r>
+          </w:p>
+        </w:tc>
+        <w:tc>
+          <w:tcPr>
             <w:tcW w:type="dxa" w:w="1531"/>
             <w:vAlign w:val="center"/>
           </w:tcPr>
           <w:p>
             <w:pPr>
-              <w:keepNext w:val="0"/>
-              <w:pageBreakBefore w:val="0"/>
-              <w:widowControl/>
-              <w:spacing w:lineRule="auto" w:line="240" w:before="0" w:after="0"/>
-              <w:ind w:firstLine="0"/>
-              <w:jc w:val="left"/>
+              <w:keepNext/>
+              <w:pageBreakBefore w:val="0"/>
+              <w:widowControl/>
+              <w:spacing w:lineRule="auto" w:line="240" w:before="0" w:after="0"/>
+              <w:ind w:firstLine="0"/>
+              <w:jc w:val="center"/>
             </w:pPr>
             <w:r/>
             <w:r>
@@ -10952,70 +10966,18 @@
                 <w:i w:val="0"/>
                 <w:sz w:val="20"/>
               </w:rPr>
-              <w:t>нет</w:t>
-            </w:r>
-          </w:p>
-        </w:tc>
-        <w:tc>
-          <w:tcPr>
-            <w:tcW w:type="dxa" w:w="1020"/>
-            <w:vAlign w:val="center"/>
-          </w:tcPr>
-          <w:p>
-            <w:pPr>
-              <w:keepNext w:val="0"/>
-              <w:pageBreakBefore w:val="0"/>
-              <w:widowControl/>
-              <w:spacing w:lineRule="auto" w:line="240" w:before="0" w:after="0"/>
-              <w:ind w:firstLine="0"/>
-              <w:jc w:val="center"/>
-            </w:pPr>
-            <w:r/>
-            <w:r>
-              <w:rPr>
-                <w:rFonts w:ascii="Times New Roman" w:hAnsi="Times New Roman" w:cs="Times New Roman" w:eastAsia="Times New Roman"/>
-                <w:b w:val="0"/>
-                <w:i w:val="0"/>
-                <w:sz w:val="20"/>
-              </w:rPr>
-              <w:t>165</w:t>
-            </w:r>
-          </w:p>
-        </w:tc>
-        <w:tc>
-          <w:tcPr>
-            <w:tcW w:type="dxa" w:w="1587"/>
-            <w:vAlign w:val="center"/>
-          </w:tcPr>
-          <w:p>
-            <w:pPr>
-              <w:keepNext w:val="0"/>
-              <w:pageBreakBefore w:val="0"/>
-              <w:widowControl/>
-              <w:spacing w:lineRule="auto" w:line="240" w:before="0" w:after="0"/>
-              <w:ind w:firstLine="0"/>
-              <w:jc w:val="center"/>
-            </w:pPr>
-            <w:r/>
-            <w:r>
-              <w:rPr>
-                <w:rFonts w:ascii="Times New Roman" w:hAnsi="Times New Roman" w:cs="Times New Roman" w:eastAsia="Times New Roman"/>
-                <w:b w:val="0"/>
-                <w:i w:val="0"/>
-                <w:sz w:val="20"/>
-              </w:rPr>
               <w:t>140</w:t>
             </w:r>
           </w:p>
         </w:tc>
         <w:tc>
           <w:tcPr>
-            <w:tcW w:type="dxa" w:w="2551"/>
-            <w:vAlign w:val="center"/>
-          </w:tcPr>
-          <w:p>
-            <w:pPr>
-              <w:keepNext w:val="0"/>
+            <w:tcW w:type="dxa" w:w="2494"/>
+            <w:vAlign w:val="center"/>
+          </w:tcPr>
+          <w:p>
+            <w:pPr>
+              <w:keepNext/>
               <w:pageBreakBefore w:val="0"/>
               <w:widowControl/>
               <w:spacing w:lineRule="auto" w:line="240" w:before="0" w:after="0"/>
@@ -11041,12 +11003,12 @@
         </w:trPr>
         <w:tc>
           <w:tcPr>
-            <w:tcW w:type="dxa" w:w="850"/>
-            <w:vAlign w:val="center"/>
-          </w:tcPr>
-          <w:p>
-            <w:pPr>
-              <w:keepNext w:val="0"/>
+            <w:tcW w:type="dxa" w:w="1020"/>
+            <w:vAlign w:val="center"/>
+          </w:tcPr>
+          <w:p>
+            <w:pPr>
+              <w:keepNext/>
               <w:pageBreakBefore w:val="0"/>
               <w:widowControl/>
               <w:spacing w:lineRule="auto" w:line="240" w:before="0" w:after="0"/>
@@ -11072,7 +11034,7 @@
           </w:tcPr>
           <w:p>
             <w:pPr>
-              <w:keepNext w:val="0"/>
+              <w:keepNext/>
               <w:pageBreakBefore w:val="0"/>
               <w:widowControl/>
               <w:spacing w:lineRule="auto" w:line="240" w:before="0" w:after="0"/>
@@ -11093,17 +11055,69 @@
         </w:tc>
         <w:tc>
           <w:tcPr>
+            <w:tcW w:type="dxa" w:w="1474"/>
+            <w:vAlign w:val="center"/>
+          </w:tcPr>
+          <w:p>
+            <w:pPr>
+              <w:keepNext/>
+              <w:pageBreakBefore w:val="0"/>
+              <w:widowControl/>
+              <w:spacing w:lineRule="auto" w:line="240" w:before="0" w:after="0"/>
+              <w:ind w:firstLine="0"/>
+              <w:jc w:val="left"/>
+            </w:pPr>
+            <w:r/>
+            <w:r>
+              <w:rPr>
+                <w:rFonts w:ascii="Times New Roman" w:hAnsi="Times New Roman" w:cs="Times New Roman" w:eastAsia="Times New Roman"/>
+                <w:b w:val="0"/>
+                <w:i w:val="0"/>
+                <w:sz w:val="20"/>
+              </w:rPr>
+              <w:t>нет</w:t>
+            </w:r>
+          </w:p>
+        </w:tc>
+        <w:tc>
+          <w:tcPr>
+            <w:tcW w:type="dxa" w:w="1020"/>
+            <w:vAlign w:val="center"/>
+          </w:tcPr>
+          <w:p>
+            <w:pPr>
+              <w:keepNext/>
+              <w:pageBreakBefore w:val="0"/>
+              <w:widowControl/>
+              <w:spacing w:lineRule="auto" w:line="240" w:before="0" w:after="0"/>
+              <w:ind w:firstLine="0"/>
+              <w:jc w:val="center"/>
+            </w:pPr>
+            <w:r/>
+            <w:r>
+              <w:rPr>
+                <w:rFonts w:ascii="Times New Roman" w:hAnsi="Times New Roman" w:cs="Times New Roman" w:eastAsia="Times New Roman"/>
+                <w:b w:val="0"/>
+                <w:i w:val="0"/>
+                <w:sz w:val="20"/>
+              </w:rPr>
+              <w:t>168</w:t>
+            </w:r>
+          </w:p>
+        </w:tc>
+        <w:tc>
+          <w:tcPr>
             <w:tcW w:type="dxa" w:w="1531"/>
             <w:vAlign w:val="center"/>
           </w:tcPr>
           <w:p>
             <w:pPr>
-              <w:keepNext w:val="0"/>
-              <w:pageBreakBefore w:val="0"/>
-              <w:widowControl/>
-              <w:spacing w:lineRule="auto" w:line="240" w:before="0" w:after="0"/>
-              <w:ind w:firstLine="0"/>
-              <w:jc w:val="left"/>
+              <w:keepNext/>
+              <w:pageBreakBefore w:val="0"/>
+              <w:widowControl/>
+              <w:spacing w:lineRule="auto" w:line="240" w:before="0" w:after="0"/>
+              <w:ind w:firstLine="0"/>
+              <w:jc w:val="center"/>
             </w:pPr>
             <w:r/>
             <w:r>
@@ -11113,70 +11127,18 @@
                 <w:i w:val="0"/>
                 <w:sz w:val="20"/>
               </w:rPr>
-              <w:t>нет</w:t>
-            </w:r>
-          </w:p>
-        </w:tc>
-        <w:tc>
-          <w:tcPr>
-            <w:tcW w:type="dxa" w:w="1020"/>
-            <w:vAlign w:val="center"/>
-          </w:tcPr>
-          <w:p>
-            <w:pPr>
-              <w:keepNext w:val="0"/>
-              <w:pageBreakBefore w:val="0"/>
-              <w:widowControl/>
-              <w:spacing w:lineRule="auto" w:line="240" w:before="0" w:after="0"/>
-              <w:ind w:firstLine="0"/>
-              <w:jc w:val="center"/>
-            </w:pPr>
-            <w:r/>
-            <w:r>
-              <w:rPr>
-                <w:rFonts w:ascii="Times New Roman" w:hAnsi="Times New Roman" w:cs="Times New Roman" w:eastAsia="Times New Roman"/>
-                <w:b w:val="0"/>
-                <w:i w:val="0"/>
-                <w:sz w:val="20"/>
-              </w:rPr>
-              <w:t>168</w:t>
-            </w:r>
-          </w:p>
-        </w:tc>
-        <w:tc>
-          <w:tcPr>
-            <w:tcW w:type="dxa" w:w="1587"/>
-            <w:vAlign w:val="center"/>
-          </w:tcPr>
-          <w:p>
-            <w:pPr>
-              <w:keepNext w:val="0"/>
-              <w:pageBreakBefore w:val="0"/>
-              <w:widowControl/>
-              <w:spacing w:lineRule="auto" w:line="240" w:before="0" w:after="0"/>
-              <w:ind w:firstLine="0"/>
-              <w:jc w:val="center"/>
-            </w:pPr>
-            <w:r/>
-            <w:r>
-              <w:rPr>
-                <w:rFonts w:ascii="Times New Roman" w:hAnsi="Times New Roman" w:cs="Times New Roman" w:eastAsia="Times New Roman"/>
-                <w:b w:val="0"/>
-                <w:i w:val="0"/>
-                <w:sz w:val="20"/>
-              </w:rPr>
               <w:t>140</w:t>
             </w:r>
           </w:p>
         </w:tc>
         <w:tc>
           <w:tcPr>
-            <w:tcW w:type="dxa" w:w="2551"/>
-            <w:vAlign w:val="center"/>
-          </w:tcPr>
-          <w:p>
-            <w:pPr>
-              <w:keepNext w:val="0"/>
+            <w:tcW w:type="dxa" w:w="2494"/>
+            <w:vAlign w:val="center"/>
+          </w:tcPr>
+          <w:p>
+            <w:pPr>
+              <w:keepNext/>
               <w:pageBreakBefore w:val="0"/>
               <w:widowControl/>
               <w:spacing w:lineRule="auto" w:line="240" w:before="0" w:after="0"/>
@@ -11202,12 +11164,12 @@
         </w:trPr>
         <w:tc>
           <w:tcPr>
-            <w:tcW w:type="dxa" w:w="850"/>
-            <w:vAlign w:val="center"/>
-          </w:tcPr>
-          <w:p>
-            <w:pPr>
-              <w:keepNext w:val="0"/>
+            <w:tcW w:type="dxa" w:w="1020"/>
+            <w:vAlign w:val="center"/>
+          </w:tcPr>
+          <w:p>
+            <w:pPr>
+              <w:keepNext/>
               <w:pageBreakBefore w:val="0"/>
               <w:widowControl/>
               <w:spacing w:lineRule="auto" w:line="240" w:before="0" w:after="0"/>
@@ -11233,7 +11195,7 @@
           </w:tcPr>
           <w:p>
             <w:pPr>
-              <w:keepNext w:val="0"/>
+              <w:keepNext/>
               <w:pageBreakBefore w:val="0"/>
               <w:widowControl/>
               <w:spacing w:lineRule="auto" w:line="240" w:before="0" w:after="0"/>
@@ -11254,17 +11216,69 @@
         </w:tc>
         <w:tc>
           <w:tcPr>
+            <w:tcW w:type="dxa" w:w="1474"/>
+            <w:vAlign w:val="center"/>
+          </w:tcPr>
+          <w:p>
+            <w:pPr>
+              <w:keepNext/>
+              <w:pageBreakBefore w:val="0"/>
+              <w:widowControl/>
+              <w:spacing w:lineRule="auto" w:line="240" w:before="0" w:after="0"/>
+              <w:ind w:firstLine="0"/>
+              <w:jc w:val="left"/>
+            </w:pPr>
+            <w:r/>
+            <w:r>
+              <w:rPr>
+                <w:rFonts w:ascii="Times New Roman" w:hAnsi="Times New Roman" w:cs="Times New Roman" w:eastAsia="Times New Roman"/>
+                <w:b w:val="0"/>
+                <w:i w:val="0"/>
+                <w:sz w:val="20"/>
+              </w:rPr>
+              <w:t>вода ~14 мл (раствор гуммиарабика)</w:t>
+            </w:r>
+          </w:p>
+        </w:tc>
+        <w:tc>
+          <w:tcPr>
+            <w:tcW w:type="dxa" w:w="1020"/>
+            <w:vAlign w:val="center"/>
+          </w:tcPr>
+          <w:p>
+            <w:pPr>
+              <w:keepNext/>
+              <w:pageBreakBefore w:val="0"/>
+              <w:widowControl/>
+              <w:spacing w:lineRule="auto" w:line="240" w:before="0" w:after="0"/>
+              <w:ind w:firstLine="0"/>
+              <w:jc w:val="center"/>
+            </w:pPr>
+            <w:r/>
+            <w:r>
+              <w:rPr>
+                <w:rFonts w:ascii="Times New Roman" w:hAnsi="Times New Roman" w:cs="Times New Roman" w:eastAsia="Times New Roman"/>
+                <w:b w:val="0"/>
+                <w:i w:val="0"/>
+                <w:sz w:val="20"/>
+              </w:rPr>
+              <w:t>165</w:t>
+            </w:r>
+          </w:p>
+        </w:tc>
+        <w:tc>
+          <w:tcPr>
             <w:tcW w:type="dxa" w:w="1531"/>
             <w:vAlign w:val="center"/>
           </w:tcPr>
           <w:p>
             <w:pPr>
-              <w:keepNext w:val="0"/>
-              <w:pageBreakBefore w:val="0"/>
-              <w:widowControl/>
-              <w:spacing w:lineRule="auto" w:line="240" w:before="0" w:after="0"/>
-              <w:ind w:firstLine="0"/>
-              <w:jc w:val="left"/>
+              <w:keepNext/>
+              <w:pageBreakBefore w:val="0"/>
+              <w:widowControl/>
+              <w:spacing w:lineRule="auto" w:line="240" w:before="0" w:after="0"/>
+              <w:ind w:firstLine="0"/>
+              <w:jc w:val="center"/>
             </w:pPr>
             <w:r/>
             <w:r>
@@ -11274,70 +11288,18 @@
                 <w:i w:val="0"/>
                 <w:sz w:val="20"/>
               </w:rPr>
-              <w:t>вода ~14 мл (раствор гуммиарабика)</w:t>
-            </w:r>
-          </w:p>
-        </w:tc>
-        <w:tc>
-          <w:tcPr>
-            <w:tcW w:type="dxa" w:w="1020"/>
-            <w:vAlign w:val="center"/>
-          </w:tcPr>
-          <w:p>
-            <w:pPr>
-              <w:keepNext w:val="0"/>
-              <w:pageBreakBefore w:val="0"/>
-              <w:widowControl/>
-              <w:spacing w:lineRule="auto" w:line="240" w:before="0" w:after="0"/>
-              <w:ind w:firstLine="0"/>
-              <w:jc w:val="center"/>
-            </w:pPr>
-            <w:r/>
-            <w:r>
-              <w:rPr>
-                <w:rFonts w:ascii="Times New Roman" w:hAnsi="Times New Roman" w:cs="Times New Roman" w:eastAsia="Times New Roman"/>
-                <w:b w:val="0"/>
-                <w:i w:val="0"/>
-                <w:sz w:val="20"/>
-              </w:rPr>
-              <w:t>165</w:t>
-            </w:r>
-          </w:p>
-        </w:tc>
-        <w:tc>
-          <w:tcPr>
-            <w:tcW w:type="dxa" w:w="1587"/>
-            <w:vAlign w:val="center"/>
-          </w:tcPr>
-          <w:p>
-            <w:pPr>
-              <w:keepNext w:val="0"/>
-              <w:pageBreakBefore w:val="0"/>
-              <w:widowControl/>
-              <w:spacing w:lineRule="auto" w:line="240" w:before="0" w:after="0"/>
-              <w:ind w:firstLine="0"/>
-              <w:jc w:val="center"/>
-            </w:pPr>
-            <w:r/>
-            <w:r>
-              <w:rPr>
-                <w:rFonts w:ascii="Times New Roman" w:hAnsi="Times New Roman" w:cs="Times New Roman" w:eastAsia="Times New Roman"/>
-                <w:b w:val="0"/>
-                <w:i w:val="0"/>
-                <w:sz w:val="20"/>
-              </w:rPr>
               <w:t>140</w:t>
             </w:r>
           </w:p>
         </w:tc>
         <w:tc>
           <w:tcPr>
-            <w:tcW w:type="dxa" w:w="2551"/>
-            <w:vAlign w:val="center"/>
-          </w:tcPr>
-          <w:p>
-            <w:pPr>
-              <w:keepNext w:val="0"/>
+            <w:tcW w:type="dxa" w:w="2494"/>
+            <w:vAlign w:val="center"/>
+          </w:tcPr>
+          <w:p>
+            <w:pPr>
+              <w:keepNext/>
               <w:pageBreakBefore w:val="0"/>
               <w:widowControl/>
               <w:spacing w:lineRule="auto" w:line="240" w:before="0" w:after="0"/>
@@ -11363,12 +11325,12 @@
         </w:trPr>
         <w:tc>
           <w:tcPr>
-            <w:tcW w:type="dxa" w:w="850"/>
-            <w:vAlign w:val="center"/>
-          </w:tcPr>
-          <w:p>
-            <w:pPr>
-              <w:keepNext w:val="0"/>
+            <w:tcW w:type="dxa" w:w="1020"/>
+            <w:vAlign w:val="center"/>
+          </w:tcPr>
+          <w:p>
+            <w:pPr>
+              <w:keepNext/>
               <w:pageBreakBefore w:val="0"/>
               <w:widowControl/>
               <w:spacing w:lineRule="auto" w:line="240" w:before="0" w:after="0"/>
@@ -11394,7 +11356,7 @@
           </w:tcPr>
           <w:p>
             <w:pPr>
-              <w:keepNext w:val="0"/>
+              <w:keepNext/>
               <w:pageBreakBefore w:val="0"/>
               <w:widowControl/>
               <w:spacing w:lineRule="auto" w:line="240" w:before="0" w:after="0"/>
@@ -11415,17 +11377,69 @@
         </w:tc>
         <w:tc>
           <w:tcPr>
+            <w:tcW w:type="dxa" w:w="1474"/>
+            <w:vAlign w:val="center"/>
+          </w:tcPr>
+          <w:p>
+            <w:pPr>
+              <w:keepNext/>
+              <w:pageBreakBefore w:val="0"/>
+              <w:widowControl/>
+              <w:spacing w:lineRule="auto" w:line="240" w:before="0" w:after="0"/>
+              <w:ind w:firstLine="0"/>
+              <w:jc w:val="left"/>
+            </w:pPr>
+            <w:r/>
+            <w:r>
+              <w:rPr>
+                <w:rFonts w:ascii="Times New Roman" w:hAnsi="Times New Roman" w:cs="Times New Roman" w:eastAsia="Times New Roman"/>
+                <w:b w:val="0"/>
+                <w:i w:val="0"/>
+                <w:sz w:val="20"/>
+              </w:rPr>
+              <w:t>нет («метод дождика»)</w:t>
+            </w:r>
+          </w:p>
+        </w:tc>
+        <w:tc>
+          <w:tcPr>
+            <w:tcW w:type="dxa" w:w="1020"/>
+            <w:vAlign w:val="center"/>
+          </w:tcPr>
+          <w:p>
+            <w:pPr>
+              <w:keepNext/>
+              <w:pageBreakBefore w:val="0"/>
+              <w:widowControl/>
+              <w:spacing w:lineRule="auto" w:line="240" w:before="0" w:after="0"/>
+              <w:ind w:firstLine="0"/>
+              <w:jc w:val="center"/>
+            </w:pPr>
+            <w:r/>
+            <w:r>
+              <w:rPr>
+                <w:rFonts w:ascii="Times New Roman" w:hAnsi="Times New Roman" w:cs="Times New Roman" w:eastAsia="Times New Roman"/>
+                <w:b w:val="0"/>
+                <w:i w:val="0"/>
+                <w:sz w:val="20"/>
+              </w:rPr>
+              <w:t>165</w:t>
+            </w:r>
+          </w:p>
+        </w:tc>
+        <w:tc>
+          <w:tcPr>
             <w:tcW w:type="dxa" w:w="1531"/>
             <w:vAlign w:val="center"/>
           </w:tcPr>
           <w:p>
             <w:pPr>
-              <w:keepNext w:val="0"/>
-              <w:pageBreakBefore w:val="0"/>
-              <w:widowControl/>
-              <w:spacing w:lineRule="auto" w:line="240" w:before="0" w:after="0"/>
-              <w:ind w:firstLine="0"/>
-              <w:jc w:val="left"/>
+              <w:keepNext/>
+              <w:pageBreakBefore w:val="0"/>
+              <w:widowControl/>
+              <w:spacing w:lineRule="auto" w:line="240" w:before="0" w:after="0"/>
+              <w:ind w:firstLine="0"/>
+              <w:jc w:val="center"/>
             </w:pPr>
             <w:r/>
             <w:r>
@@ -11435,70 +11449,18 @@
                 <w:i w:val="0"/>
                 <w:sz w:val="20"/>
               </w:rPr>
-              <w:t>нет («метод дождика»)</w:t>
-            </w:r>
-          </w:p>
-        </w:tc>
-        <w:tc>
-          <w:tcPr>
-            <w:tcW w:type="dxa" w:w="1020"/>
-            <w:vAlign w:val="center"/>
-          </w:tcPr>
-          <w:p>
-            <w:pPr>
-              <w:keepNext w:val="0"/>
-              <w:pageBreakBefore w:val="0"/>
-              <w:widowControl/>
-              <w:spacing w:lineRule="auto" w:line="240" w:before="0" w:after="0"/>
-              <w:ind w:firstLine="0"/>
-              <w:jc w:val="center"/>
-            </w:pPr>
-            <w:r/>
-            <w:r>
-              <w:rPr>
-                <w:rFonts w:ascii="Times New Roman" w:hAnsi="Times New Roman" w:cs="Times New Roman" w:eastAsia="Times New Roman"/>
-                <w:b w:val="0"/>
-                <w:i w:val="0"/>
-                <w:sz w:val="20"/>
-              </w:rPr>
-              <w:t>165</w:t>
-            </w:r>
-          </w:p>
-        </w:tc>
-        <w:tc>
-          <w:tcPr>
-            <w:tcW w:type="dxa" w:w="1587"/>
-            <w:vAlign w:val="center"/>
-          </w:tcPr>
-          <w:p>
-            <w:pPr>
-              <w:keepNext w:val="0"/>
-              <w:pageBreakBefore w:val="0"/>
-              <w:widowControl/>
-              <w:spacing w:lineRule="auto" w:line="240" w:before="0" w:after="0"/>
-              <w:ind w:firstLine="0"/>
-              <w:jc w:val="center"/>
-            </w:pPr>
-            <w:r/>
-            <w:r>
-              <w:rPr>
-                <w:rFonts w:ascii="Times New Roman" w:hAnsi="Times New Roman" w:cs="Times New Roman" w:eastAsia="Times New Roman"/>
-                <w:b w:val="0"/>
-                <w:i w:val="0"/>
-                <w:sz w:val="20"/>
-              </w:rPr>
               <w:t>140</w:t>
             </w:r>
           </w:p>
         </w:tc>
         <w:tc>
           <w:tcPr>
-            <w:tcW w:type="dxa" w:w="2551"/>
-            <w:vAlign w:val="center"/>
-          </w:tcPr>
-          <w:p>
-            <w:pPr>
-              <w:keepNext w:val="0"/>
+            <w:tcW w:type="dxa" w:w="2494"/>
+            <w:vAlign w:val="center"/>
+          </w:tcPr>
+          <w:p>
+            <w:pPr>
+              <w:keepNext/>
               <w:pageBreakBefore w:val="0"/>
               <w:widowControl/>
               <w:spacing w:lineRule="auto" w:line="240" w:before="0" w:after="0"/>
@@ -11524,12 +11486,12 @@
         </w:trPr>
         <w:tc>
           <w:tcPr>
-            <w:tcW w:type="dxa" w:w="850"/>
-            <w:vAlign w:val="center"/>
-          </w:tcPr>
-          <w:p>
-            <w:pPr>
-              <w:keepNext w:val="0"/>
+            <w:tcW w:type="dxa" w:w="1020"/>
+            <w:vAlign w:val="center"/>
+          </w:tcPr>
+          <w:p>
+            <w:pPr>
+              <w:keepNext/>
               <w:pageBreakBefore w:val="0"/>
               <w:widowControl/>
               <w:spacing w:lineRule="auto" w:line="240" w:before="0" w:after="0"/>
@@ -11555,7 +11517,7 @@
           </w:tcPr>
           <w:p>
             <w:pPr>
-              <w:keepNext w:val="0"/>
+              <w:keepNext/>
               <w:pageBreakBefore w:val="0"/>
               <w:widowControl/>
               <w:spacing w:lineRule="auto" w:line="240" w:before="0" w:after="0"/>
@@ -11576,17 +11538,69 @@
         </w:tc>
         <w:tc>
           <w:tcPr>
+            <w:tcW w:type="dxa" w:w="1474"/>
+            <w:vAlign w:val="center"/>
+          </w:tcPr>
+          <w:p>
+            <w:pPr>
+              <w:keepNext/>
+              <w:pageBreakBefore w:val="0"/>
+              <w:widowControl/>
+              <w:spacing w:lineRule="auto" w:line="240" w:before="0" w:after="0"/>
+              <w:ind w:firstLine="0"/>
+              <w:jc w:val="left"/>
+            </w:pPr>
+            <w:r/>
+            <w:r>
+              <w:rPr>
+                <w:rFonts w:ascii="Times New Roman" w:hAnsi="Times New Roman" w:cs="Times New Roman" w:eastAsia="Times New Roman"/>
+                <w:b w:val="0"/>
+                <w:i w:val="0"/>
+                <w:sz w:val="20"/>
+              </w:rPr>
+              <w:t>нет</w:t>
+            </w:r>
+          </w:p>
+        </w:tc>
+        <w:tc>
+          <w:tcPr>
+            <w:tcW w:type="dxa" w:w="1020"/>
+            <w:vAlign w:val="center"/>
+          </w:tcPr>
+          <w:p>
+            <w:pPr>
+              <w:keepNext/>
+              <w:pageBreakBefore w:val="0"/>
+              <w:widowControl/>
+              <w:spacing w:lineRule="auto" w:line="240" w:before="0" w:after="0"/>
+              <w:ind w:firstLine="0"/>
+              <w:jc w:val="center"/>
+            </w:pPr>
+            <w:r/>
+            <w:r>
+              <w:rPr>
+                <w:rFonts w:ascii="Times New Roman" w:hAnsi="Times New Roman" w:cs="Times New Roman" w:eastAsia="Times New Roman"/>
+                <w:b w:val="0"/>
+                <w:i w:val="0"/>
+                <w:sz w:val="20"/>
+              </w:rPr>
+              <w:t>165 (масло при 150)</w:t>
+            </w:r>
+          </w:p>
+        </w:tc>
+        <w:tc>
+          <w:tcPr>
             <w:tcW w:type="dxa" w:w="1531"/>
             <w:vAlign w:val="center"/>
           </w:tcPr>
           <w:p>
             <w:pPr>
-              <w:keepNext w:val="0"/>
-              <w:pageBreakBefore w:val="0"/>
-              <w:widowControl/>
-              <w:spacing w:lineRule="auto" w:line="240" w:before="0" w:after="0"/>
-              <w:ind w:firstLine="0"/>
-              <w:jc w:val="left"/>
+              <w:keepNext/>
+              <w:pageBreakBefore w:val="0"/>
+              <w:widowControl/>
+              <w:spacing w:lineRule="auto" w:line="240" w:before="0" w:after="0"/>
+              <w:ind w:firstLine="0"/>
+              <w:jc w:val="center"/>
             </w:pPr>
             <w:r/>
             <w:r>
@@ -11596,70 +11610,18 @@
                 <w:i w:val="0"/>
                 <w:sz w:val="20"/>
               </w:rPr>
-              <w:t>нет</w:t>
-            </w:r>
-          </w:p>
-        </w:tc>
-        <w:tc>
-          <w:tcPr>
-            <w:tcW w:type="dxa" w:w="1020"/>
-            <w:vAlign w:val="center"/>
-          </w:tcPr>
-          <w:p>
-            <w:pPr>
-              <w:keepNext w:val="0"/>
-              <w:pageBreakBefore w:val="0"/>
-              <w:widowControl/>
-              <w:spacing w:lineRule="auto" w:line="240" w:before="0" w:after="0"/>
-              <w:ind w:firstLine="0"/>
-              <w:jc w:val="center"/>
-            </w:pPr>
-            <w:r/>
-            <w:r>
-              <w:rPr>
-                <w:rFonts w:ascii="Times New Roman" w:hAnsi="Times New Roman" w:cs="Times New Roman" w:eastAsia="Times New Roman"/>
-                <w:b w:val="0"/>
-                <w:i w:val="0"/>
-                <w:sz w:val="20"/>
-              </w:rPr>
-              <w:t>165 (масло при 150)</w:t>
-            </w:r>
-          </w:p>
-        </w:tc>
-        <w:tc>
-          <w:tcPr>
-            <w:tcW w:type="dxa" w:w="1587"/>
-            <w:vAlign w:val="center"/>
-          </w:tcPr>
-          <w:p>
-            <w:pPr>
-              <w:keepNext w:val="0"/>
-              <w:pageBreakBefore w:val="0"/>
-              <w:widowControl/>
-              <w:spacing w:lineRule="auto" w:line="240" w:before="0" w:after="0"/>
-              <w:ind w:firstLine="0"/>
-              <w:jc w:val="center"/>
-            </w:pPr>
-            <w:r/>
-            <w:r>
-              <w:rPr>
-                <w:rFonts w:ascii="Times New Roman" w:hAnsi="Times New Roman" w:cs="Times New Roman" w:eastAsia="Times New Roman"/>
-                <w:b w:val="0"/>
-                <w:i w:val="0"/>
-                <w:sz w:val="20"/>
-              </w:rPr>
               <w:t>140</w:t>
             </w:r>
           </w:p>
         </w:tc>
         <w:tc>
           <w:tcPr>
-            <w:tcW w:type="dxa" w:w="2551"/>
-            <w:vAlign w:val="center"/>
-          </w:tcPr>
-          <w:p>
-            <w:pPr>
-              <w:keepNext w:val="0"/>
+            <w:tcW w:type="dxa" w:w="2494"/>
+            <w:vAlign w:val="center"/>
+          </w:tcPr>
+          <w:p>
+            <w:pPr>
+              <w:keepNext/>
               <w:pageBreakBefore w:val="0"/>
               <w:widowControl/>
               <w:spacing w:lineRule="auto" w:line="240" w:before="0" w:after="0"/>
@@ -11685,7 +11647,7 @@
         </w:trPr>
         <w:tc>
           <w:tcPr>
-            <w:tcW w:type="dxa" w:w="850"/>
+            <w:tcW w:type="dxa" w:w="1020"/>
             <w:vAlign w:val="center"/>
           </w:tcPr>
           <w:p>
@@ -11737,6 +11699,58 @@
         </w:tc>
         <w:tc>
           <w:tcPr>
+            <w:tcW w:type="dxa" w:w="1474"/>
+            <w:vAlign w:val="center"/>
+          </w:tcPr>
+          <w:p>
+            <w:pPr>
+              <w:keepNext w:val="0"/>
+              <w:pageBreakBefore w:val="0"/>
+              <w:widowControl/>
+              <w:spacing w:lineRule="auto" w:line="240" w:before="0" w:after="0"/>
+              <w:ind w:firstLine="0"/>
+              <w:jc w:val="left"/>
+            </w:pPr>
+            <w:r/>
+            <w:r>
+              <w:rPr>
+                <w:rFonts w:ascii="Times New Roman" w:hAnsi="Times New Roman" w:cs="Times New Roman" w:eastAsia="Times New Roman"/>
+                <w:b w:val="0"/>
+                <w:i w:val="0"/>
+                <w:sz w:val="20"/>
+              </w:rPr>
+              <w:t>нет</w:t>
+            </w:r>
+          </w:p>
+        </w:tc>
+        <w:tc>
+          <w:tcPr>
+            <w:tcW w:type="dxa" w:w="1020"/>
+            <w:vAlign w:val="center"/>
+          </w:tcPr>
+          <w:p>
+            <w:pPr>
+              <w:keepNext w:val="0"/>
+              <w:pageBreakBefore w:val="0"/>
+              <w:widowControl/>
+              <w:spacing w:lineRule="auto" w:line="240" w:before="0" w:after="0"/>
+              <w:ind w:firstLine="0"/>
+              <w:jc w:val="center"/>
+            </w:pPr>
+            <w:r/>
+            <w:r>
+              <w:rPr>
+                <w:rFonts w:ascii="Times New Roman" w:hAnsi="Times New Roman" w:cs="Times New Roman" w:eastAsia="Times New Roman"/>
+                <w:b w:val="0"/>
+                <w:i w:val="0"/>
+                <w:sz w:val="20"/>
+              </w:rPr>
+              <w:t>165</w:t>
+            </w:r>
+          </w:p>
+        </w:tc>
+        <w:tc>
+          <w:tcPr>
             <w:tcW w:type="dxa" w:w="1531"/>
             <w:vAlign w:val="center"/>
           </w:tcPr>
@@ -11747,7 +11761,7 @@
               <w:widowControl/>
               <w:spacing w:lineRule="auto" w:line="240" w:before="0" w:after="0"/>
               <w:ind w:firstLine="0"/>
-              <w:jc w:val="left"/>
+              <w:jc w:val="center"/>
             </w:pPr>
             <w:r/>
             <w:r>
@@ -11757,65 +11771,13 @@
                 <w:i w:val="0"/>
                 <w:sz w:val="20"/>
               </w:rPr>
-              <w:t>нет</w:t>
-            </w:r>
-          </w:p>
-        </w:tc>
-        <w:tc>
-          <w:tcPr>
-            <w:tcW w:type="dxa" w:w="1020"/>
-            <w:vAlign w:val="center"/>
-          </w:tcPr>
-          <w:p>
-            <w:pPr>
-              <w:keepNext w:val="0"/>
-              <w:pageBreakBefore w:val="0"/>
-              <w:widowControl/>
-              <w:spacing w:lineRule="auto" w:line="240" w:before="0" w:after="0"/>
-              <w:ind w:firstLine="0"/>
-              <w:jc w:val="center"/>
-            </w:pPr>
-            <w:r/>
-            <w:r>
-              <w:rPr>
-                <w:rFonts w:ascii="Times New Roman" w:hAnsi="Times New Roman" w:cs="Times New Roman" w:eastAsia="Times New Roman"/>
-                <w:b w:val="0"/>
-                <w:i w:val="0"/>
-                <w:sz w:val="20"/>
-              </w:rPr>
-              <w:t>165</w:t>
-            </w:r>
-          </w:p>
-        </w:tc>
-        <w:tc>
-          <w:tcPr>
-            <w:tcW w:type="dxa" w:w="1587"/>
-            <w:vAlign w:val="center"/>
-          </w:tcPr>
-          <w:p>
-            <w:pPr>
-              <w:keepNext w:val="0"/>
-              <w:pageBreakBefore w:val="0"/>
-              <w:widowControl/>
-              <w:spacing w:lineRule="auto" w:line="240" w:before="0" w:after="0"/>
-              <w:ind w:firstLine="0"/>
-              <w:jc w:val="center"/>
-            </w:pPr>
-            <w:r/>
-            <w:r>
-              <w:rPr>
-                <w:rFonts w:ascii="Times New Roman" w:hAnsi="Times New Roman" w:cs="Times New Roman" w:eastAsia="Times New Roman"/>
-                <w:b w:val="0"/>
-                <w:i w:val="0"/>
-                <w:sz w:val="20"/>
-              </w:rPr>
               <w:t>ниже 140</w:t>
             </w:r>
           </w:p>
         </w:tc>
         <w:tc>
           <w:tcPr>
-            <w:tcW w:type="dxa" w:w="2551"/>
+            <w:tcW w:type="dxa" w:w="2494"/>
             <w:vAlign w:val="center"/>
           </w:tcPr>
           <w:p>
@@ -13329,7 +13291,7 @@
           </w:tcPr>
           <w:p>
             <w:pPr>
-              <w:keepNext w:val="0"/>
+              <w:keepNext/>
               <w:pageBreakBefore w:val="0"/>
               <w:widowControl/>
               <w:spacing w:lineRule="auto" w:line="240" w:before="0" w:after="0"/>
@@ -13356,7 +13318,7 @@
           </w:tcPr>
           <w:p>
             <w:pPr>
-              <w:keepNext w:val="0"/>
+              <w:keepNext/>
               <w:pageBreakBefore w:val="0"/>
               <w:widowControl/>
               <w:spacing w:lineRule="auto" w:line="240" w:before="0" w:after="0"/>
@@ -13383,7 +13345,7 @@
           </w:tcPr>
           <w:p>
             <w:pPr>
-              <w:keepNext w:val="0"/>
+              <w:keepNext/>
               <w:pageBreakBefore w:val="0"/>
               <w:widowControl/>
               <w:spacing w:lineRule="auto" w:line="240" w:before="0" w:after="0"/>
@@ -13410,7 +13372,7 @@
           </w:tcPr>
           <w:p>
             <w:pPr>
-              <w:keepNext w:val="0"/>
+              <w:keepNext/>
               <w:pageBreakBefore w:val="0"/>
               <w:widowControl/>
               <w:spacing w:lineRule="auto" w:line="240" w:before="0" w:after="0"/>
@@ -13437,7 +13399,7 @@
           </w:tcPr>
           <w:p>
             <w:pPr>
-              <w:keepNext w:val="0"/>
+              <w:keepNext/>
               <w:pageBreakBefore w:val="0"/>
               <w:widowControl/>
               <w:spacing w:lineRule="auto" w:line="240" w:before="0" w:after="0"/>
@@ -13468,7 +13430,7 @@
           </w:tcPr>
           <w:p>
             <w:pPr>
-              <w:keepNext w:val="0"/>
+              <w:keepNext/>
               <w:pageBreakBefore w:val="0"/>
               <w:widowControl/>
               <w:spacing w:lineRule="auto" w:line="240" w:before="0" w:after="0"/>
@@ -13494,7 +13456,7 @@
           </w:tcPr>
           <w:p>
             <w:pPr>
-              <w:keepNext w:val="0"/>
+              <w:keepNext/>
               <w:pageBreakBefore w:val="0"/>
               <w:widowControl/>
               <w:spacing w:lineRule="auto" w:line="240" w:before="0" w:after="0"/>
@@ -13520,7 +13482,7 @@
           </w:tcPr>
           <w:p>
             <w:pPr>
-              <w:keepNext w:val="0"/>
+              <w:keepNext/>
               <w:pageBreakBefore w:val="0"/>
               <w:widowControl/>
               <w:spacing w:lineRule="auto" w:line="240" w:before="0" w:after="0"/>
@@ -13546,7 +13508,7 @@
           </w:tcPr>
           <w:p>
             <w:pPr>
-              <w:keepNext w:val="0"/>
+              <w:keepNext/>
               <w:pageBreakBefore w:val="0"/>
               <w:widowControl/>
               <w:spacing w:lineRule="auto" w:line="240" w:before="0" w:after="0"/>
@@ -13572,7 +13534,7 @@
           </w:tcPr>
           <w:p>
             <w:pPr>
-              <w:keepNext w:val="0"/>
+              <w:keepNext/>
               <w:pageBreakBefore w:val="0"/>
               <w:widowControl/>
               <w:spacing w:lineRule="auto" w:line="240" w:before="0" w:after="0"/>
@@ -13603,7 +13565,7 @@
           </w:tcPr>
           <w:p>
             <w:pPr>
-              <w:keepNext w:val="0"/>
+              <w:keepNext/>
               <w:pageBreakBefore w:val="0"/>
               <w:widowControl/>
               <w:spacing w:lineRule="auto" w:line="240" w:before="0" w:after="0"/>
@@ -13629,7 +13591,7 @@
           </w:tcPr>
           <w:p>
             <w:pPr>
-              <w:keepNext w:val="0"/>
+              <w:keepNext/>
               <w:pageBreakBefore w:val="0"/>
               <w:widowControl/>
               <w:spacing w:lineRule="auto" w:line="240" w:before="0" w:after="0"/>
@@ -13655,7 +13617,7 @@
           </w:tcPr>
           <w:p>
             <w:pPr>
-              <w:keepNext w:val="0"/>
+              <w:keepNext/>
               <w:pageBreakBefore w:val="0"/>
               <w:widowControl/>
               <w:spacing w:lineRule="auto" w:line="240" w:before="0" w:after="0"/>
@@ -13681,7 +13643,7 @@
           </w:tcPr>
           <w:p>
             <w:pPr>
-              <w:keepNext w:val="0"/>
+              <w:keepNext/>
               <w:pageBreakBefore w:val="0"/>
               <w:widowControl/>
               <w:spacing w:lineRule="auto" w:line="240" w:before="0" w:after="0"/>
@@ -13707,7 +13669,7 @@
           </w:tcPr>
           <w:p>
             <w:pPr>
-              <w:keepNext w:val="0"/>
+              <w:keepNext/>
               <w:pageBreakBefore w:val="0"/>
               <w:widowControl/>
               <w:spacing w:lineRule="auto" w:line="240" w:before="0" w:after="0"/>
@@ -13738,7 +13700,7 @@
           </w:tcPr>
           <w:p>
             <w:pPr>
-              <w:keepNext w:val="0"/>
+              <w:keepNext/>
               <w:pageBreakBefore w:val="0"/>
               <w:widowControl/>
               <w:spacing w:lineRule="auto" w:line="240" w:before="0" w:after="0"/>
@@ -13764,7 +13726,7 @@
           </w:tcPr>
           <w:p>
             <w:pPr>
-              <w:keepNext w:val="0"/>
+              <w:keepNext/>
               <w:pageBreakBefore w:val="0"/>
               <w:widowControl/>
               <w:spacing w:lineRule="auto" w:line="240" w:before="0" w:after="0"/>
@@ -13790,7 +13752,7 @@
           </w:tcPr>
           <w:p>
             <w:pPr>
-              <w:keepNext w:val="0"/>
+              <w:keepNext/>
               <w:pageBreakBefore w:val="0"/>
               <w:widowControl/>
               <w:spacing w:lineRule="auto" w:line="240" w:before="0" w:after="0"/>
@@ -13816,7 +13778,7 @@
           </w:tcPr>
           <w:p>
             <w:pPr>
-              <w:keepNext w:val="0"/>
+              <w:keepNext/>
               <w:pageBreakBefore w:val="0"/>
               <w:widowControl/>
               <w:spacing w:lineRule="auto" w:line="240" w:before="0" w:after="0"/>
@@ -13842,7 +13804,7 @@
           </w:tcPr>
           <w:p>
             <w:pPr>
-              <w:keepNext w:val="0"/>
+              <w:keepNext/>
               <w:pageBreakBefore w:val="0"/>
               <w:widowControl/>
               <w:spacing w:lineRule="auto" w:line="240" w:before="0" w:after="0"/>
@@ -13873,7 +13835,7 @@
           </w:tcPr>
           <w:p>
             <w:pPr>
-              <w:keepNext w:val="0"/>
+              <w:keepNext/>
               <w:pageBreakBefore w:val="0"/>
               <w:widowControl/>
               <w:spacing w:lineRule="auto" w:line="240" w:before="0" w:after="0"/>
@@ -13899,7 +13861,7 @@
           </w:tcPr>
           <w:p>
             <w:pPr>
-              <w:keepNext w:val="0"/>
+              <w:keepNext/>
               <w:pageBreakBefore w:val="0"/>
               <w:widowControl/>
               <w:spacing w:lineRule="auto" w:line="240" w:before="0" w:after="0"/>
@@ -13925,7 +13887,7 @@
           </w:tcPr>
           <w:p>
             <w:pPr>
-              <w:keepNext w:val="0"/>
+              <w:keepNext/>
               <w:pageBreakBefore w:val="0"/>
               <w:widowControl/>
               <w:spacing w:lineRule="auto" w:line="240" w:before="0" w:after="0"/>
@@ -13951,7 +13913,7 @@
           </w:tcPr>
           <w:p>
             <w:pPr>
-              <w:keepNext w:val="0"/>
+              <w:keepNext/>
               <w:pageBreakBefore w:val="0"/>
               <w:widowControl/>
               <w:spacing w:lineRule="auto" w:line="240" w:before="0" w:after="0"/>
@@ -13977,7 +13939,7 @@
           </w:tcPr>
           <w:p>
             <w:pPr>
-              <w:keepNext w:val="0"/>
+              <w:keepNext/>
               <w:pageBreakBefore w:val="0"/>
               <w:widowControl/>
               <w:spacing w:lineRule="auto" w:line="240" w:before="0" w:after="0"/>
@@ -14008,7 +13970,7 @@
           </w:tcPr>
           <w:p>
             <w:pPr>
-              <w:keepNext w:val="0"/>
+              <w:keepNext/>
               <w:pageBreakBefore w:val="0"/>
               <w:widowControl/>
               <w:spacing w:lineRule="auto" w:line="240" w:before="0" w:after="0"/>
@@ -14034,7 +13996,7 @@
           </w:tcPr>
           <w:p>
             <w:pPr>
-              <w:keepNext w:val="0"/>
+              <w:keepNext/>
               <w:pageBreakBefore w:val="0"/>
               <w:widowControl/>
               <w:spacing w:lineRule="auto" w:line="240" w:before="0" w:after="0"/>
@@ -14060,7 +14022,7 @@
           </w:tcPr>
           <w:p>
             <w:pPr>
-              <w:keepNext w:val="0"/>
+              <w:keepNext/>
               <w:pageBreakBefore w:val="0"/>
               <w:widowControl/>
               <w:spacing w:lineRule="auto" w:line="240" w:before="0" w:after="0"/>
@@ -14086,7 +14048,7 @@
           </w:tcPr>
           <w:p>
             <w:pPr>
-              <w:keepNext w:val="0"/>
+              <w:keepNext/>
               <w:pageBreakBefore w:val="0"/>
               <w:widowControl/>
               <w:spacing w:lineRule="auto" w:line="240" w:before="0" w:after="0"/>
@@ -14112,7 +14074,7 @@
           </w:tcPr>
           <w:p>
             <w:pPr>
-              <w:keepNext w:val="0"/>
+              <w:keepNext/>
               <w:pageBreakBefore w:val="0"/>
               <w:widowControl/>
               <w:spacing w:lineRule="auto" w:line="240" w:before="0" w:after="0"/>
@@ -14422,7 +14384,7 @@
           </w:tcPr>
           <w:p>
             <w:pPr>
-              <w:keepNext w:val="0"/>
+              <w:keepNext/>
               <w:pageBreakBefore w:val="0"/>
               <w:widowControl/>
               <w:spacing w:lineRule="auto" w:line="240" w:before="0" w:after="0"/>
@@ -14449,7 +14411,7 @@
           </w:tcPr>
           <w:p>
             <w:pPr>
-              <w:keepNext w:val="0"/>
+              <w:keepNext/>
               <w:pageBreakBefore w:val="0"/>
               <w:widowControl/>
               <w:spacing w:lineRule="auto" w:line="240" w:before="0" w:after="0"/>
@@ -14476,7 +14438,7 @@
           </w:tcPr>
           <w:p>
             <w:pPr>
-              <w:keepNext w:val="0"/>
+              <w:keepNext/>
               <w:pageBreakBefore w:val="0"/>
               <w:widowControl/>
               <w:spacing w:lineRule="auto" w:line="240" w:before="0" w:after="0"/>
@@ -14503,7 +14465,7 @@
           </w:tcPr>
           <w:p>
             <w:pPr>
-              <w:keepNext w:val="0"/>
+              <w:keepNext/>
               <w:pageBreakBefore w:val="0"/>
               <w:widowControl/>
               <w:spacing w:lineRule="auto" w:line="240" w:before="0" w:after="0"/>
@@ -14534,7 +14496,7 @@
           </w:tcPr>
           <w:p>
             <w:pPr>
-              <w:keepNext w:val="0"/>
+              <w:keepNext/>
               <w:pageBreakBefore w:val="0"/>
               <w:widowControl/>
               <w:spacing w:lineRule="auto" w:line="240" w:before="0" w:after="0"/>
@@ -14560,7 +14522,7 @@
           </w:tcPr>
           <w:p>
             <w:pPr>
-              <w:keepNext w:val="0"/>
+              <w:keepNext/>
               <w:pageBreakBefore w:val="0"/>
               <w:widowControl/>
               <w:spacing w:lineRule="auto" w:line="240" w:before="0" w:after="0"/>
@@ -14586,7 +14548,7 @@
           </w:tcPr>
           <w:p>
             <w:pPr>
-              <w:keepNext w:val="0"/>
+              <w:keepNext/>
               <w:pageBreakBefore w:val="0"/>
               <w:widowControl/>
               <w:spacing w:lineRule="auto" w:line="240" w:before="0" w:after="0"/>
@@ -14612,7 +14574,7 @@
           </w:tcPr>
           <w:p>
             <w:pPr>
-              <w:keepNext w:val="0"/>
+              <w:keepNext/>
               <w:pageBreakBefore w:val="0"/>
               <w:widowControl/>
               <w:spacing w:lineRule="auto" w:line="240" w:before="0" w:after="0"/>
@@ -14643,7 +14605,7 @@
           </w:tcPr>
           <w:p>
             <w:pPr>
-              <w:keepNext w:val="0"/>
+              <w:keepNext/>
               <w:pageBreakBefore w:val="0"/>
               <w:widowControl/>
               <w:spacing w:lineRule="auto" w:line="240" w:before="0" w:after="0"/>
@@ -14669,7 +14631,7 @@
           </w:tcPr>
           <w:p>
             <w:pPr>
-              <w:keepNext w:val="0"/>
+              <w:keepNext/>
               <w:pageBreakBefore w:val="0"/>
               <w:widowControl/>
               <w:spacing w:lineRule="auto" w:line="240" w:before="0" w:after="0"/>
@@ -14695,7 +14657,7 @@
           </w:tcPr>
           <w:p>
             <w:pPr>
-              <w:keepNext w:val="0"/>
+              <w:keepNext/>
               <w:pageBreakBefore w:val="0"/>
               <w:widowControl/>
               <w:spacing w:lineRule="auto" w:line="240" w:before="0" w:after="0"/>
@@ -14721,7 +14683,7 @@
           </w:tcPr>
           <w:p>
             <w:pPr>
-              <w:keepNext w:val="0"/>
+              <w:keepNext/>
               <w:pageBreakBefore w:val="0"/>
               <w:widowControl/>
               <w:spacing w:lineRule="auto" w:line="240" w:before="0" w:after="0"/>
@@ -15147,9 +15109,9 @@
       </w:tblPr>
       <w:tblGrid>
         <w:gridCol w:w="1020"/>
-        <w:gridCol w:w="3515"/>
-        <w:gridCol w:w="1247"/>
-        <w:gridCol w:w="3572"/>
+        <w:gridCol w:w="3288"/>
+        <w:gridCol w:w="1701"/>
+        <w:gridCol w:w="3345"/>
       </w:tblGrid>
       <w:tr>
         <w:trPr>
@@ -15164,7 +15126,7 @@
           </w:tcPr>
           <w:p>
             <w:pPr>
-              <w:keepNext w:val="0"/>
+              <w:keepNext/>
               <w:pageBreakBefore w:val="0"/>
               <w:widowControl/>
               <w:spacing w:lineRule="auto" w:line="240" w:before="0" w:after="0"/>
@@ -15185,13 +15147,13 @@
         </w:tc>
         <w:tc>
           <w:tcPr>
-            <w:tcW w:type="dxa" w:w="3515"/>
+            <w:tcW w:type="dxa" w:w="3288"/>
             <w:vAlign w:val="center"/>
             <w:shd w:val="clear" w:color="auto" w:fill="E7E6E6"/>
           </w:tcPr>
           <w:p>
             <w:pPr>
-              <w:keepNext w:val="0"/>
+              <w:keepNext/>
               <w:pageBreakBefore w:val="0"/>
               <w:widowControl/>
               <w:spacing w:lineRule="auto" w:line="240" w:before="0" w:after="0"/>
@@ -15212,13 +15174,13 @@
         </w:tc>
         <w:tc>
           <w:tcPr>
-            <w:tcW w:type="dxa" w:w="1247"/>
+            <w:tcW w:type="dxa" w:w="1701"/>
             <w:vAlign w:val="center"/>
             <w:shd w:val="clear" w:color="auto" w:fill="E7E6E6"/>
           </w:tcPr>
           <w:p>
             <w:pPr>
-              <w:keepNext w:val="0"/>
+              <w:keepNext/>
               <w:pageBreakBefore w:val="0"/>
               <w:widowControl/>
               <w:spacing w:lineRule="auto" w:line="240" w:before="0" w:after="0"/>
@@ -15239,13 +15201,13 @@
         </w:tc>
         <w:tc>
           <w:tcPr>
-            <w:tcW w:type="dxa" w:w="3572"/>
+            <w:tcW w:type="dxa" w:w="3345"/>
             <w:vAlign w:val="center"/>
             <w:shd w:val="clear" w:color="auto" w:fill="E7E6E6"/>
           </w:tcPr>
           <w:p>
             <w:pPr>
-              <w:keepNext w:val="0"/>
+              <w:keepNext/>
               <w:pageBreakBefore w:val="0"/>
               <w:widowControl/>
               <w:spacing w:lineRule="auto" w:line="240" w:before="0" w:after="0"/>
@@ -15276,7 +15238,7 @@
           </w:tcPr>
           <w:p>
             <w:pPr>
-              <w:keepNext w:val="0"/>
+              <w:keepNext/>
               <w:pageBreakBefore w:val="0"/>
               <w:widowControl/>
               <w:spacing w:lineRule="auto" w:line="240" w:before="0" w:after="0"/>
@@ -15297,12 +15259,12 @@
         </w:tc>
         <w:tc>
           <w:tcPr>
-            <w:tcW w:type="dxa" w:w="3515"/>
-            <w:vAlign w:val="center"/>
-          </w:tcPr>
-          <w:p>
-            <w:pPr>
-              <w:keepNext w:val="0"/>
+            <w:tcW w:type="dxa" w:w="3288"/>
+            <w:vAlign w:val="center"/>
+          </w:tcPr>
+          <w:p>
+            <w:pPr>
+              <w:keepNext/>
               <w:pageBreakBefore w:val="0"/>
               <w:widowControl/>
               <w:spacing w:lineRule="auto" w:line="240" w:before="0" w:after="0"/>
@@ -15323,12 +15285,12 @@
         </w:tc>
         <w:tc>
           <w:tcPr>
-            <w:tcW w:type="dxa" w:w="1247"/>
-            <w:vAlign w:val="center"/>
-          </w:tcPr>
-          <w:p>
-            <w:pPr>
-              <w:keepNext w:val="0"/>
+            <w:tcW w:type="dxa" w:w="1701"/>
+            <w:vAlign w:val="center"/>
+          </w:tcPr>
+          <w:p>
+            <w:pPr>
+              <w:keepNext/>
               <w:pageBreakBefore w:val="0"/>
               <w:widowControl/>
               <w:spacing w:lineRule="auto" w:line="240" w:before="0" w:after="0"/>
@@ -15349,12 +15311,12 @@
         </w:tc>
         <w:tc>
           <w:tcPr>
-            <w:tcW w:type="dxa" w:w="3572"/>
-            <w:vAlign w:val="center"/>
-          </w:tcPr>
-          <w:p>
-            <w:pPr>
-              <w:keepNext w:val="0"/>
+            <w:tcW w:type="dxa" w:w="3345"/>
+            <w:vAlign w:val="center"/>
+          </w:tcPr>
+          <w:p>
+            <w:pPr>
+              <w:keepNext/>
               <w:pageBreakBefore w:val="0"/>
               <w:widowControl/>
               <w:spacing w:lineRule="auto" w:line="240" w:before="0" w:after="0"/>
@@ -15385,7 +15347,7 @@
           </w:tcPr>
           <w:p>
             <w:pPr>
-              <w:keepNext w:val="0"/>
+              <w:keepNext/>
               <w:pageBreakBefore w:val="0"/>
               <w:widowControl/>
               <w:spacing w:lineRule="auto" w:line="240" w:before="0" w:after="0"/>
@@ -15406,12 +15368,12 @@
         </w:tc>
         <w:tc>
           <w:tcPr>
-            <w:tcW w:type="dxa" w:w="3515"/>
-            <w:vAlign w:val="center"/>
-          </w:tcPr>
-          <w:p>
-            <w:pPr>
-              <w:keepNext w:val="0"/>
+            <w:tcW w:type="dxa" w:w="3288"/>
+            <w:vAlign w:val="center"/>
+          </w:tcPr>
+          <w:p>
+            <w:pPr>
+              <w:keepNext/>
               <w:pageBreakBefore w:val="0"/>
               <w:widowControl/>
               <w:spacing w:lineRule="auto" w:line="240" w:before="0" w:after="0"/>
@@ -15432,12 +15394,12 @@
         </w:tc>
         <w:tc>
           <w:tcPr>
-            <w:tcW w:type="dxa" w:w="1247"/>
-            <w:vAlign w:val="center"/>
-          </w:tcPr>
-          <w:p>
-            <w:pPr>
-              <w:keepNext w:val="0"/>
+            <w:tcW w:type="dxa" w:w="1701"/>
+            <w:vAlign w:val="center"/>
+          </w:tcPr>
+          <w:p>
+            <w:pPr>
+              <w:keepNext/>
               <w:pageBreakBefore w:val="0"/>
               <w:widowControl/>
               <w:spacing w:lineRule="auto" w:line="240" w:before="0" w:after="0"/>
@@ -15458,12 +15420,12 @@
         </w:tc>
         <w:tc>
           <w:tcPr>
-            <w:tcW w:type="dxa" w:w="3572"/>
-            <w:vAlign w:val="center"/>
-          </w:tcPr>
-          <w:p>
-            <w:pPr>
-              <w:keepNext w:val="0"/>
+            <w:tcW w:type="dxa" w:w="3345"/>
+            <w:vAlign w:val="center"/>
+          </w:tcPr>
+          <w:p>
+            <w:pPr>
+              <w:keepNext/>
               <w:pageBreakBefore w:val="0"/>
               <w:widowControl/>
               <w:spacing w:lineRule="auto" w:line="240" w:before="0" w:after="0"/>
@@ -15494,7 +15456,7 @@
           </w:tcPr>
           <w:p>
             <w:pPr>
-              <w:keepNext w:val="0"/>
+              <w:keepNext/>
               <w:pageBreakBefore w:val="0"/>
               <w:widowControl/>
               <w:spacing w:lineRule="auto" w:line="240" w:before="0" w:after="0"/>
@@ -15515,12 +15477,12 @@
         </w:tc>
         <w:tc>
           <w:tcPr>
-            <w:tcW w:type="dxa" w:w="3515"/>
-            <w:vAlign w:val="center"/>
-          </w:tcPr>
-          <w:p>
-            <w:pPr>
-              <w:keepNext w:val="0"/>
+            <w:tcW w:type="dxa" w:w="3288"/>
+            <w:vAlign w:val="center"/>
+          </w:tcPr>
+          <w:p>
+            <w:pPr>
+              <w:keepNext/>
               <w:pageBreakBefore w:val="0"/>
               <w:widowControl/>
               <w:spacing w:lineRule="auto" w:line="240" w:before="0" w:after="0"/>
@@ -15541,12 +15503,12 @@
         </w:tc>
         <w:tc>
           <w:tcPr>
-            <w:tcW w:type="dxa" w:w="1247"/>
-            <w:vAlign w:val="center"/>
-          </w:tcPr>
-          <w:p>
-            <w:pPr>
-              <w:keepNext w:val="0"/>
+            <w:tcW w:type="dxa" w:w="1701"/>
+            <w:vAlign w:val="center"/>
+          </w:tcPr>
+          <w:p>
+            <w:pPr>
+              <w:keepNext/>
               <w:pageBreakBefore w:val="0"/>
               <w:widowControl/>
               <w:spacing w:lineRule="auto" w:line="240" w:before="0" w:after="0"/>
@@ -15567,12 +15529,12 @@
         </w:tc>
         <w:tc>
           <w:tcPr>
-            <w:tcW w:type="dxa" w:w="3572"/>
-            <w:vAlign w:val="center"/>
-          </w:tcPr>
-          <w:p>
-            <w:pPr>
-              <w:keepNext w:val="0"/>
+            <w:tcW w:type="dxa" w:w="3345"/>
+            <w:vAlign w:val="center"/>
+          </w:tcPr>
+          <w:p>
+            <w:pPr>
+              <w:keepNext/>
               <w:pageBreakBefore w:val="0"/>
               <w:widowControl/>
               <w:spacing w:lineRule="auto" w:line="240" w:before="0" w:after="0"/>
@@ -15603,7 +15565,7 @@
           </w:tcPr>
           <w:p>
             <w:pPr>
-              <w:keepNext w:val="0"/>
+              <w:keepNext/>
               <w:pageBreakBefore w:val="0"/>
               <w:widowControl/>
               <w:spacing w:lineRule="auto" w:line="240" w:before="0" w:after="0"/>
@@ -15624,12 +15586,12 @@
         </w:tc>
         <w:tc>
           <w:tcPr>
-            <w:tcW w:type="dxa" w:w="3515"/>
-            <w:vAlign w:val="center"/>
-          </w:tcPr>
-          <w:p>
-            <w:pPr>
-              <w:keepNext w:val="0"/>
+            <w:tcW w:type="dxa" w:w="3288"/>
+            <w:vAlign w:val="center"/>
+          </w:tcPr>
+          <w:p>
+            <w:pPr>
+              <w:keepNext/>
               <w:pageBreakBefore w:val="0"/>
               <w:widowControl/>
               <w:spacing w:lineRule="auto" w:line="240" w:before="0" w:after="0"/>
@@ -15650,12 +15612,12 @@
         </w:tc>
         <w:tc>
           <w:tcPr>
-            <w:tcW w:type="dxa" w:w="1247"/>
-            <w:vAlign w:val="center"/>
-          </w:tcPr>
-          <w:p>
-            <w:pPr>
-              <w:keepNext w:val="0"/>
+            <w:tcW w:type="dxa" w:w="1701"/>
+            <w:vAlign w:val="center"/>
+          </w:tcPr>
+          <w:p>
+            <w:pPr>
+              <w:keepNext/>
               <w:pageBreakBefore w:val="0"/>
               <w:widowControl/>
               <w:spacing w:lineRule="auto" w:line="240" w:before="0" w:after="0"/>
@@ -15676,12 +15638,12 @@
         </w:tc>
         <w:tc>
           <w:tcPr>
-            <w:tcW w:type="dxa" w:w="3572"/>
-            <w:vAlign w:val="center"/>
-          </w:tcPr>
-          <w:p>
-            <w:pPr>
-              <w:keepNext w:val="0"/>
+            <w:tcW w:type="dxa" w:w="3345"/>
+            <w:vAlign w:val="center"/>
+          </w:tcPr>
+          <w:p>
+            <w:pPr>
+              <w:keepNext/>
               <w:pageBreakBefore w:val="0"/>
               <w:widowControl/>
               <w:spacing w:lineRule="auto" w:line="240" w:before="0" w:after="0"/>
@@ -15712,7 +15674,7 @@
           </w:tcPr>
           <w:p>
             <w:pPr>
-              <w:keepNext w:val="0"/>
+              <w:keepNext/>
               <w:pageBreakBefore w:val="0"/>
               <w:widowControl/>
               <w:spacing w:lineRule="auto" w:line="240" w:before="0" w:after="0"/>
@@ -15733,12 +15695,12 @@
         </w:tc>
         <w:tc>
           <w:tcPr>
-            <w:tcW w:type="dxa" w:w="3515"/>
-            <w:vAlign w:val="center"/>
-          </w:tcPr>
-          <w:p>
-            <w:pPr>
-              <w:keepNext w:val="0"/>
+            <w:tcW w:type="dxa" w:w="3288"/>
+            <w:vAlign w:val="center"/>
+          </w:tcPr>
+          <w:p>
+            <w:pPr>
+              <w:keepNext/>
               <w:pageBreakBefore w:val="0"/>
               <w:widowControl/>
               <w:spacing w:lineRule="auto" w:line="240" w:before="0" w:after="0"/>
@@ -15759,12 +15721,12 @@
         </w:tc>
         <w:tc>
           <w:tcPr>
-            <w:tcW w:type="dxa" w:w="1247"/>
-            <w:vAlign w:val="center"/>
-          </w:tcPr>
-          <w:p>
-            <w:pPr>
-              <w:keepNext w:val="0"/>
+            <w:tcW w:type="dxa" w:w="1701"/>
+            <w:vAlign w:val="center"/>
+          </w:tcPr>
+          <w:p>
+            <w:pPr>
+              <w:keepNext/>
               <w:pageBreakBefore w:val="0"/>
               <w:widowControl/>
               <w:spacing w:lineRule="auto" w:line="240" w:before="0" w:after="0"/>
@@ -15785,12 +15747,12 @@
         </w:tc>
         <w:tc>
           <w:tcPr>
-            <w:tcW w:type="dxa" w:w="3572"/>
-            <w:vAlign w:val="center"/>
-          </w:tcPr>
-          <w:p>
-            <w:pPr>
-              <w:keepNext w:val="0"/>
+            <w:tcW w:type="dxa" w:w="3345"/>
+            <w:vAlign w:val="center"/>
+          </w:tcPr>
+          <w:p>
+            <w:pPr>
+              <w:keepNext/>
               <w:pageBreakBefore w:val="0"/>
               <w:widowControl/>
               <w:spacing w:lineRule="auto" w:line="240" w:before="0" w:after="0"/>
@@ -15821,7 +15783,7 @@
           </w:tcPr>
           <w:p>
             <w:pPr>
-              <w:keepNext w:val="0"/>
+              <w:keepNext/>
               <w:pageBreakBefore w:val="0"/>
               <w:widowControl/>
               <w:spacing w:lineRule="auto" w:line="240" w:before="0" w:after="0"/>
@@ -15842,12 +15804,12 @@
         </w:tc>
         <w:tc>
           <w:tcPr>
-            <w:tcW w:type="dxa" w:w="3515"/>
-            <w:vAlign w:val="center"/>
-          </w:tcPr>
-          <w:p>
-            <w:pPr>
-              <w:keepNext w:val="0"/>
+            <w:tcW w:type="dxa" w:w="3288"/>
+            <w:vAlign w:val="center"/>
+          </w:tcPr>
+          <w:p>
+            <w:pPr>
+              <w:keepNext/>
               <w:pageBreakBefore w:val="0"/>
               <w:widowControl/>
               <w:spacing w:lineRule="auto" w:line="240" w:before="0" w:after="0"/>
@@ -15868,12 +15830,12 @@
         </w:tc>
         <w:tc>
           <w:tcPr>
-            <w:tcW w:type="dxa" w:w="1247"/>
-            <w:vAlign w:val="center"/>
-          </w:tcPr>
-          <w:p>
-            <w:pPr>
-              <w:keepNext w:val="0"/>
+            <w:tcW w:type="dxa" w:w="1701"/>
+            <w:vAlign w:val="center"/>
+          </w:tcPr>
+          <w:p>
+            <w:pPr>
+              <w:keepNext/>
               <w:pageBreakBefore w:val="0"/>
               <w:widowControl/>
               <w:spacing w:lineRule="auto" w:line="240" w:before="0" w:after="0"/>
@@ -15894,12 +15856,12 @@
         </w:tc>
         <w:tc>
           <w:tcPr>
-            <w:tcW w:type="dxa" w:w="3572"/>
-            <w:vAlign w:val="center"/>
-          </w:tcPr>
-          <w:p>
-            <w:pPr>
-              <w:keepNext w:val="0"/>
+            <w:tcW w:type="dxa" w:w="3345"/>
+            <w:vAlign w:val="center"/>
+          </w:tcPr>
+          <w:p>
+            <w:pPr>
+              <w:keepNext/>
               <w:pageBreakBefore w:val="0"/>
               <w:widowControl/>
               <w:spacing w:lineRule="auto" w:line="240" w:before="0" w:after="0"/>
@@ -15951,7 +15913,7 @@
         </w:tc>
         <w:tc>
           <w:tcPr>
-            <w:tcW w:type="dxa" w:w="3515"/>
+            <w:tcW w:type="dxa" w:w="3288"/>
             <w:vAlign w:val="center"/>
           </w:tcPr>
           <w:p>
@@ -15977,7 +15939,7 @@
         </w:tc>
         <w:tc>
           <w:tcPr>
-            <w:tcW w:type="dxa" w:w="1247"/>
+            <w:tcW w:type="dxa" w:w="1701"/>
             <w:vAlign w:val="center"/>
           </w:tcPr>
           <w:p>
@@ -16003,7 +15965,7 @@
         </w:tc>
         <w:tc>
           <w:tcPr>
-            <w:tcW w:type="dxa" w:w="3572"/>
+            <w:tcW w:type="dxa" w:w="3345"/>
             <w:vAlign w:val="center"/>
           </w:tcPr>
           <w:p>
@@ -16146,7 +16108,7 @@
           </w:tcPr>
           <w:p>
             <w:pPr>
-              <w:keepNext w:val="0"/>
+              <w:keepNext/>
               <w:pageBreakBefore w:val="0"/>
               <w:widowControl/>
               <w:spacing w:lineRule="auto" w:line="240" w:before="0" w:after="0"/>
@@ -16173,7 +16135,7 @@
           </w:tcPr>
           <w:p>
             <w:pPr>
-              <w:keepNext w:val="0"/>
+              <w:keepNext/>
               <w:pageBreakBefore w:val="0"/>
               <w:widowControl/>
               <w:spacing w:lineRule="auto" w:line="240" w:before="0" w:after="0"/>
@@ -16200,7 +16162,7 @@
           </w:tcPr>
           <w:p>
             <w:pPr>
-              <w:keepNext w:val="0"/>
+              <w:keepNext/>
               <w:pageBreakBefore w:val="0"/>
               <w:widowControl/>
               <w:spacing w:lineRule="auto" w:line="240" w:before="0" w:after="0"/>
@@ -16227,7 +16189,7 @@
           </w:tcPr>
           <w:p>
             <w:pPr>
-              <w:keepNext w:val="0"/>
+              <w:keepNext/>
               <w:pageBreakBefore w:val="0"/>
               <w:widowControl/>
               <w:spacing w:lineRule="auto" w:line="240" w:before="0" w:after="0"/>
@@ -16258,7 +16220,7 @@
           </w:tcPr>
           <w:p>
             <w:pPr>
-              <w:keepNext w:val="0"/>
+              <w:keepNext/>
               <w:pageBreakBefore w:val="0"/>
               <w:widowControl/>
               <w:spacing w:lineRule="auto" w:line="240" w:before="0" w:after="0"/>
@@ -16284,7 +16246,7 @@
           </w:tcPr>
           <w:p>
             <w:pPr>
-              <w:keepNext w:val="0"/>
+              <w:keepNext/>
               <w:pageBreakBefore w:val="0"/>
               <w:widowControl/>
               <w:spacing w:lineRule="auto" w:line="240" w:before="0" w:after="0"/>
@@ -16310,7 +16272,7 @@
           </w:tcPr>
           <w:p>
             <w:pPr>
-              <w:keepNext w:val="0"/>
+              <w:keepNext/>
               <w:pageBreakBefore w:val="0"/>
               <w:widowControl/>
               <w:spacing w:lineRule="auto" w:line="240" w:before="0" w:after="0"/>
@@ -16336,7 +16298,7 @@
           </w:tcPr>
           <w:p>
             <w:pPr>
-              <w:keepNext w:val="0"/>
+              <w:keepNext/>
               <w:pageBreakBefore w:val="0"/>
               <w:widowControl/>
               <w:spacing w:lineRule="auto" w:line="240" w:before="0" w:after="0"/>
@@ -16367,7 +16329,7 @@
           </w:tcPr>
           <w:p>
             <w:pPr>
-              <w:keepNext w:val="0"/>
+              <w:keepNext/>
               <w:pageBreakBefore w:val="0"/>
               <w:widowControl/>
               <w:spacing w:lineRule="auto" w:line="240" w:before="0" w:after="0"/>
@@ -16393,7 +16355,7 @@
           </w:tcPr>
           <w:p>
             <w:pPr>
-              <w:keepNext w:val="0"/>
+              <w:keepNext/>
               <w:pageBreakBefore w:val="0"/>
               <w:widowControl/>
               <w:spacing w:lineRule="auto" w:line="240" w:before="0" w:after="0"/>
@@ -16419,7 +16381,7 @@
           </w:tcPr>
           <w:p>
             <w:pPr>
-              <w:keepNext w:val="0"/>
+              <w:keepNext/>
               <w:pageBreakBefore w:val="0"/>
               <w:widowControl/>
               <w:spacing w:lineRule="auto" w:line="240" w:before="0" w:after="0"/>
@@ -16445,7 +16407,7 @@
           </w:tcPr>
           <w:p>
             <w:pPr>
-              <w:keepNext w:val="0"/>
+              <w:keepNext/>
               <w:pageBreakBefore w:val="0"/>
               <w:widowControl/>
               <w:spacing w:lineRule="auto" w:line="240" w:before="0" w:after="0"/>
@@ -16476,7 +16438,7 @@
           </w:tcPr>
           <w:p>
             <w:pPr>
-              <w:keepNext w:val="0"/>
+              <w:keepNext/>
               <w:pageBreakBefore w:val="0"/>
               <w:widowControl/>
               <w:spacing w:lineRule="auto" w:line="240" w:before="0" w:after="0"/>
@@ -16502,7 +16464,7 @@
           </w:tcPr>
           <w:p>
             <w:pPr>
-              <w:keepNext w:val="0"/>
+              <w:keepNext/>
               <w:pageBreakBefore w:val="0"/>
               <w:widowControl/>
               <w:spacing w:lineRule="auto" w:line="240" w:before="0" w:after="0"/>
@@ -16528,7 +16490,7 @@
           </w:tcPr>
           <w:p>
             <w:pPr>
-              <w:keepNext w:val="0"/>
+              <w:keepNext/>
               <w:pageBreakBefore w:val="0"/>
               <w:widowControl/>
               <w:spacing w:lineRule="auto" w:line="240" w:before="0" w:after="0"/>
@@ -16554,7 +16516,7 @@
           </w:tcPr>
           <w:p>
             <w:pPr>
-              <w:keepNext w:val="0"/>
+              <w:keepNext/>
               <w:pageBreakBefore w:val="0"/>
               <w:widowControl/>
               <w:spacing w:lineRule="auto" w:line="240" w:before="0" w:after="0"/>
@@ -16585,7 +16547,7 @@
           </w:tcPr>
           <w:p>
             <w:pPr>
-              <w:keepNext w:val="0"/>
+              <w:keepNext/>
               <w:pageBreakBefore w:val="0"/>
               <w:widowControl/>
               <w:spacing w:lineRule="auto" w:line="240" w:before="0" w:after="0"/>
@@ -16611,7 +16573,7 @@
           </w:tcPr>
           <w:p>
             <w:pPr>
-              <w:keepNext w:val="0"/>
+              <w:keepNext/>
               <w:pageBreakBefore w:val="0"/>
               <w:widowControl/>
               <w:spacing w:lineRule="auto" w:line="240" w:before="0" w:after="0"/>
@@ -16637,7 +16599,7 @@
           </w:tcPr>
           <w:p>
             <w:pPr>
-              <w:keepNext w:val="0"/>
+              <w:keepNext/>
               <w:pageBreakBefore w:val="0"/>
               <w:widowControl/>
               <w:spacing w:lineRule="auto" w:line="240" w:before="0" w:after="0"/>
@@ -16663,7 +16625,7 @@
           </w:tcPr>
           <w:p>
             <w:pPr>
-              <w:keepNext w:val="0"/>
+              <w:keepNext/>
               <w:pageBreakBefore w:val="0"/>
               <w:widowControl/>
               <w:spacing w:lineRule="auto" w:line="240" w:before="0" w:after="0"/>
@@ -17122,10 +17084,10 @@
         <w:tblLayout w:type="fixed"/>
       </w:tblPr>
       <w:tblGrid>
-        <w:gridCol w:w="1247"/>
-        <w:gridCol w:w="2381"/>
-        <w:gridCol w:w="2948"/>
-        <w:gridCol w:w="2778"/>
+        <w:gridCol w:w="1531"/>
+        <w:gridCol w:w="2268"/>
+        <w:gridCol w:w="2835"/>
+        <w:gridCol w:w="2721"/>
       </w:tblGrid>
       <w:tr>
         <w:trPr>
@@ -17134,7 +17096,7 @@
         </w:trPr>
         <w:tc>
           <w:tcPr>
-            <w:tcW w:type="dxa" w:w="1247"/>
+            <w:tcW w:type="dxa" w:w="1531"/>
             <w:vAlign w:val="center"/>
             <w:shd w:val="clear" w:color="auto" w:fill="E7E6E6"/>
           </w:tcPr>
@@ -17161,7 +17123,7 @@
         </w:tc>
         <w:tc>
           <w:tcPr>
-            <w:tcW w:type="dxa" w:w="2381"/>
+            <w:tcW w:type="dxa" w:w="2268"/>
             <w:vAlign w:val="center"/>
             <w:shd w:val="clear" w:color="auto" w:fill="E7E6E6"/>
           </w:tcPr>
@@ -17188,7 +17150,7 @@
         </w:tc>
         <w:tc>
           <w:tcPr>
-            <w:tcW w:type="dxa" w:w="2948"/>
+            <w:tcW w:type="dxa" w:w="2835"/>
             <w:vAlign w:val="center"/>
             <w:shd w:val="clear" w:color="auto" w:fill="E7E6E6"/>
           </w:tcPr>
@@ -17215,7 +17177,7 @@
         </w:tc>
         <w:tc>
           <w:tcPr>
-            <w:tcW w:type="dxa" w:w="2778"/>
+            <w:tcW w:type="dxa" w:w="2721"/>
             <w:vAlign w:val="center"/>
             <w:shd w:val="clear" w:color="auto" w:fill="E7E6E6"/>
           </w:tcPr>
@@ -17247,7 +17209,7 @@
         </w:trPr>
         <w:tc>
           <w:tcPr>
-            <w:tcW w:type="dxa" w:w="1247"/>
+            <w:tcW w:type="dxa" w:w="1531"/>
             <w:vAlign w:val="center"/>
           </w:tcPr>
           <w:p>
@@ -17273,7 +17235,7 @@
         </w:tc>
         <w:tc>
           <w:tcPr>
-            <w:tcW w:type="dxa" w:w="2381"/>
+            <w:tcW w:type="dxa" w:w="2268"/>
             <w:vAlign w:val="center"/>
           </w:tcPr>
           <w:p>
@@ -17299,7 +17261,7 @@
         </w:tc>
         <w:tc>
           <w:tcPr>
-            <w:tcW w:type="dxa" w:w="2948"/>
+            <w:tcW w:type="dxa" w:w="2835"/>
             <w:vAlign w:val="center"/>
           </w:tcPr>
           <w:p>
@@ -17325,7 +17287,7 @@
         </w:tc>
         <w:tc>
           <w:tcPr>
-            <w:tcW w:type="dxa" w:w="2778"/>
+            <w:tcW w:type="dxa" w:w="2721"/>
             <w:vAlign w:val="center"/>
           </w:tcPr>
           <w:p>
@@ -17356,7 +17318,7 @@
         </w:trPr>
         <w:tc>
           <w:tcPr>
-            <w:tcW w:type="dxa" w:w="1247"/>
+            <w:tcW w:type="dxa" w:w="1531"/>
             <w:vAlign w:val="center"/>
           </w:tcPr>
           <w:p>
@@ -17382,7 +17344,7 @@
         </w:tc>
         <w:tc>
           <w:tcPr>
-            <w:tcW w:type="dxa" w:w="2381"/>
+            <w:tcW w:type="dxa" w:w="2268"/>
             <w:vAlign w:val="center"/>
           </w:tcPr>
           <w:p>
@@ -17408,7 +17370,7 @@
         </w:tc>
         <w:tc>
           <w:tcPr>
-            <w:tcW w:type="dxa" w:w="2948"/>
+            <w:tcW w:type="dxa" w:w="2835"/>
             <w:vAlign w:val="center"/>
           </w:tcPr>
           <w:p>
@@ -17434,7 +17396,7 @@
         </w:tc>
         <w:tc>
           <w:tcPr>
-            <w:tcW w:type="dxa" w:w="2778"/>
+            <w:tcW w:type="dxa" w:w="2721"/>
             <w:vAlign w:val="center"/>
           </w:tcPr>
           <w:p>
@@ -17465,7 +17427,7 @@
         </w:trPr>
         <w:tc>
           <w:tcPr>
-            <w:tcW w:type="dxa" w:w="1247"/>
+            <w:tcW w:type="dxa" w:w="1531"/>
             <w:vAlign w:val="center"/>
           </w:tcPr>
           <w:p>
@@ -17491,7 +17453,7 @@
         </w:tc>
         <w:tc>
           <w:tcPr>
-            <w:tcW w:type="dxa" w:w="2381"/>
+            <w:tcW w:type="dxa" w:w="2268"/>
             <w:vAlign w:val="center"/>
           </w:tcPr>
           <w:p>
@@ -17517,7 +17479,7 @@
         </w:tc>
         <w:tc>
           <w:tcPr>
-            <w:tcW w:type="dxa" w:w="2948"/>
+            <w:tcW w:type="dxa" w:w="2835"/>
             <w:vAlign w:val="center"/>
           </w:tcPr>
           <w:p>
@@ -17543,7 +17505,7 @@
         </w:tc>
         <w:tc>
           <w:tcPr>
-            <w:tcW w:type="dxa" w:w="2778"/>
+            <w:tcW w:type="dxa" w:w="2721"/>
             <w:vAlign w:val="center"/>
           </w:tcPr>
           <w:p>
@@ -17574,7 +17536,7 @@
         </w:trPr>
         <w:tc>
           <w:tcPr>
-            <w:tcW w:type="dxa" w:w="1247"/>
+            <w:tcW w:type="dxa" w:w="1531"/>
             <w:vAlign w:val="center"/>
           </w:tcPr>
           <w:p>
@@ -17600,7 +17562,7 @@
         </w:tc>
         <w:tc>
           <w:tcPr>
-            <w:tcW w:type="dxa" w:w="2381"/>
+            <w:tcW w:type="dxa" w:w="2268"/>
             <w:vAlign w:val="center"/>
           </w:tcPr>
           <w:p>
@@ -17626,7 +17588,7 @@
         </w:tc>
         <w:tc>
           <w:tcPr>
-            <w:tcW w:type="dxa" w:w="2948"/>
+            <w:tcW w:type="dxa" w:w="2835"/>
             <w:vAlign w:val="center"/>
           </w:tcPr>
           <w:p>
@@ -17652,7 +17614,7 @@
         </w:tc>
         <w:tc>
           <w:tcPr>
-            <w:tcW w:type="dxa" w:w="2778"/>
+            <w:tcW w:type="dxa" w:w="2721"/>
             <w:vAlign w:val="center"/>
           </w:tcPr>
           <w:p>
@@ -17683,7 +17645,7 @@
         </w:trPr>
         <w:tc>
           <w:tcPr>
-            <w:tcW w:type="dxa" w:w="1247"/>
+            <w:tcW w:type="dxa" w:w="1531"/>
             <w:vAlign w:val="center"/>
           </w:tcPr>
           <w:p>
@@ -17709,7 +17671,7 @@
         </w:tc>
         <w:tc>
           <w:tcPr>
-            <w:tcW w:type="dxa" w:w="2381"/>
+            <w:tcW w:type="dxa" w:w="2268"/>
             <w:vAlign w:val="center"/>
           </w:tcPr>
           <w:p>
@@ -17735,7 +17697,7 @@
         </w:tc>
         <w:tc>
           <w:tcPr>
-            <w:tcW w:type="dxa" w:w="2948"/>
+            <w:tcW w:type="dxa" w:w="2835"/>
             <w:vAlign w:val="center"/>
           </w:tcPr>
           <w:p>
@@ -17761,7 +17723,7 @@
         </w:tc>
         <w:tc>
           <w:tcPr>
-            <w:tcW w:type="dxa" w:w="2778"/>
+            <w:tcW w:type="dxa" w:w="2721"/>
             <w:vAlign w:val="center"/>
           </w:tcPr>
           <w:p>
@@ -17792,7 +17754,7 @@
         </w:trPr>
         <w:tc>
           <w:tcPr>
-            <w:tcW w:type="dxa" w:w="1247"/>
+            <w:tcW w:type="dxa" w:w="1531"/>
             <w:vAlign w:val="center"/>
           </w:tcPr>
           <w:p>
@@ -17818,7 +17780,7 @@
         </w:tc>
         <w:tc>
           <w:tcPr>
-            <w:tcW w:type="dxa" w:w="2381"/>
+            <w:tcW w:type="dxa" w:w="2268"/>
             <w:vAlign w:val="center"/>
           </w:tcPr>
           <w:p>
@@ -17844,7 +17806,7 @@
         </w:tc>
         <w:tc>
           <w:tcPr>
-            <w:tcW w:type="dxa" w:w="2948"/>
+            <w:tcW w:type="dxa" w:w="2835"/>
             <w:vAlign w:val="center"/>
           </w:tcPr>
           <w:p>
@@ -17870,7 +17832,7 @@
         </w:tc>
         <w:tc>
           <w:tcPr>
-            <w:tcW w:type="dxa" w:w="2778"/>
+            <w:tcW w:type="dxa" w:w="2721"/>
             <w:vAlign w:val="center"/>
           </w:tcPr>
           <w:p>
@@ -17901,7 +17863,7 @@
         </w:trPr>
         <w:tc>
           <w:tcPr>
-            <w:tcW w:type="dxa" w:w="1247"/>
+            <w:tcW w:type="dxa" w:w="1531"/>
             <w:vAlign w:val="center"/>
           </w:tcPr>
           <w:p>
@@ -17927,7 +17889,7 @@
         </w:tc>
         <w:tc>
           <w:tcPr>
-            <w:tcW w:type="dxa" w:w="2381"/>
+            <w:tcW w:type="dxa" w:w="2268"/>
             <w:vAlign w:val="center"/>
           </w:tcPr>
           <w:p>
@@ -17953,7 +17915,7 @@
         </w:tc>
         <w:tc>
           <w:tcPr>
-            <w:tcW w:type="dxa" w:w="2948"/>
+            <w:tcW w:type="dxa" w:w="2835"/>
             <w:vAlign w:val="center"/>
           </w:tcPr>
           <w:p>
@@ -17979,7 +17941,7 @@
         </w:tc>
         <w:tc>
           <w:tcPr>
-            <w:tcW w:type="dxa" w:w="2778"/>
+            <w:tcW w:type="dxa" w:w="2721"/>
             <w:vAlign w:val="center"/>
           </w:tcPr>
           <w:p>
@@ -18010,7 +17972,7 @@
         </w:trPr>
         <w:tc>
           <w:tcPr>
-            <w:tcW w:type="dxa" w:w="1247"/>
+            <w:tcW w:type="dxa" w:w="1531"/>
             <w:vAlign w:val="center"/>
           </w:tcPr>
           <w:p>
@@ -18036,7 +17998,7 @@
         </w:tc>
         <w:tc>
           <w:tcPr>
-            <w:tcW w:type="dxa" w:w="2381"/>
+            <w:tcW w:type="dxa" w:w="2268"/>
             <w:vAlign w:val="center"/>
           </w:tcPr>
           <w:p>
@@ -18062,7 +18024,7 @@
         </w:tc>
         <w:tc>
           <w:tcPr>
-            <w:tcW w:type="dxa" w:w="2948"/>
+            <w:tcW w:type="dxa" w:w="2835"/>
             <w:vAlign w:val="center"/>
           </w:tcPr>
           <w:p>
@@ -18088,7 +18050,7 @@
         </w:tc>
         <w:tc>
           <w:tcPr>
-            <w:tcW w:type="dxa" w:w="2778"/>
+            <w:tcW w:type="dxa" w:w="2721"/>
             <w:vAlign w:val="center"/>
           </w:tcPr>
           <w:p>
@@ -18119,7 +18081,7 @@
         </w:trPr>
         <w:tc>
           <w:tcPr>
-            <w:tcW w:type="dxa" w:w="1247"/>
+            <w:tcW w:type="dxa" w:w="1531"/>
             <w:vAlign w:val="center"/>
           </w:tcPr>
           <w:p>
@@ -18145,7 +18107,7 @@
         </w:tc>
         <w:tc>
           <w:tcPr>
-            <w:tcW w:type="dxa" w:w="2381"/>
+            <w:tcW w:type="dxa" w:w="2268"/>
             <w:vAlign w:val="center"/>
           </w:tcPr>
           <w:p>
@@ -18171,7 +18133,7 @@
         </w:tc>
         <w:tc>
           <w:tcPr>
-            <w:tcW w:type="dxa" w:w="2948"/>
+            <w:tcW w:type="dxa" w:w="2835"/>
             <w:vAlign w:val="center"/>
           </w:tcPr>
           <w:p>
@@ -18197,7 +18159,7 @@
         </w:tc>
         <w:tc>
           <w:tcPr>
-            <w:tcW w:type="dxa" w:w="2778"/>
+            <w:tcW w:type="dxa" w:w="2721"/>
             <w:vAlign w:val="center"/>
           </w:tcPr>
           <w:p>
@@ -18341,8 +18303,8 @@
       </w:tblPr>
       <w:tblGrid>
         <w:gridCol w:w="454"/>
-        <w:gridCol w:w="2381"/>
-        <w:gridCol w:w="1701"/>
+        <w:gridCol w:w="2154"/>
+        <w:gridCol w:w="1928"/>
         <w:gridCol w:w="1814"/>
         <w:gridCol w:w="1587"/>
         <w:gridCol w:w="1417"/>
@@ -18381,7 +18343,7 @@
         </w:tc>
         <w:tc>
           <w:tcPr>
-            <w:tcW w:type="dxa" w:w="2381"/>
+            <w:tcW w:type="dxa" w:w="2154"/>
             <w:vAlign w:val="center"/>
             <w:shd w:val="clear" w:color="auto" w:fill="E7E6E6"/>
           </w:tcPr>
@@ -18408,7 +18370,7 @@
         </w:tc>
         <w:tc>
           <w:tcPr>
-            <w:tcW w:type="dxa" w:w="1701"/>
+            <w:tcW w:type="dxa" w:w="1928"/>
             <w:vAlign w:val="center"/>
             <w:shd w:val="clear" w:color="auto" w:fill="E7E6E6"/>
           </w:tcPr>
@@ -18547,7 +18509,7 @@
         </w:tc>
         <w:tc>
           <w:tcPr>
-            <w:tcW w:type="dxa" w:w="2381"/>
+            <w:tcW w:type="dxa" w:w="2154"/>
             <w:vAlign w:val="center"/>
           </w:tcPr>
           <w:p>
@@ -18573,7 +18535,7 @@
         </w:tc>
         <w:tc>
           <w:tcPr>
-            <w:tcW w:type="dxa" w:w="1701"/>
+            <w:tcW w:type="dxa" w:w="1928"/>
             <w:vAlign w:val="center"/>
           </w:tcPr>
           <w:p>
@@ -18708,7 +18670,7 @@
         </w:tc>
         <w:tc>
           <w:tcPr>
-            <w:tcW w:type="dxa" w:w="2381"/>
+            <w:tcW w:type="dxa" w:w="2154"/>
             <w:vAlign w:val="center"/>
           </w:tcPr>
           <w:p>
@@ -18734,7 +18696,7 @@
         </w:tc>
         <w:tc>
           <w:tcPr>
-            <w:tcW w:type="dxa" w:w="1701"/>
+            <w:tcW w:type="dxa" w:w="1928"/>
             <w:vAlign w:val="center"/>
           </w:tcPr>
           <w:p>
@@ -18869,7 +18831,7 @@
         </w:tc>
         <w:tc>
           <w:tcPr>
-            <w:tcW w:type="dxa" w:w="2381"/>
+            <w:tcW w:type="dxa" w:w="2154"/>
             <w:vAlign w:val="center"/>
           </w:tcPr>
           <w:p>
@@ -18895,7 +18857,7 @@
         </w:tc>
         <w:tc>
           <w:tcPr>
-            <w:tcW w:type="dxa" w:w="1701"/>
+            <w:tcW w:type="dxa" w:w="1928"/>
             <w:vAlign w:val="center"/>
           </w:tcPr>
           <w:p>
@@ -19030,7 +18992,7 @@
         </w:tc>
         <w:tc>
           <w:tcPr>
-            <w:tcW w:type="dxa" w:w="2381"/>
+            <w:tcW w:type="dxa" w:w="2154"/>
             <w:vAlign w:val="center"/>
           </w:tcPr>
           <w:p>
@@ -19056,7 +19018,7 @@
         </w:tc>
         <w:tc>
           <w:tcPr>
-            <w:tcW w:type="dxa" w:w="1701"/>
+            <w:tcW w:type="dxa" w:w="1928"/>
             <w:vAlign w:val="center"/>
           </w:tcPr>
           <w:p>
@@ -19191,7 +19153,7 @@
         </w:tc>
         <w:tc>
           <w:tcPr>
-            <w:tcW w:type="dxa" w:w="2381"/>
+            <w:tcW w:type="dxa" w:w="2154"/>
             <w:vAlign w:val="center"/>
           </w:tcPr>
           <w:p>
@@ -19217,7 +19179,7 @@
         </w:tc>
         <w:tc>
           <w:tcPr>
-            <w:tcW w:type="dxa" w:w="1701"/>
+            <w:tcW w:type="dxa" w:w="1928"/>
             <w:vAlign w:val="center"/>
           </w:tcPr>
           <w:p>
@@ -19352,7 +19314,7 @@
         </w:tc>
         <w:tc>
           <w:tcPr>
-            <w:tcW w:type="dxa" w:w="2381"/>
+            <w:tcW w:type="dxa" w:w="2154"/>
             <w:vAlign w:val="center"/>
           </w:tcPr>
           <w:p>
@@ -19378,7 +19340,7 @@
         </w:tc>
         <w:tc>
           <w:tcPr>
-            <w:tcW w:type="dxa" w:w="1701"/>
+            <w:tcW w:type="dxa" w:w="1928"/>
             <w:vAlign w:val="center"/>
           </w:tcPr>
           <w:p>
@@ -19398,7 +19360,7 @@
                 <w:i w:val="0"/>
                 <w:sz w:val="20"/>
               </w:rPr>
-              <w:t>удовлетворительный, матовый вид</w:t>
+              <w:t>удовлетвори­тельный, матовый вид</w:t>
             </w:r>
           </w:p>
         </w:tc>
@@ -19513,7 +19475,7 @@
         </w:tc>
         <w:tc>
           <w:tcPr>
-            <w:tcW w:type="dxa" w:w="2381"/>
+            <w:tcW w:type="dxa" w:w="2154"/>
             <w:vAlign w:val="center"/>
           </w:tcPr>
           <w:p>
@@ -19539,7 +19501,7 @@
         </w:tc>
         <w:tc>
           <w:tcPr>
-            <w:tcW w:type="dxa" w:w="1701"/>
+            <w:tcW w:type="dxa" w:w="1928"/>
             <w:vAlign w:val="center"/>
           </w:tcPr>
           <w:p>
@@ -19674,7 +19636,7 @@
         </w:tc>
         <w:tc>
           <w:tcPr>
-            <w:tcW w:type="dxa" w:w="2381"/>
+            <w:tcW w:type="dxa" w:w="2154"/>
             <w:vAlign w:val="center"/>
           </w:tcPr>
           <w:p>
@@ -19700,7 +19662,7 @@
         </w:tc>
         <w:tc>
           <w:tcPr>
-            <w:tcW w:type="dxa" w:w="1701"/>
+            <w:tcW w:type="dxa" w:w="1928"/>
             <w:vAlign w:val="center"/>
           </w:tcPr>
           <w:p>
@@ -19835,7 +19797,7 @@
         </w:tc>
         <w:tc>
           <w:tcPr>
-            <w:tcW w:type="dxa" w:w="2381"/>
+            <w:tcW w:type="dxa" w:w="2154"/>
             <w:vAlign w:val="center"/>
           </w:tcPr>
           <w:p>
@@ -19861,7 +19823,7 @@
         </w:tc>
         <w:tc>
           <w:tcPr>
-            <w:tcW w:type="dxa" w:w="1701"/>
+            <w:tcW w:type="dxa" w:w="1928"/>
             <w:vAlign w:val="center"/>
           </w:tcPr>
           <w:p>
@@ -19996,7 +19958,7 @@
         </w:tc>
         <w:tc>
           <w:tcPr>
-            <w:tcW w:type="dxa" w:w="2381"/>
+            <w:tcW w:type="dxa" w:w="2154"/>
             <w:vAlign w:val="center"/>
           </w:tcPr>
           <w:p>
@@ -20022,7 +19984,7 @@
         </w:tc>
         <w:tc>
           <w:tcPr>
-            <w:tcW w:type="dxa" w:w="1701"/>
+            <w:tcW w:type="dxa" w:w="1928"/>
             <w:vAlign w:val="center"/>
           </w:tcPr>
           <w:p>
@@ -20042,7 +20004,7 @@
                 <w:i w:val="0"/>
                 <w:sz w:val="20"/>
               </w:rPr>
-              <w:t>удовлетворительный / —</w:t>
+              <w:t>удовлетвори­тельный / —</w:t>
             </w:r>
           </w:p>
         </w:tc>
@@ -20223,7 +20185,7 @@
           </w:tcPr>
           <w:p>
             <w:pPr>
-              <w:keepNext w:val="0"/>
+              <w:keepNext/>
               <w:pageBreakBefore w:val="0"/>
               <w:widowControl/>
               <w:spacing w:lineRule="auto" w:line="240" w:before="0" w:after="0"/>
@@ -20250,7 +20212,7 @@
           </w:tcPr>
           <w:p>
             <w:pPr>
-              <w:keepNext w:val="0"/>
+              <w:keepNext/>
               <w:pageBreakBefore w:val="0"/>
               <w:widowControl/>
               <w:spacing w:lineRule="auto" w:line="240" w:before="0" w:after="0"/>
@@ -20277,7 +20239,7 @@
           </w:tcPr>
           <w:p>
             <w:pPr>
-              <w:keepNext w:val="0"/>
+              <w:keepNext/>
               <w:pageBreakBefore w:val="0"/>
               <w:widowControl/>
               <w:spacing w:lineRule="auto" w:line="240" w:before="0" w:after="0"/>
@@ -20308,7 +20270,7 @@
           </w:tcPr>
           <w:p>
             <w:pPr>
-              <w:keepNext w:val="0"/>
+              <w:keepNext/>
               <w:pageBreakBefore w:val="0"/>
               <w:widowControl/>
               <w:spacing w:lineRule="auto" w:line="240" w:before="0" w:after="0"/>
@@ -20334,7 +20296,7 @@
           </w:tcPr>
           <w:p>
             <w:pPr>
-              <w:keepNext w:val="0"/>
+              <w:keepNext/>
               <w:pageBreakBefore w:val="0"/>
               <w:widowControl/>
               <w:spacing w:lineRule="auto" w:line="240" w:before="0" w:after="0"/>
@@ -20360,7 +20322,7 @@
           </w:tcPr>
           <w:p>
             <w:pPr>
-              <w:keepNext w:val="0"/>
+              <w:keepNext/>
               <w:pageBreakBefore w:val="0"/>
               <w:widowControl/>
               <w:spacing w:lineRule="auto" w:line="240" w:before="0" w:after="0"/>
@@ -20391,7 +20353,7 @@
           </w:tcPr>
           <w:p>
             <w:pPr>
-              <w:keepNext w:val="0"/>
+              <w:keepNext/>
               <w:pageBreakBefore w:val="0"/>
               <w:widowControl/>
               <w:spacing w:lineRule="auto" w:line="240" w:before="0" w:after="0"/>
@@ -20417,7 +20379,7 @@
           </w:tcPr>
           <w:p>
             <w:pPr>
-              <w:keepNext w:val="0"/>
+              <w:keepNext/>
               <w:pageBreakBefore w:val="0"/>
               <w:widowControl/>
               <w:spacing w:lineRule="auto" w:line="240" w:before="0" w:after="0"/>
@@ -20443,7 +20405,7 @@
           </w:tcPr>
           <w:p>
             <w:pPr>
-              <w:keepNext w:val="0"/>
+              <w:keepNext/>
               <w:pageBreakBefore w:val="0"/>
               <w:widowControl/>
               <w:spacing w:lineRule="auto" w:line="240" w:before="0" w:after="0"/>
@@ -20474,7 +20436,7 @@
           </w:tcPr>
           <w:p>
             <w:pPr>
-              <w:keepNext w:val="0"/>
+              <w:keepNext/>
               <w:pageBreakBefore w:val="0"/>
               <w:widowControl/>
               <w:spacing w:lineRule="auto" w:line="240" w:before="0" w:after="0"/>
@@ -20500,7 +20462,7 @@
           </w:tcPr>
           <w:p>
             <w:pPr>
-              <w:keepNext w:val="0"/>
+              <w:keepNext/>
               <w:pageBreakBefore w:val="0"/>
               <w:widowControl/>
               <w:spacing w:lineRule="auto" w:line="240" w:before="0" w:after="0"/>
@@ -20526,7 +20488,7 @@
           </w:tcPr>
           <w:p>
             <w:pPr>
-              <w:keepNext w:val="0"/>
+              <w:keepNext/>
               <w:pageBreakBefore w:val="0"/>
               <w:widowControl/>
               <w:spacing w:lineRule="auto" w:line="240" w:before="0" w:after="0"/>
@@ -20557,7 +20519,7 @@
           </w:tcPr>
           <w:p>
             <w:pPr>
-              <w:keepNext w:val="0"/>
+              <w:keepNext/>
               <w:pageBreakBefore w:val="0"/>
               <w:widowControl/>
               <w:spacing w:lineRule="auto" w:line="240" w:before="0" w:after="0"/>
@@ -20583,7 +20545,7 @@
           </w:tcPr>
           <w:p>
             <w:pPr>
-              <w:keepNext w:val="0"/>
+              <w:keepNext/>
               <w:pageBreakBefore w:val="0"/>
               <w:widowControl/>
               <w:spacing w:lineRule="auto" w:line="240" w:before="0" w:after="0"/>
@@ -20609,7 +20571,7 @@
           </w:tcPr>
           <w:p>
             <w:pPr>
-              <w:keepNext w:val="0"/>
+              <w:keepNext/>
               <w:pageBreakBefore w:val="0"/>
               <w:widowControl/>
               <w:spacing w:lineRule="auto" w:line="240" w:before="0" w:after="0"/>
@@ -20640,7 +20602,7 @@
           </w:tcPr>
           <w:p>
             <w:pPr>
-              <w:keepNext w:val="0"/>
+              <w:keepNext/>
               <w:pageBreakBefore w:val="0"/>
               <w:widowControl/>
               <w:spacing w:lineRule="auto" w:line="240" w:before="0" w:after="0"/>
@@ -20666,7 +20628,7 @@
           </w:tcPr>
           <w:p>
             <w:pPr>
-              <w:keepNext w:val="0"/>
+              <w:keepNext/>
               <w:pageBreakBefore w:val="0"/>
               <w:widowControl/>
               <w:spacing w:lineRule="auto" w:line="240" w:before="0" w:after="0"/>
@@ -20692,7 +20654,7 @@
           </w:tcPr>
           <w:p>
             <w:pPr>
-              <w:keepNext w:val="0"/>
+              <w:keepNext/>
               <w:pageBreakBefore w:val="0"/>
               <w:widowControl/>
               <w:spacing w:lineRule="auto" w:line="240" w:before="0" w:after="0"/>
@@ -20987,7 +20949,7 @@
           </w:tcPr>
           <w:p>
             <w:pPr>
-              <w:keepNext w:val="0"/>
+              <w:keepNext/>
               <w:pageBreakBefore w:val="0"/>
               <w:widowControl/>
               <w:spacing w:lineRule="auto" w:line="240" w:before="0" w:after="0"/>
@@ -21014,7 +20976,7 @@
           </w:tcPr>
           <w:p>
             <w:pPr>
-              <w:keepNext w:val="0"/>
+              <w:keepNext/>
               <w:pageBreakBefore w:val="0"/>
               <w:widowControl/>
               <w:spacing w:lineRule="auto" w:line="240" w:before="0" w:after="0"/>
@@ -21041,7 +21003,7 @@
           </w:tcPr>
           <w:p>
             <w:pPr>
-              <w:keepNext w:val="0"/>
+              <w:keepNext/>
               <w:pageBreakBefore w:val="0"/>
               <w:widowControl/>
               <w:spacing w:lineRule="auto" w:line="240" w:before="0" w:after="0"/>
@@ -21068,7 +21030,7 @@
           </w:tcPr>
           <w:p>
             <w:pPr>
-              <w:keepNext w:val="0"/>
+              <w:keepNext/>
               <w:pageBreakBefore w:val="0"/>
               <w:widowControl/>
               <w:spacing w:lineRule="auto" w:line="240" w:before="0" w:after="0"/>
@@ -21099,7 +21061,7 @@
           </w:tcPr>
           <w:p>
             <w:pPr>
-              <w:keepNext w:val="0"/>
+              <w:keepNext/>
               <w:pageBreakBefore w:val="0"/>
               <w:widowControl/>
               <w:spacing w:lineRule="auto" w:line="240" w:before="0" w:after="0"/>
@@ -21125,7 +21087,7 @@
           </w:tcPr>
           <w:p>
             <w:pPr>
-              <w:keepNext w:val="0"/>
+              <w:keepNext/>
               <w:pageBreakBefore w:val="0"/>
               <w:widowControl/>
               <w:spacing w:lineRule="auto" w:line="240" w:before="0" w:after="0"/>
@@ -21151,7 +21113,7 @@
           </w:tcPr>
           <w:p>
             <w:pPr>
-              <w:keepNext w:val="0"/>
+              <w:keepNext/>
               <w:pageBreakBefore w:val="0"/>
               <w:widowControl/>
               <w:spacing w:lineRule="auto" w:line="240" w:before="0" w:after="0"/>
@@ -21177,7 +21139,7 @@
           </w:tcPr>
           <w:p>
             <w:pPr>
-              <w:keepNext w:val="0"/>
+              <w:keepNext/>
               <w:pageBreakBefore w:val="0"/>
               <w:widowControl/>
               <w:spacing w:lineRule="auto" w:line="240" w:before="0" w:after="0"/>
@@ -21208,7 +21170,7 @@
           </w:tcPr>
           <w:p>
             <w:pPr>
-              <w:keepNext w:val="0"/>
+              <w:keepNext/>
               <w:pageBreakBefore w:val="0"/>
               <w:widowControl/>
               <w:spacing w:lineRule="auto" w:line="240" w:before="0" w:after="0"/>
@@ -21234,7 +21196,7 @@
           </w:tcPr>
           <w:p>
             <w:pPr>
-              <w:keepNext w:val="0"/>
+              <w:keepNext/>
               <w:pageBreakBefore w:val="0"/>
               <w:widowControl/>
               <w:spacing w:lineRule="auto" w:line="240" w:before="0" w:after="0"/>
@@ -21260,7 +21222,7 @@
           </w:tcPr>
           <w:p>
             <w:pPr>
-              <w:keepNext w:val="0"/>
+              <w:keepNext/>
               <w:pageBreakBefore w:val="0"/>
               <w:widowControl/>
               <w:spacing w:lineRule="auto" w:line="240" w:before="0" w:after="0"/>
@@ -21286,7 +21248,7 @@
           </w:tcPr>
           <w:p>
             <w:pPr>
-              <w:keepNext w:val="0"/>
+              <w:keepNext/>
               <w:pageBreakBefore w:val="0"/>
               <w:widowControl/>
               <w:spacing w:lineRule="auto" w:line="240" w:before="0" w:after="0"/>
@@ -21574,7 +21536,7 @@
           </w:tcPr>
           <w:p>
             <w:pPr>
-              <w:keepNext w:val="0"/>
+              <w:keepNext/>
               <w:pageBreakBefore w:val="0"/>
               <w:widowControl/>
               <w:spacing w:lineRule="auto" w:line="240" w:before="0" w:after="0"/>
@@ -21601,7 +21563,7 @@
           </w:tcPr>
           <w:p>
             <w:pPr>
-              <w:keepNext w:val="0"/>
+              <w:keepNext/>
               <w:pageBreakBefore w:val="0"/>
               <w:widowControl/>
               <w:spacing w:lineRule="auto" w:line="240" w:before="0" w:after="0"/>
@@ -21628,7 +21590,7 @@
           </w:tcPr>
           <w:p>
             <w:pPr>
-              <w:keepNext w:val="0"/>
+              <w:keepNext/>
               <w:pageBreakBefore w:val="0"/>
               <w:widowControl/>
               <w:spacing w:lineRule="auto" w:line="240" w:before="0" w:after="0"/>
@@ -21659,7 +21621,7 @@
           </w:tcPr>
           <w:p>
             <w:pPr>
-              <w:keepNext w:val="0"/>
+              <w:keepNext/>
               <w:pageBreakBefore w:val="0"/>
               <w:widowControl/>
               <w:spacing w:lineRule="auto" w:line="240" w:before="0" w:after="0"/>
@@ -21685,7 +21647,7 @@
           </w:tcPr>
           <w:p>
             <w:pPr>
-              <w:keepNext w:val="0"/>
+              <w:keepNext/>
               <w:pageBreakBefore w:val="0"/>
               <w:widowControl/>
               <w:spacing w:lineRule="auto" w:line="240" w:before="0" w:after="0"/>
@@ -21711,7 +21673,7 @@
           </w:tcPr>
           <w:p>
             <w:pPr>
-              <w:keepNext w:val="0"/>
+              <w:keepNext/>
               <w:pageBreakBefore w:val="0"/>
               <w:widowControl/>
               <w:spacing w:lineRule="auto" w:line="240" w:before="0" w:after="0"/>
@@ -21742,7 +21704,7 @@
           </w:tcPr>
           <w:p>
             <w:pPr>
-              <w:keepNext w:val="0"/>
+              <w:keepNext/>
               <w:pageBreakBefore w:val="0"/>
               <w:widowControl/>
               <w:spacing w:lineRule="auto" w:line="240" w:before="0" w:after="0"/>
@@ -21768,7 +21730,7 @@
           </w:tcPr>
           <w:p>
             <w:pPr>
-              <w:keepNext w:val="0"/>
+              <w:keepNext/>
               <w:pageBreakBefore w:val="0"/>
               <w:widowControl/>
               <w:spacing w:lineRule="auto" w:line="240" w:before="0" w:after="0"/>
@@ -21794,7 +21756,7 @@
           </w:tcPr>
           <w:p>
             <w:pPr>
-              <w:keepNext w:val="0"/>
+              <w:keepNext/>
               <w:pageBreakBefore w:val="0"/>
               <w:widowControl/>
               <w:spacing w:lineRule="auto" w:line="240" w:before="0" w:after="0"/>
@@ -21825,7 +21787,7 @@
           </w:tcPr>
           <w:p>
             <w:pPr>
-              <w:keepNext w:val="0"/>
+              <w:keepNext/>
               <w:pageBreakBefore w:val="0"/>
               <w:widowControl/>
               <w:spacing w:lineRule="auto" w:line="240" w:before="0" w:after="0"/>
@@ -21851,7 +21813,7 @@
           </w:tcPr>
           <w:p>
             <w:pPr>
-              <w:keepNext w:val="0"/>
+              <w:keepNext/>
               <w:pageBreakBefore w:val="0"/>
               <w:widowControl/>
               <w:spacing w:lineRule="auto" w:line="240" w:before="0" w:after="0"/>
@@ -21877,7 +21839,7 @@
           </w:tcPr>
           <w:p>
             <w:pPr>
-              <w:keepNext w:val="0"/>
+              <w:keepNext/>
               <w:pageBreakBefore w:val="0"/>
               <w:widowControl/>
               <w:spacing w:lineRule="auto" w:line="240" w:before="0" w:after="0"/>
@@ -21908,7 +21870,7 @@
           </w:tcPr>
           <w:p>
             <w:pPr>
-              <w:keepNext w:val="0"/>
+              <w:keepNext/>
               <w:pageBreakBefore w:val="0"/>
               <w:widowControl/>
               <w:spacing w:lineRule="auto" w:line="240" w:before="0" w:after="0"/>
@@ -21934,7 +21896,7 @@
           </w:tcPr>
           <w:p>
             <w:pPr>
-              <w:keepNext w:val="0"/>
+              <w:keepNext/>
               <w:pageBreakBefore w:val="0"/>
               <w:widowControl/>
               <w:spacing w:lineRule="auto" w:line="240" w:before="0" w:after="0"/>
@@ -21960,7 +21922,7 @@
           </w:tcPr>
           <w:p>
             <w:pPr>
-              <w:keepNext w:val="0"/>
+              <w:keepNext/>
               <w:pageBreakBefore w:val="0"/>
               <w:widowControl/>
               <w:spacing w:lineRule="auto" w:line="240" w:before="0" w:after="0"/>
@@ -21991,7 +21953,7 @@
           </w:tcPr>
           <w:p>
             <w:pPr>
-              <w:keepNext w:val="0"/>
+              <w:keepNext/>
               <w:pageBreakBefore w:val="0"/>
               <w:widowControl/>
               <w:spacing w:lineRule="auto" w:line="240" w:before="0" w:after="0"/>
@@ -22017,7 +21979,7 @@
           </w:tcPr>
           <w:p>
             <w:pPr>
-              <w:keepNext w:val="0"/>
+              <w:keepNext/>
               <w:pageBreakBefore w:val="0"/>
               <w:widowControl/>
               <w:spacing w:lineRule="auto" w:line="240" w:before="0" w:after="0"/>
@@ -22043,7 +22005,7 @@
           </w:tcPr>
           <w:p>
             <w:pPr>
-              <w:keepNext w:val="0"/>
+              <w:keepNext/>
               <w:pageBreakBefore w:val="0"/>
               <w:widowControl/>
               <w:spacing w:lineRule="auto" w:line="240" w:before="0" w:after="0"/>
@@ -22074,7 +22036,7 @@
           </w:tcPr>
           <w:p>
             <w:pPr>
-              <w:keepNext w:val="0"/>
+              <w:keepNext/>
               <w:pageBreakBefore w:val="0"/>
               <w:widowControl/>
               <w:spacing w:lineRule="auto" w:line="240" w:before="0" w:after="0"/>
@@ -22100,7 +22062,7 @@
           </w:tcPr>
           <w:p>
             <w:pPr>
-              <w:keepNext w:val="0"/>
+              <w:keepNext/>
               <w:pageBreakBefore w:val="0"/>
               <w:widowControl/>
               <w:spacing w:lineRule="auto" w:line="240" w:before="0" w:after="0"/>
@@ -22126,7 +22088,7 @@
           </w:tcPr>
           <w:p>
             <w:pPr>
-              <w:keepNext w:val="0"/>
+              <w:keepNext/>
               <w:pageBreakBefore w:val="0"/>
               <w:widowControl/>
               <w:spacing w:lineRule="auto" w:line="240" w:before="0" w:after="0"/>
@@ -22157,7 +22119,7 @@
           </w:tcPr>
           <w:p>
             <w:pPr>
-              <w:keepNext w:val="0"/>
+              <w:keepNext/>
               <w:pageBreakBefore w:val="0"/>
               <w:widowControl/>
               <w:spacing w:lineRule="auto" w:line="240" w:before="0" w:after="0"/>
@@ -22183,7 +22145,7 @@
           </w:tcPr>
           <w:p>
             <w:pPr>
-              <w:keepNext w:val="0"/>
+              <w:keepNext/>
               <w:pageBreakBefore w:val="0"/>
               <w:widowControl/>
               <w:spacing w:lineRule="auto" w:line="240" w:before="0" w:after="0"/>
@@ -22209,7 +22171,7 @@
           </w:tcPr>
           <w:p>
             <w:pPr>
-              <w:keepNext w:val="0"/>
+              <w:keepNext/>
               <w:pageBreakBefore w:val="0"/>
               <w:widowControl/>
               <w:spacing w:lineRule="auto" w:line="240" w:before="0" w:after="0"/>
@@ -22411,7 +22373,7 @@
           </w:tcPr>
           <w:p>
             <w:pPr>
-              <w:keepNext w:val="0"/>
+              <w:keepNext/>
               <w:pageBreakBefore w:val="0"/>
               <w:widowControl/>
               <w:spacing w:lineRule="auto" w:line="240" w:before="0" w:after="0"/>
@@ -22438,7 +22400,7 @@
           </w:tcPr>
           <w:p>
             <w:pPr>
-              <w:keepNext w:val="0"/>
+              <w:keepNext/>
               <w:pageBreakBefore w:val="0"/>
               <w:widowControl/>
               <w:spacing w:lineRule="auto" w:line="240" w:before="0" w:after="0"/>
@@ -22465,7 +22427,7 @@
           </w:tcPr>
           <w:p>
             <w:pPr>
-              <w:keepNext w:val="0"/>
+              <w:keepNext/>
               <w:pageBreakBefore w:val="0"/>
               <w:widowControl/>
               <w:spacing w:lineRule="auto" w:line="240" w:before="0" w:after="0"/>
@@ -22496,7 +22458,7 @@
           </w:tcPr>
           <w:p>
             <w:pPr>
-              <w:keepNext w:val="0"/>
+              <w:keepNext/>
               <w:pageBreakBefore w:val="0"/>
               <w:widowControl/>
               <w:spacing w:lineRule="auto" w:line="240" w:before="0" w:after="0"/>
@@ -22522,7 +22484,7 @@
           </w:tcPr>
           <w:p>
             <w:pPr>
-              <w:keepNext w:val="0"/>
+              <w:keepNext/>
               <w:pageBreakBefore w:val="0"/>
               <w:widowControl/>
               <w:spacing w:lineRule="auto" w:line="240" w:before="0" w:after="0"/>
@@ -22548,7 +22510,7 @@
           </w:tcPr>
           <w:p>
             <w:pPr>
-              <w:keepNext w:val="0"/>
+              <w:keepNext/>
               <w:pageBreakBefore w:val="0"/>
               <w:widowControl/>
               <w:spacing w:lineRule="auto" w:line="240" w:before="0" w:after="0"/>
@@ -22579,7 +22541,7 @@
           </w:tcPr>
           <w:p>
             <w:pPr>
-              <w:keepNext w:val="0"/>
+              <w:keepNext/>
               <w:pageBreakBefore w:val="0"/>
               <w:widowControl/>
               <w:spacing w:lineRule="auto" w:line="240" w:before="0" w:after="0"/>
@@ -22605,7 +22567,7 @@
           </w:tcPr>
           <w:p>
             <w:pPr>
-              <w:keepNext w:val="0"/>
+              <w:keepNext/>
               <w:pageBreakBefore w:val="0"/>
               <w:widowControl/>
               <w:spacing w:lineRule="auto" w:line="240" w:before="0" w:after="0"/>
@@ -22631,7 +22593,7 @@
           </w:tcPr>
           <w:p>
             <w:pPr>
-              <w:keepNext w:val="0"/>
+              <w:keepNext/>
               <w:pageBreakBefore w:val="0"/>
               <w:widowControl/>
               <w:spacing w:lineRule="auto" w:line="240" w:before="0" w:after="0"/>
@@ -22662,7 +22624,7 @@
           </w:tcPr>
           <w:p>
             <w:pPr>
-              <w:keepNext w:val="0"/>
+              <w:keepNext/>
               <w:pageBreakBefore w:val="0"/>
               <w:widowControl/>
               <w:spacing w:lineRule="auto" w:line="240" w:before="0" w:after="0"/>
@@ -22688,7 +22650,7 @@
           </w:tcPr>
           <w:p>
             <w:pPr>
-              <w:keepNext w:val="0"/>
+              <w:keepNext/>
               <w:pageBreakBefore w:val="0"/>
               <w:widowControl/>
               <w:spacing w:lineRule="auto" w:line="240" w:before="0" w:after="0"/>
@@ -22714,7 +22676,7 @@
           </w:tcPr>
           <w:p>
             <w:pPr>
-              <w:keepNext w:val="0"/>
+              <w:keepNext/>
               <w:pageBreakBefore w:val="0"/>
               <w:widowControl/>
               <w:spacing w:lineRule="auto" w:line="240" w:before="0" w:after="0"/>
@@ -22745,7 +22707,7 @@
           </w:tcPr>
           <w:p>
             <w:pPr>
-              <w:keepNext w:val="0"/>
+              <w:keepNext/>
               <w:pageBreakBefore w:val="0"/>
               <w:widowControl/>
               <w:spacing w:lineRule="auto" w:line="240" w:before="0" w:after="0"/>
@@ -22771,7 +22733,7 @@
           </w:tcPr>
           <w:p>
             <w:pPr>
-              <w:keepNext w:val="0"/>
+              <w:keepNext/>
               <w:pageBreakBefore w:val="0"/>
               <w:widowControl/>
               <w:spacing w:lineRule="auto" w:line="240" w:before="0" w:after="0"/>
@@ -22797,7 +22759,7 @@
           </w:tcPr>
           <w:p>
             <w:pPr>
-              <w:keepNext w:val="0"/>
+              <w:keepNext/>
               <w:pageBreakBefore w:val="0"/>
               <w:widowControl/>
               <w:spacing w:lineRule="auto" w:line="240" w:before="0" w:after="0"/>
@@ -22828,7 +22790,7 @@
           </w:tcPr>
           <w:p>
             <w:pPr>
-              <w:keepNext w:val="0"/>
+              <w:keepNext/>
               <w:pageBreakBefore w:val="0"/>
               <w:widowControl/>
               <w:spacing w:lineRule="auto" w:line="240" w:before="0" w:after="0"/>
@@ -22854,7 +22816,7 @@
           </w:tcPr>
           <w:p>
             <w:pPr>
-              <w:keepNext w:val="0"/>
+              <w:keepNext/>
               <w:pageBreakBefore w:val="0"/>
               <w:widowControl/>
               <w:spacing w:lineRule="auto" w:line="240" w:before="0" w:after="0"/>
@@ -22880,7 +22842,7 @@
           </w:tcPr>
           <w:p>
             <w:pPr>
-              <w:keepNext w:val="0"/>
+              <w:keepNext/>
               <w:pageBreakBefore w:val="0"/>
               <w:widowControl/>
               <w:spacing w:lineRule="auto" w:line="240" w:before="0" w:after="0"/>
@@ -22911,7 +22873,7 @@
           </w:tcPr>
           <w:p>
             <w:pPr>
-              <w:keepNext w:val="0"/>
+              <w:keepNext/>
               <w:pageBreakBefore w:val="0"/>
               <w:widowControl/>
               <w:spacing w:lineRule="auto" w:line="240" w:before="0" w:after="0"/>
@@ -22937,7 +22899,7 @@
           </w:tcPr>
           <w:p>
             <w:pPr>
-              <w:keepNext w:val="0"/>
+              <w:keepNext/>
               <w:pageBreakBefore w:val="0"/>
               <w:widowControl/>
               <w:spacing w:lineRule="auto" w:line="240" w:before="0" w:after="0"/>
@@ -22963,7 +22925,7 @@
           </w:tcPr>
           <w:p>
             <w:pPr>
-              <w:keepNext w:val="0"/>
+              <w:keepNext/>
               <w:pageBreakBefore w:val="0"/>
               <w:widowControl/>
               <w:spacing w:lineRule="auto" w:line="240" w:before="0" w:after="0"/>
@@ -22994,7 +22956,7 @@
           </w:tcPr>
           <w:p>
             <w:pPr>
-              <w:keepNext w:val="0"/>
+              <w:keepNext/>
               <w:pageBreakBefore w:val="0"/>
               <w:widowControl/>
               <w:spacing w:lineRule="auto" w:line="240" w:before="0" w:after="0"/>
@@ -23020,7 +22982,7 @@
           </w:tcPr>
           <w:p>
             <w:pPr>
-              <w:keepNext w:val="0"/>
+              <w:keepNext/>
               <w:pageBreakBefore w:val="0"/>
               <w:widowControl/>
               <w:spacing w:lineRule="auto" w:line="240" w:before="0" w:after="0"/>
@@ -23046,7 +23008,7 @@
           </w:tcPr>
           <w:p>
             <w:pPr>
-              <w:keepNext w:val="0"/>
+              <w:keepNext/>
               <w:pageBreakBefore w:val="0"/>
               <w:widowControl/>
               <w:spacing w:lineRule="auto" w:line="240" w:before="0" w:after="0"/>
@@ -24940,7 +24902,7 @@
           </w:tcPr>
           <w:p>
             <w:pPr>
-              <w:keepNext w:val="0"/>
+              <w:keepNext/>
               <w:pageBreakBefore w:val="0"/>
               <w:widowControl/>
               <w:spacing w:lineRule="auto" w:line="240" w:before="0" w:after="0"/>
@@ -24967,7 +24929,7 @@
           </w:tcPr>
           <w:p>
             <w:pPr>
-              <w:keepNext w:val="0"/>
+              <w:keepNext/>
               <w:pageBreakBefore w:val="0"/>
               <w:widowControl/>
               <w:spacing w:lineRule="auto" w:line="240" w:before="0" w:after="0"/>
@@ -24998,7 +24960,7 @@
           </w:tcPr>
           <w:p>
             <w:pPr>
-              <w:keepNext w:val="0"/>
+              <w:keepNext/>
               <w:pageBreakBefore w:val="0"/>
               <w:widowControl/>
               <w:spacing w:lineRule="auto" w:line="240" w:before="0" w:after="0"/>
@@ -25024,7 +24986,7 @@
           </w:tcPr>
           <w:p>
             <w:pPr>
-              <w:keepNext w:val="0"/>
+              <w:keepNext/>
               <w:pageBreakBefore w:val="0"/>
               <w:widowControl/>
               <w:spacing w:lineRule="auto" w:line="240" w:before="0" w:after="0"/>
@@ -25055,7 +25017,7 @@
           </w:tcPr>
           <w:p>
             <w:pPr>
-              <w:keepNext w:val="0"/>
+              <w:keepNext/>
               <w:pageBreakBefore w:val="0"/>
               <w:widowControl/>
               <w:spacing w:lineRule="auto" w:line="240" w:before="0" w:after="0"/>
@@ -25081,7 +25043,7 @@
           </w:tcPr>
           <w:p>
             <w:pPr>
-              <w:keepNext w:val="0"/>
+              <w:keepNext/>
               <w:pageBreakBefore w:val="0"/>
               <w:widowControl/>
               <w:spacing w:lineRule="auto" w:line="240" w:before="0" w:after="0"/>
@@ -25112,7 +25074,7 @@
           </w:tcPr>
           <w:p>
             <w:pPr>
-              <w:keepNext w:val="0"/>
+              <w:keepNext/>
               <w:pageBreakBefore w:val="0"/>
               <w:widowControl/>
               <w:spacing w:lineRule="auto" w:line="240" w:before="0" w:after="0"/>
@@ -25138,7 +25100,7 @@
           </w:tcPr>
           <w:p>
             <w:pPr>
-              <w:keepNext w:val="0"/>
+              <w:keepNext/>
               <w:pageBreakBefore w:val="0"/>
               <w:widowControl/>
               <w:spacing w:lineRule="auto" w:line="240" w:before="0" w:after="0"/>
@@ -25169,7 +25131,7 @@
           </w:tcPr>
           <w:p>
             <w:pPr>
-              <w:keepNext w:val="0"/>
+              <w:keepNext/>
               <w:pageBreakBefore w:val="0"/>
               <w:widowControl/>
               <w:spacing w:lineRule="auto" w:line="240" w:before="0" w:after="0"/>
@@ -25195,7 +25157,7 @@
           </w:tcPr>
           <w:p>
             <w:pPr>
-              <w:keepNext w:val="0"/>
+              <w:keepNext/>
               <w:pageBreakBefore w:val="0"/>
               <w:widowControl/>
               <w:spacing w:lineRule="auto" w:line="240" w:before="0" w:after="0"/>
@@ -25226,7 +25188,7 @@
           </w:tcPr>
           <w:p>
             <w:pPr>
-              <w:keepNext w:val="0"/>
+              <w:keepNext/>
               <w:pageBreakBefore w:val="0"/>
               <w:widowControl/>
               <w:spacing w:lineRule="auto" w:line="240" w:before="0" w:after="0"/>
@@ -25252,7 +25214,7 @@
           </w:tcPr>
           <w:p>
             <w:pPr>
-              <w:keepNext w:val="0"/>
+              <w:keepNext/>
               <w:pageBreakBefore w:val="0"/>
               <w:widowControl/>
               <w:spacing w:lineRule="auto" w:line="240" w:before="0" w:after="0"/>
@@ -25283,7 +25245,7 @@
           </w:tcPr>
           <w:p>
             <w:pPr>
-              <w:keepNext w:val="0"/>
+              <w:keepNext/>
               <w:pageBreakBefore w:val="0"/>
               <w:widowControl/>
               <w:spacing w:lineRule="auto" w:line="240" w:before="0" w:after="0"/>
@@ -25309,7 +25271,7 @@
           </w:tcPr>
           <w:p>
             <w:pPr>
-              <w:keepNext w:val="0"/>
+              <w:keepNext/>
               <w:pageBreakBefore w:val="0"/>
               <w:widowControl/>
               <w:spacing w:lineRule="auto" w:line="240" w:before="0" w:after="0"/>
@@ -25485,7 +25447,7 @@
           </w:tcPr>
           <w:p>
             <w:pPr>
-              <w:keepNext w:val="0"/>
+              <w:keepNext/>
               <w:pageBreakBefore w:val="0"/>
               <w:widowControl/>
               <w:spacing w:lineRule="auto" w:line="240" w:before="0" w:after="0"/>
@@ -25512,7 +25474,7 @@
           </w:tcPr>
           <w:p>
             <w:pPr>
-              <w:keepNext w:val="0"/>
+              <w:keepNext/>
               <w:pageBreakBefore w:val="0"/>
               <w:widowControl/>
               <w:spacing w:lineRule="auto" w:line="240" w:before="0" w:after="0"/>
@@ -25539,7 +25501,7 @@
           </w:tcPr>
           <w:p>
             <w:pPr>
-              <w:keepNext w:val="0"/>
+              <w:keepNext/>
               <w:pageBreakBefore w:val="0"/>
               <w:widowControl/>
               <w:spacing w:lineRule="auto" w:line="240" w:before="0" w:after="0"/>
@@ -25566,7 +25528,7 @@
           </w:tcPr>
           <w:p>
             <w:pPr>
-              <w:keepNext w:val="0"/>
+              <w:keepNext/>
               <w:pageBreakBefore w:val="0"/>
               <w:widowControl/>
               <w:spacing w:lineRule="auto" w:line="240" w:before="0" w:after="0"/>
@@ -25597,7 +25559,7 @@
           </w:tcPr>
           <w:p>
             <w:pPr>
-              <w:keepNext w:val="0"/>
+              <w:keepNext/>
               <w:pageBreakBefore w:val="0"/>
               <w:widowControl/>
               <w:spacing w:lineRule="auto" w:line="240" w:before="0" w:after="0"/>
@@ -25623,7 +25585,7 @@
           </w:tcPr>
           <w:p>
             <w:pPr>
-              <w:keepNext w:val="0"/>
+              <w:keepNext/>
               <w:pageBreakBefore w:val="0"/>
               <w:widowControl/>
               <w:spacing w:lineRule="auto" w:line="240" w:before="0" w:after="0"/>
@@ -25649,7 +25611,7 @@
           </w:tcPr>
           <w:p>
             <w:pPr>
-              <w:keepNext w:val="0"/>
+              <w:keepNext/>
               <w:pageBreakBefore w:val="0"/>
               <w:widowControl/>
               <w:spacing w:lineRule="auto" w:line="240" w:before="0" w:after="0"/>
@@ -25675,7 +25637,7 @@
           </w:tcPr>
           <w:p>
             <w:pPr>
-              <w:keepNext w:val="0"/>
+              <w:keepNext/>
               <w:pageBreakBefore w:val="0"/>
               <w:widowControl/>
               <w:spacing w:lineRule="auto" w:line="240" w:before="0" w:after="0"/>
@@ -25706,7 +25668,7 @@
           </w:tcPr>
           <w:p>
             <w:pPr>
-              <w:keepNext w:val="0"/>
+              <w:keepNext/>
               <w:pageBreakBefore w:val="0"/>
               <w:widowControl/>
               <w:spacing w:lineRule="auto" w:line="240" w:before="0" w:after="0"/>
@@ -25732,7 +25694,7 @@
           </w:tcPr>
           <w:p>
             <w:pPr>
-              <w:keepNext w:val="0"/>
+              <w:keepNext/>
               <w:pageBreakBefore w:val="0"/>
               <w:widowControl/>
               <w:spacing w:lineRule="auto" w:line="240" w:before="0" w:after="0"/>
@@ -25758,7 +25720,7 @@
           </w:tcPr>
           <w:p>
             <w:pPr>
-              <w:keepNext w:val="0"/>
+              <w:keepNext/>
               <w:pageBreakBefore w:val="0"/>
               <w:widowControl/>
               <w:spacing w:lineRule="auto" w:line="240" w:before="0" w:after="0"/>
@@ -25784,7 +25746,7 @@
           </w:tcPr>
           <w:p>
             <w:pPr>
-              <w:keepNext w:val="0"/>
+              <w:keepNext/>
               <w:pageBreakBefore w:val="0"/>
               <w:widowControl/>
               <w:spacing w:lineRule="auto" w:line="240" w:before="0" w:after="0"/>
@@ -25815,7 +25777,7 @@
           </w:tcPr>
           <w:p>
             <w:pPr>
-              <w:keepNext w:val="0"/>
+              <w:keepNext/>
               <w:pageBreakBefore w:val="0"/>
               <w:widowControl/>
               <w:spacing w:lineRule="auto" w:line="240" w:before="0" w:after="0"/>
@@ -25841,7 +25803,7 @@
           </w:tcPr>
           <w:p>
             <w:pPr>
-              <w:keepNext w:val="0"/>
+              <w:keepNext/>
               <w:pageBreakBefore w:val="0"/>
               <w:widowControl/>
               <w:spacing w:lineRule="auto" w:line="240" w:before="0" w:after="0"/>
@@ -25867,7 +25829,7 @@
           </w:tcPr>
           <w:p>
             <w:pPr>
-              <w:keepNext w:val="0"/>
+              <w:keepNext/>
               <w:pageBreakBefore w:val="0"/>
               <w:widowControl/>
               <w:spacing w:lineRule="auto" w:line="240" w:before="0" w:after="0"/>
@@ -25893,7 +25855,7 @@
           </w:tcPr>
           <w:p>
             <w:pPr>
-              <w:keepNext w:val="0"/>
+              <w:keepNext/>
               <w:pageBreakBefore w:val="0"/>
               <w:widowControl/>
               <w:spacing w:lineRule="auto" w:line="240" w:before="0" w:after="0"/>
@@ -25924,7 +25886,7 @@
           </w:tcPr>
           <w:p>
             <w:pPr>
-              <w:keepNext w:val="0"/>
+              <w:keepNext/>
               <w:pageBreakBefore w:val="0"/>
               <w:widowControl/>
               <w:spacing w:lineRule="auto" w:line="240" w:before="0" w:after="0"/>
@@ -25950,7 +25912,7 @@
           </w:tcPr>
           <w:p>
             <w:pPr>
-              <w:keepNext w:val="0"/>
+              <w:keepNext/>
               <w:pageBreakBefore w:val="0"/>
               <w:widowControl/>
               <w:spacing w:lineRule="auto" w:line="240" w:before="0" w:after="0"/>
@@ -25976,7 +25938,7 @@
           </w:tcPr>
           <w:p>
             <w:pPr>
-              <w:keepNext w:val="0"/>
+              <w:keepNext/>
               <w:pageBreakBefore w:val="0"/>
               <w:widowControl/>
               <w:spacing w:lineRule="auto" w:line="240" w:before="0" w:after="0"/>
@@ -26002,7 +25964,7 @@
           </w:tcPr>
           <w:p>
             <w:pPr>
-              <w:keepNext w:val="0"/>
+              <w:keepNext/>
               <w:pageBreakBefore w:val="0"/>
               <w:widowControl/>
               <w:spacing w:lineRule="auto" w:line="240" w:before="0" w:after="0"/>
@@ -26033,7 +25995,7 @@
           </w:tcPr>
           <w:p>
             <w:pPr>
-              <w:keepNext w:val="0"/>
+              <w:keepNext/>
               <w:pageBreakBefore w:val="0"/>
               <w:widowControl/>
               <w:spacing w:lineRule="auto" w:line="240" w:before="0" w:after="0"/>
@@ -26059,7 +26021,7 @@
           </w:tcPr>
           <w:p>
             <w:pPr>
-              <w:keepNext w:val="0"/>
+              <w:keepNext/>
               <w:pageBreakBefore w:val="0"/>
               <w:widowControl/>
               <w:spacing w:lineRule="auto" w:line="240" w:before="0" w:after="0"/>
@@ -26085,7 +26047,7 @@
           </w:tcPr>
           <w:p>
             <w:pPr>
-              <w:keepNext w:val="0"/>
+              <w:keepNext/>
               <w:pageBreakBefore w:val="0"/>
               <w:widowControl/>
               <w:spacing w:lineRule="auto" w:line="240" w:before="0" w:after="0"/>
@@ -26111,7 +26073,7 @@
           </w:tcPr>
           <w:p>
             <w:pPr>
-              <w:keepNext w:val="0"/>
+              <w:keepNext/>
               <w:pageBreakBefore w:val="0"/>
               <w:widowControl/>
               <w:spacing w:lineRule="auto" w:line="240" w:before="0" w:after="0"/>
@@ -26142,7 +26104,7 @@
           </w:tcPr>
           <w:p>
             <w:pPr>
-              <w:keepNext w:val="0"/>
+              <w:keepNext/>
               <w:pageBreakBefore w:val="0"/>
               <w:widowControl/>
               <w:spacing w:lineRule="auto" w:line="240" w:before="0" w:after="0"/>
@@ -26168,7 +26130,7 @@
           </w:tcPr>
           <w:p>
             <w:pPr>
-              <w:keepNext w:val="0"/>
+              <w:keepNext/>
               <w:pageBreakBefore w:val="0"/>
               <w:widowControl/>
               <w:spacing w:lineRule="auto" w:line="240" w:before="0" w:after="0"/>
@@ -26194,7 +26156,7 @@
           </w:tcPr>
           <w:p>
             <w:pPr>
-              <w:keepNext w:val="0"/>
+              <w:keepNext/>
               <w:pageBreakBefore w:val="0"/>
               <w:widowControl/>
               <w:spacing w:lineRule="auto" w:line="240" w:before="0" w:after="0"/>
@@ -26220,7 +26182,7 @@
           </w:tcPr>
           <w:p>
             <w:pPr>
-              <w:keepNext w:val="0"/>
+              <w:keepNext/>
               <w:pageBreakBefore w:val="0"/>
               <w:widowControl/>
               <w:spacing w:lineRule="auto" w:line="240" w:before="0" w:after="0"/>
@@ -26251,7 +26213,7 @@
           </w:tcPr>
           <w:p>
             <w:pPr>
-              <w:keepNext w:val="0"/>
+              <w:keepNext/>
               <w:pageBreakBefore w:val="0"/>
               <w:widowControl/>
               <w:spacing w:lineRule="auto" w:line="240" w:before="0" w:after="0"/>
@@ -26277,7 +26239,7 @@
           </w:tcPr>
           <w:p>
             <w:pPr>
-              <w:keepNext w:val="0"/>
+              <w:keepNext/>
               <w:pageBreakBefore w:val="0"/>
               <w:widowControl/>
               <w:spacing w:lineRule="auto" w:line="240" w:before="0" w:after="0"/>
@@ -26303,7 +26265,7 @@
           </w:tcPr>
           <w:p>
             <w:pPr>
-              <w:keepNext w:val="0"/>
+              <w:keepNext/>
               <w:pageBreakBefore w:val="0"/>
               <w:widowControl/>
               <w:spacing w:lineRule="auto" w:line="240" w:before="0" w:after="0"/>
@@ -26329,7 +26291,7 @@
           </w:tcPr>
           <w:p>
             <w:pPr>
-              <w:keepNext w:val="0"/>
+              <w:keepNext/>
               <w:pageBreakBefore w:val="0"/>
               <w:widowControl/>
               <w:spacing w:lineRule="auto" w:line="240" w:before="0" w:after="0"/>
@@ -26555,7 +26517,7 @@
           </w:tcPr>
           <w:p>
             <w:pPr>
-              <w:keepNext w:val="0"/>
+              <w:keepNext/>
               <w:pageBreakBefore w:val="0"/>
               <w:widowControl/>
               <w:spacing w:lineRule="auto" w:line="240" w:before="0" w:after="0"/>
@@ -26582,7 +26544,7 @@
           </w:tcPr>
           <w:p>
             <w:pPr>
-              <w:keepNext w:val="0"/>
+              <w:keepNext/>
               <w:pageBreakBefore w:val="0"/>
               <w:widowControl/>
               <w:spacing w:lineRule="auto" w:line="240" w:before="0" w:after="0"/>
@@ -26613,7 +26575,7 @@
           </w:tcPr>
           <w:p>
             <w:pPr>
-              <w:keepNext w:val="0"/>
+              <w:keepNext/>
               <w:pageBreakBefore w:val="0"/>
               <w:widowControl/>
               <w:spacing w:lineRule="auto" w:line="240" w:before="0" w:after="0"/>
@@ -26639,7 +26601,7 @@
           </w:tcPr>
           <w:p>
             <w:pPr>
-              <w:keepNext w:val="0"/>
+              <w:keepNext/>
               <w:pageBreakBefore w:val="0"/>
               <w:widowControl/>
               <w:spacing w:lineRule="auto" w:line="240" w:before="0" w:after="0"/>
@@ -26670,7 +26632,7 @@
           </w:tcPr>
           <w:p>
             <w:pPr>
-              <w:keepNext w:val="0"/>
+              <w:keepNext/>
               <w:pageBreakBefore w:val="0"/>
               <w:widowControl/>
               <w:spacing w:lineRule="auto" w:line="240" w:before="0" w:after="0"/>
@@ -26696,7 +26658,7 @@
           </w:tcPr>
           <w:p>
             <w:pPr>
-              <w:keepNext w:val="0"/>
+              <w:keepNext/>
               <w:pageBreakBefore w:val="0"/>
               <w:widowControl/>
               <w:spacing w:lineRule="auto" w:line="240" w:before="0" w:after="0"/>
@@ -26727,7 +26689,7 @@
           </w:tcPr>
           <w:p>
             <w:pPr>
-              <w:keepNext w:val="0"/>
+              <w:keepNext/>
               <w:pageBreakBefore w:val="0"/>
               <w:widowControl/>
               <w:spacing w:lineRule="auto" w:line="240" w:before="0" w:after="0"/>
@@ -26753,7 +26715,7 @@
           </w:tcPr>
           <w:p>
             <w:pPr>
-              <w:keepNext w:val="0"/>
+              <w:keepNext/>
               <w:pageBreakBefore w:val="0"/>
               <w:widowControl/>
               <w:spacing w:lineRule="auto" w:line="240" w:before="0" w:after="0"/>
@@ -26784,7 +26746,7 @@
           </w:tcPr>
           <w:p>
             <w:pPr>
-              <w:keepNext w:val="0"/>
+              <w:keepNext/>
               <w:pageBreakBefore w:val="0"/>
               <w:widowControl/>
               <w:spacing w:lineRule="auto" w:line="240" w:before="0" w:after="0"/>
@@ -26810,7 +26772,7 @@
           </w:tcPr>
           <w:p>
             <w:pPr>
-              <w:keepNext w:val="0"/>
+              <w:keepNext/>
               <w:pageBreakBefore w:val="0"/>
               <w:widowControl/>
               <w:spacing w:lineRule="auto" w:line="240" w:before="0" w:after="0"/>
@@ -26841,7 +26803,7 @@
           </w:tcPr>
           <w:p>
             <w:pPr>
-              <w:keepNext w:val="0"/>
+              <w:keepNext/>
               <w:pageBreakBefore w:val="0"/>
               <w:widowControl/>
               <w:spacing w:lineRule="auto" w:line="240" w:before="0" w:after="0"/>
@@ -26867,7 +26829,7 @@
           </w:tcPr>
           <w:p>
             <w:pPr>
-              <w:keepNext w:val="0"/>
+              <w:keepNext/>
               <w:pageBreakBefore w:val="0"/>
               <w:widowControl/>
               <w:spacing w:lineRule="auto" w:line="240" w:before="0" w:after="0"/>
@@ -26898,7 +26860,7 @@
           </w:tcPr>
           <w:p>
             <w:pPr>
-              <w:keepNext w:val="0"/>
+              <w:keepNext/>
               <w:pageBreakBefore w:val="0"/>
               <w:widowControl/>
               <w:spacing w:lineRule="auto" w:line="240" w:before="0" w:after="0"/>
@@ -26924,7 +26886,7 @@
           </w:tcPr>
           <w:p>
             <w:pPr>
-              <w:keepNext w:val="0"/>
+              <w:keepNext/>
               <w:pageBreakBefore w:val="0"/>
               <w:widowControl/>
               <w:spacing w:lineRule="auto" w:line="240" w:before="0" w:after="0"/>
@@ -27159,7 +27121,7 @@
           </w:tcPr>
           <w:p>
             <w:pPr>
-              <w:keepNext w:val="0"/>
+              <w:keepNext/>
               <w:pageBreakBefore w:val="0"/>
               <w:widowControl/>
               <w:spacing w:lineRule="auto" w:line="240" w:before="0" w:after="0"/>
@@ -27186,7 +27148,7 @@
           </w:tcPr>
           <w:p>
             <w:pPr>
-              <w:keepNext w:val="0"/>
+              <w:keepNext/>
               <w:pageBreakBefore w:val="0"/>
               <w:widowControl/>
               <w:spacing w:lineRule="auto" w:line="240" w:before="0" w:after="0"/>
@@ -27217,7 +27179,7 @@
           </w:tcPr>
           <w:p>
             <w:pPr>
-              <w:keepNext w:val="0"/>
+              <w:keepNext/>
               <w:pageBreakBefore w:val="0"/>
               <w:widowControl/>
               <w:spacing w:lineRule="auto" w:line="240" w:before="0" w:after="0"/>
@@ -27243,7 +27205,7 @@
           </w:tcPr>
           <w:p>
             <w:pPr>
-              <w:keepNext w:val="0"/>
+              <w:keepNext/>
               <w:pageBreakBefore w:val="0"/>
               <w:widowControl/>
               <w:spacing w:lineRule="auto" w:line="240" w:before="0" w:after="0"/>
@@ -27274,7 +27236,7 @@
           </w:tcPr>
           <w:p>
             <w:pPr>
-              <w:keepNext w:val="0"/>
+              <w:keepNext/>
               <w:pageBreakBefore w:val="0"/>
               <w:widowControl/>
               <w:spacing w:lineRule="auto" w:line="240" w:before="0" w:after="0"/>
@@ -27300,7 +27262,7 @@
           </w:tcPr>
           <w:p>
             <w:pPr>
-              <w:keepNext w:val="0"/>
+              <w:keepNext/>
               <w:pageBreakBefore w:val="0"/>
               <w:widowControl/>
               <w:spacing w:lineRule="auto" w:line="240" w:before="0" w:after="0"/>
@@ -27331,7 +27293,7 @@
           </w:tcPr>
           <w:p>
             <w:pPr>
-              <w:keepNext w:val="0"/>
+              <w:keepNext/>
               <w:pageBreakBefore w:val="0"/>
               <w:widowControl/>
               <w:spacing w:lineRule="auto" w:line="240" w:before="0" w:after="0"/>
@@ -27357,7 +27319,7 @@
           </w:tcPr>
           <w:p>
             <w:pPr>
-              <w:keepNext w:val="0"/>
+              <w:keepNext/>
               <w:pageBreakBefore w:val="0"/>
               <w:widowControl/>
               <w:spacing w:lineRule="auto" w:line="240" w:before="0" w:after="0"/>
@@ -27388,7 +27350,7 @@
           </w:tcPr>
           <w:p>
             <w:pPr>
-              <w:keepNext w:val="0"/>
+              <w:keepNext/>
               <w:pageBreakBefore w:val="0"/>
               <w:widowControl/>
               <w:spacing w:lineRule="auto" w:line="240" w:before="0" w:after="0"/>
@@ -27414,7 +27376,7 @@
           </w:tcPr>
           <w:p>
             <w:pPr>
-              <w:keepNext w:val="0"/>
+              <w:keepNext/>
               <w:pageBreakBefore w:val="0"/>
               <w:widowControl/>
               <w:spacing w:lineRule="auto" w:line="240" w:before="0" w:after="0"/>
@@ -27445,7 +27407,7 @@
           </w:tcPr>
           <w:p>
             <w:pPr>
-              <w:keepNext w:val="0"/>
+              <w:keepNext/>
               <w:pageBreakBefore w:val="0"/>
               <w:widowControl/>
               <w:spacing w:lineRule="auto" w:line="240" w:before="0" w:after="0"/>
@@ -27471,7 +27433,7 @@
           </w:tcPr>
           <w:p>
             <w:pPr>
-              <w:keepNext w:val="0"/>
+              <w:keepNext/>
               <w:pageBreakBefore w:val="0"/>
               <w:widowControl/>
               <w:spacing w:lineRule="auto" w:line="240" w:before="0" w:after="0"/>
@@ -27502,7 +27464,7 @@
           </w:tcPr>
           <w:p>
             <w:pPr>
-              <w:keepNext w:val="0"/>
+              <w:keepNext/>
               <w:pageBreakBefore w:val="0"/>
               <w:widowControl/>
               <w:spacing w:lineRule="auto" w:line="240" w:before="0" w:after="0"/>
@@ -27528,7 +27490,7 @@
           </w:tcPr>
           <w:p>
             <w:pPr>
-              <w:keepNext w:val="0"/>
+              <w:keepNext/>
               <w:pageBreakBefore w:val="0"/>
               <w:widowControl/>
               <w:spacing w:lineRule="auto" w:line="240" w:before="0" w:after="0"/>
@@ -27909,7 +27871,7 @@
         <w:widowControl/>
         <w:spacing w:lineRule="auto" w:line="360" w:before="0" w:after="0"/>
         <w:ind w:firstLine="0" w:left="0"/>
-        <w:jc w:val="both"/>
+        <w:jc w:val="left"/>
       </w:pPr>
       <w:r>
         <w:rPr>
@@ -27928,7 +27890,7 @@
         <w:widowControl/>
         <w:spacing w:lineRule="auto" w:line="360" w:before="0" w:after="0"/>
         <w:ind w:firstLine="0" w:left="0"/>
-        <w:jc w:val="both"/>
+        <w:jc w:val="left"/>
       </w:pPr>
       <w:r>
         <w:rPr>
@@ -27947,7 +27909,7 @@
         <w:widowControl/>
         <w:spacing w:lineRule="auto" w:line="360" w:before="0" w:after="0"/>
         <w:ind w:firstLine="0" w:left="0"/>
-        <w:jc w:val="both"/>
+        <w:jc w:val="left"/>
       </w:pPr>
       <w:r>
         <w:rPr>
@@ -27966,7 +27928,7 @@
         <w:widowControl/>
         <w:spacing w:lineRule="auto" w:line="360" w:before="0" w:after="0"/>
         <w:ind w:firstLine="0" w:left="0"/>
-        <w:jc w:val="both"/>
+        <w:jc w:val="left"/>
       </w:pPr>
       <w:r>
         <w:rPr>
@@ -27985,7 +27947,7 @@
         <w:widowControl/>
         <w:spacing w:lineRule="auto" w:line="360" w:before="0" w:after="0"/>
         <w:ind w:firstLine="0" w:left="0"/>
-        <w:jc w:val="both"/>
+        <w:jc w:val="left"/>
       </w:pPr>
       <w:r>
         <w:rPr>
@@ -28004,7 +27966,7 @@
         <w:widowControl/>
         <w:spacing w:lineRule="auto" w:line="360" w:before="0" w:after="0"/>
         <w:ind w:firstLine="0" w:left="0"/>
-        <w:jc w:val="both"/>
+        <w:jc w:val="left"/>
       </w:pPr>
       <w:r>
         <w:rPr>
@@ -28023,7 +27985,7 @@
         <w:widowControl/>
         <w:spacing w:lineRule="auto" w:line="360" w:before="0" w:after="0"/>
         <w:ind w:firstLine="0" w:left="0"/>
-        <w:jc w:val="both"/>
+        <w:jc w:val="left"/>
       </w:pPr>
       <w:r>
         <w:rPr>
@@ -28042,7 +28004,7 @@
         <w:widowControl/>
         <w:spacing w:lineRule="auto" w:line="360" w:before="0" w:after="0"/>
         <w:ind w:firstLine="0" w:left="0"/>
-        <w:jc w:val="both"/>
+        <w:jc w:val="left"/>
       </w:pPr>
       <w:r>
         <w:rPr>
@@ -28061,7 +28023,7 @@
         <w:widowControl/>
         <w:spacing w:lineRule="auto" w:line="360" w:before="0" w:after="0"/>
         <w:ind w:firstLine="0" w:left="0"/>
-        <w:jc w:val="both"/>
+        <w:jc w:val="left"/>
       </w:pPr>
       <w:r>
         <w:rPr>
@@ -28080,7 +28042,7 @@
         <w:widowControl/>
         <w:spacing w:lineRule="auto" w:line="360" w:before="0" w:after="0"/>
         <w:ind w:firstLine="0" w:left="0"/>
-        <w:jc w:val="both"/>
+        <w:jc w:val="left"/>
       </w:pPr>
       <w:r>
         <w:rPr>
@@ -28099,7 +28061,7 @@
         <w:widowControl/>
         <w:spacing w:lineRule="auto" w:line="360" w:before="0" w:after="0"/>
         <w:ind w:firstLine="0" w:left="0"/>
-        <w:jc w:val="both"/>
+        <w:jc w:val="left"/>
       </w:pPr>
       <w:r>
         <w:rPr>
@@ -28118,7 +28080,7 @@
         <w:widowControl/>
         <w:spacing w:lineRule="auto" w:line="360" w:before="0" w:after="0"/>
         <w:ind w:firstLine="0" w:left="0"/>
-        <w:jc w:val="both"/>
+        <w:jc w:val="left"/>
       </w:pPr>
       <w:r>
         <w:rPr>
@@ -28137,7 +28099,7 @@
         <w:widowControl/>
         <w:spacing w:lineRule="auto" w:line="360" w:before="0" w:after="0"/>
         <w:ind w:firstLine="0" w:left="0"/>
-        <w:jc w:val="both"/>
+        <w:jc w:val="left"/>
       </w:pPr>
       <w:r>
         <w:rPr>

--- a/Отчетность_этап_2/Отчет_о_выполнении_работ_этап_2.docx
+++ b/Отчетность_этап_2/Отчет_о_выполнении_работ_этап_2.docx
@@ -1226,7 +1226,7 @@
       <w:r>
         <w:drawing>
           <wp:inline xmlns:a="http://schemas.openxmlformats.org/drawingml/2006/main" xmlns:pic="http://schemas.openxmlformats.org/drawingml/2006/picture">
-            <wp:extent cx="5940000" cy="2208462"/>
+            <wp:extent cx="5688000" cy="2114769"/>
             <wp:docPr id="1" name="Picture 1"/>
             <wp:cNvGraphicFramePr>
               <a:graphicFrameLocks noChangeAspect="1"/>
@@ -1247,7 +1247,7 @@
                   <pic:spPr>
                     <a:xfrm>
                       <a:off x="0" y="0"/>
-                      <a:ext cx="5940000" cy="2208462"/>
+                      <a:ext cx="5688000" cy="2114769"/>
                     </a:xfrm>
                     <a:prstGeom prst="rect"/>
                   </pic:spPr>
@@ -2046,7 +2046,7 @@
         <w:widowControl/>
         <w:spacing w:lineRule="auto" w:line="360" w:before="0" w:after="0"/>
         <w:ind w:firstLine="709"/>
-        <w:jc w:val="both"/>
+        <w:jc w:val="left"/>
       </w:pPr>
       <w:r>
         <w:rPr>
@@ -2064,7 +2064,7 @@
         <w:widowControl/>
         <w:spacing w:lineRule="auto" w:line="360" w:before="0" w:after="0"/>
         <w:ind w:firstLine="709"/>
-        <w:jc w:val="both"/>
+        <w:jc w:val="left"/>
       </w:pPr>
       <w:r>
         <w:rPr>
@@ -2817,7 +2817,7 @@
         <w:widowControl/>
         <w:spacing w:lineRule="auto" w:line="360" w:before="0" w:after="0"/>
         <w:ind w:firstLine="709"/>
-        <w:jc w:val="both"/>
+        <w:jc w:val="left"/>
       </w:pPr>
       <w:r>
         <w:rPr>
@@ -5799,7 +5799,7 @@
         <w:widowControl/>
         <w:spacing w:lineRule="auto" w:line="360" w:before="0" w:after="0"/>
         <w:ind w:firstLine="709"/>
-        <w:jc w:val="both"/>
+        <w:jc w:val="left"/>
       </w:pPr>
       <w:r>
         <w:rPr>
@@ -11839,7 +11839,7 @@
         <w:widowControl/>
         <w:spacing w:lineRule="auto" w:line="360" w:before="0" w:after="0"/>
         <w:ind w:firstLine="709"/>
-        <w:jc w:val="both"/>
+        <w:jc w:val="left"/>
       </w:pPr>
       <w:r>
         <w:rPr>
@@ -13129,7 +13129,7 @@
         <w:widowControl/>
         <w:spacing w:lineRule="auto" w:line="360" w:before="0" w:after="0"/>
         <w:ind w:firstLine="709"/>
-        <w:jc w:val="both"/>
+        <w:jc w:val="left"/>
       </w:pPr>
       <w:r>
         <w:rPr>
@@ -14266,7 +14266,7 @@
         <w:widowControl/>
         <w:spacing w:lineRule="auto" w:line="360" w:before="0" w:after="0"/>
         <w:ind w:firstLine="709"/>
-        <w:jc w:val="both"/>
+        <w:jc w:val="left"/>
       </w:pPr>
       <w:r>
         <w:rPr>
@@ -14284,7 +14284,7 @@
         <w:widowControl/>
         <w:spacing w:lineRule="auto" w:line="360" w:before="0" w:after="0"/>
         <w:ind w:firstLine="709"/>
-        <w:jc w:val="both"/>
+        <w:jc w:val="left"/>
       </w:pPr>
       <w:r>
         <w:rPr>
@@ -14830,7 +14830,7 @@
         <w:widowControl/>
         <w:spacing w:lineRule="auto" w:line="360" w:before="0" w:after="0"/>
         <w:ind w:firstLine="709"/>
-        <w:jc w:val="both"/>
+        <w:jc w:val="left"/>
       </w:pPr>
       <w:r>
         <w:rPr>
@@ -14872,7 +14872,7 @@
       <w:r>
         <w:drawing>
           <wp:inline xmlns:a="http://schemas.openxmlformats.org/drawingml/2006/main" xmlns:pic="http://schemas.openxmlformats.org/drawingml/2006/picture">
-            <wp:extent cx="5940000" cy="3841200"/>
+            <wp:extent cx="5688000" cy="3678240"/>
             <wp:docPr id="3" name="Picture 3"/>
             <wp:cNvGraphicFramePr>
               <a:graphicFrameLocks noChangeAspect="1"/>
@@ -14893,7 +14893,7 @@
                   <pic:spPr>
                     <a:xfrm>
                       <a:off x="0" y="0"/>
-                      <a:ext cx="5940000" cy="3841200"/>
+                      <a:ext cx="5688000" cy="3678240"/>
                     </a:xfrm>
                     <a:prstGeom prst="rect"/>
                   </pic:spPr>
@@ -14947,7 +14947,7 @@
         <w:widowControl/>
         <w:spacing w:lineRule="auto" w:line="360" w:before="0" w:after="0"/>
         <w:ind w:firstLine="709"/>
-        <w:jc w:val="both"/>
+        <w:jc w:val="left"/>
       </w:pPr>
       <w:r>
         <w:rPr>
@@ -14984,7 +14984,7 @@
         <w:widowControl/>
         <w:spacing w:lineRule="auto" w:line="360" w:before="0" w:after="0"/>
         <w:ind w:firstLine="709"/>
-        <w:jc w:val="both"/>
+        <w:jc w:val="left"/>
       </w:pPr>
       <w:r>
         <w:rPr>
@@ -16027,7 +16027,7 @@
         <w:widowControl/>
         <w:spacing w:lineRule="auto" w:line="360" w:before="0" w:after="0"/>
         <w:ind w:firstLine="709"/>
-        <w:jc w:val="both"/>
+        <w:jc w:val="left"/>
       </w:pPr>
       <w:r>
         <w:rPr>
@@ -16852,7 +16852,7 @@
         <w:widowControl/>
         <w:spacing w:lineRule="auto" w:line="360" w:before="0" w:after="0"/>
         <w:ind w:firstLine="709"/>
-        <w:jc w:val="both"/>
+        <w:jc w:val="left"/>
       </w:pPr>
       <w:r>
         <w:rPr>
@@ -17003,7 +17003,7 @@
         <w:widowControl/>
         <w:spacing w:lineRule="auto" w:line="360" w:before="0" w:after="0"/>
         <w:ind w:firstLine="709"/>
-        <w:jc w:val="both"/>
+        <w:jc w:val="left"/>
       </w:pPr>
       <w:r>
         <w:rPr>
@@ -17021,7 +17021,7 @@
         <w:widowControl/>
         <w:spacing w:lineRule="auto" w:line="360" w:before="0" w:after="0"/>
         <w:ind w:firstLine="709"/>
-        <w:jc w:val="both"/>
+        <w:jc w:val="left"/>
       </w:pPr>
       <w:r>
         <w:rPr>
@@ -18202,7 +18202,7 @@
         <w:widowControl/>
         <w:spacing w:lineRule="auto" w:line="360" w:before="0" w:after="0"/>
         <w:ind w:firstLine="709"/>
-        <w:jc w:val="both"/>
+        <w:jc w:val="left"/>
       </w:pPr>
       <w:r>
         <w:rPr>
@@ -18239,7 +18239,7 @@
         <w:widowControl/>
         <w:spacing w:lineRule="auto" w:line="360" w:before="0" w:after="0"/>
         <w:ind w:firstLine="709"/>
-        <w:jc w:val="both"/>
+        <w:jc w:val="left"/>
       </w:pPr>
       <w:r>
         <w:rPr>
@@ -20105,7 +20105,7 @@
         <w:widowControl/>
         <w:spacing w:lineRule="auto" w:line="360" w:before="0" w:after="0"/>
         <w:ind w:firstLine="709"/>
-        <w:jc w:val="both"/>
+        <w:jc w:val="left"/>
       </w:pPr>
       <w:r>
         <w:rPr>
@@ -20813,7 +20813,7 @@
         <w:widowControl/>
         <w:spacing w:lineRule="auto" w:line="360" w:before="0" w:after="0"/>
         <w:ind w:firstLine="709"/>
-        <w:jc w:val="both"/>
+        <w:jc w:val="left"/>
       </w:pPr>
       <w:r>
         <w:rPr>
@@ -20831,7 +20831,7 @@
         <w:widowControl/>
         <w:spacing w:lineRule="auto" w:line="360" w:before="0" w:after="0"/>
         <w:ind w:firstLine="709"/>
-        <w:jc w:val="both"/>
+        <w:jc w:val="left"/>
       </w:pPr>
       <w:r>
         <w:rPr>
@@ -20868,7 +20868,7 @@
         <w:widowControl/>
         <w:spacing w:lineRule="auto" w:line="360" w:before="0" w:after="0"/>
         <w:ind w:firstLine="709"/>
-        <w:jc w:val="both"/>
+        <w:jc w:val="left"/>
       </w:pPr>
       <w:r>
         <w:rPr>
@@ -21395,7 +21395,7 @@
         <w:widowControl/>
         <w:spacing w:lineRule="auto" w:line="360" w:before="0" w:after="0"/>
         <w:ind w:firstLine="709"/>
-        <w:jc w:val="both"/>
+        <w:jc w:val="left"/>
       </w:pPr>
       <w:r>
         <w:rPr>
@@ -21437,7 +21437,7 @@
       <w:r>
         <w:drawing>
           <wp:inline xmlns:a="http://schemas.openxmlformats.org/drawingml/2006/main" xmlns:pic="http://schemas.openxmlformats.org/drawingml/2006/picture">
-            <wp:extent cx="5940000" cy="3950862"/>
+            <wp:extent cx="5688000" cy="3783249"/>
             <wp:docPr id="6" name="Picture 6"/>
             <wp:cNvGraphicFramePr>
               <a:graphicFrameLocks noChangeAspect="1"/>
@@ -21458,7 +21458,7 @@
                   <pic:spPr>
                     <a:xfrm>
                       <a:off x="0" y="0"/>
-                      <a:ext cx="5940000" cy="3950862"/>
+                      <a:ext cx="5688000" cy="3783249"/>
                     </a:xfrm>
                     <a:prstGeom prst="rect"/>
                   </pic:spPr>
@@ -23190,7 +23190,7 @@
         <w:widowControl/>
         <w:spacing w:lineRule="auto" w:line="360" w:before="0" w:after="0"/>
         <w:ind w:firstLine="709"/>
-        <w:jc w:val="both"/>
+        <w:jc w:val="left"/>
       </w:pPr>
       <w:r>
         <w:rPr>
@@ -23341,7 +23341,7 @@
         <w:widowControl/>
         <w:spacing w:lineRule="auto" w:line="360" w:before="0" w:after="0"/>
         <w:ind w:firstLine="709"/>
-        <w:jc w:val="both"/>
+        <w:jc w:val="left"/>
       </w:pPr>
       <w:r>
         <w:rPr>
@@ -23359,7 +23359,7 @@
         <w:widowControl/>
         <w:spacing w:lineRule="auto" w:line="360" w:before="0" w:after="0"/>
         <w:ind w:firstLine="709"/>
-        <w:jc w:val="both"/>
+        <w:jc w:val="left"/>
       </w:pPr>
       <w:r>
         <w:rPr>
@@ -23401,7 +23401,7 @@
       <w:r>
         <w:drawing>
           <wp:inline xmlns:a="http://schemas.openxmlformats.org/drawingml/2006/main" xmlns:pic="http://schemas.openxmlformats.org/drawingml/2006/picture">
-            <wp:extent cx="5940000" cy="3436062"/>
+            <wp:extent cx="5688000" cy="3290289"/>
             <wp:docPr id="8" name="Picture 8"/>
             <wp:cNvGraphicFramePr>
               <a:graphicFrameLocks noChangeAspect="1"/>
@@ -23422,7 +23422,7 @@
                   <pic:spPr>
                     <a:xfrm>
                       <a:off x="0" y="0"/>
-                      <a:ext cx="5940000" cy="3436062"/>
+                      <a:ext cx="5688000" cy="3290289"/>
                     </a:xfrm>
                     <a:prstGeom prst="rect"/>
                   </pic:spPr>
@@ -23457,7 +23457,7 @@
         <w:widowControl/>
         <w:spacing w:lineRule="auto" w:line="360" w:before="0" w:after="0"/>
         <w:ind w:firstLine="709"/>
-        <w:jc w:val="both"/>
+        <w:jc w:val="left"/>
       </w:pPr>
       <w:r>
         <w:rPr>
@@ -24668,7 +24668,7 @@
       <w:r>
         <w:drawing>
           <wp:inline xmlns:a="http://schemas.openxmlformats.org/drawingml/2006/main" xmlns:pic="http://schemas.openxmlformats.org/drawingml/2006/picture">
-            <wp:extent cx="5940000" cy="2954769"/>
+            <wp:extent cx="5688000" cy="2829415"/>
             <wp:docPr id="9" name="Picture 9"/>
             <wp:cNvGraphicFramePr>
               <a:graphicFrameLocks noChangeAspect="1"/>
@@ -24689,7 +24689,7 @@
                   <pic:spPr>
                     <a:xfrm>
                       <a:off x="0" y="0"/>
-                      <a:ext cx="5940000" cy="2954769"/>
+                      <a:ext cx="5688000" cy="2829415"/>
                     </a:xfrm>
                     <a:prstGeom prst="rect"/>
                   </pic:spPr>
@@ -24823,7 +24823,7 @@
         <w:widowControl/>
         <w:spacing w:lineRule="auto" w:line="360" w:before="0" w:after="0"/>
         <w:ind w:firstLine="709"/>
-        <w:jc w:val="both"/>
+        <w:jc w:val="left"/>
       </w:pPr>
       <w:r>
         <w:rPr>
@@ -25366,7 +25366,7 @@
         <w:widowControl/>
         <w:spacing w:lineRule="auto" w:line="360" w:before="0" w:after="0"/>
         <w:ind w:firstLine="709"/>
-        <w:jc w:val="both"/>
+        <w:jc w:val="left"/>
       </w:pPr>
       <w:r>
         <w:rPr>
@@ -26438,7 +26438,7 @@
         <w:widowControl/>
         <w:spacing w:lineRule="auto" w:line="360" w:before="0" w:after="0"/>
         <w:ind w:firstLine="709"/>
-        <w:jc w:val="both"/>
+        <w:jc w:val="left"/>
       </w:pPr>
       <w:r>
         <w:rPr>
@@ -27042,7 +27042,7 @@
         <w:widowControl/>
         <w:spacing w:lineRule="auto" w:line="360" w:before="0" w:after="0"/>
         <w:ind w:firstLine="709"/>
-        <w:jc w:val="both"/>
+        <w:jc w:val="left"/>
       </w:pPr>
       <w:r>
         <w:rPr>
@@ -27646,7 +27646,7 @@
         <w:widowControl/>
         <w:spacing w:lineRule="auto" w:line="360" w:before="0" w:after="0"/>
         <w:ind w:firstLine="709"/>
-        <w:jc w:val="both"/>
+        <w:jc w:val="left"/>
       </w:pPr>
       <w:r>
         <w:rPr>

--- a/Отчетность_этап_2/Отчет_о_выполнении_работ_этап_2.docx
+++ b/Отчетность_этап_2/Отчет_о_выполнении_работ_этап_2.docx
@@ -1298,14 +1298,13 @@
         <w:tblW w:type="auto" w:w="0"/>
         <w:jc w:val="center"/>
         <w:tblLayout w:type="fixed"/>
-        <w:tblLook w:firstColumn="1" w:firstRow="1" w:lastColumn="0" w:lastRow="0" w:noHBand="0" w:noVBand="1" w:val="04A0"/>
         <w:tblCellMar>
           <w:top w:w="40" w:type="dxa"/>
           <w:start w:w="60" w:type="dxa"/>
           <w:bottom w:w="40" w:type="dxa"/>
           <w:end w:w="60" w:type="dxa"/>
         </w:tblCellMar>
-        <w:tblLayout w:type="fixed"/>
+        <w:tblLook w:firstColumn="1" w:firstRow="1" w:lastColumn="0" w:lastRow="0" w:noHBand="0" w:noVBand="1" w:val="04A0"/>
       </w:tblPr>
       <w:tblGrid>
         <w:gridCol w:w="567"/>
@@ -1321,8 +1320,8 @@
         <w:tc>
           <w:tcPr>
             <w:tcW w:type="dxa" w:w="567"/>
-            <w:vAlign w:val="center"/>
             <w:shd w:val="clear" w:color="auto" w:fill="E7E6E6"/>
+            <w:vAlign w:val="center"/>
           </w:tcPr>
           <w:p>
             <w:pPr>
@@ -1348,8 +1347,8 @@
         <w:tc>
           <w:tcPr>
             <w:tcW w:type="dxa" w:w="3118"/>
-            <w:vAlign w:val="center"/>
             <w:shd w:val="clear" w:color="auto" w:fill="E7E6E6"/>
+            <w:vAlign w:val="center"/>
           </w:tcPr>
           <w:p>
             <w:pPr>
@@ -1375,8 +1374,8 @@
         <w:tc>
           <w:tcPr>
             <w:tcW w:type="dxa" w:w="3515"/>
-            <w:vAlign w:val="center"/>
             <w:shd w:val="clear" w:color="auto" w:fill="E7E6E6"/>
+            <w:vAlign w:val="center"/>
           </w:tcPr>
           <w:p>
             <w:pPr>
@@ -1402,8 +1401,8 @@
         <w:tc>
           <w:tcPr>
             <w:tcW w:type="dxa" w:w="2154"/>
-            <w:vAlign w:val="center"/>
             <w:shd w:val="clear" w:color="auto" w:fill="E7E6E6"/>
+            <w:vAlign w:val="center"/>
           </w:tcPr>
           <w:p>
             <w:pPr>
@@ -2117,14 +2116,13 @@
         <w:tblW w:type="auto" w:w="0"/>
         <w:jc w:val="center"/>
         <w:tblLayout w:type="fixed"/>
-        <w:tblLook w:firstColumn="1" w:firstRow="1" w:lastColumn="0" w:lastRow="0" w:noHBand="0" w:noVBand="1" w:val="04A0"/>
         <w:tblCellMar>
           <w:top w:w="40" w:type="dxa"/>
           <w:start w:w="60" w:type="dxa"/>
           <w:bottom w:w="40" w:type="dxa"/>
           <w:end w:w="60" w:type="dxa"/>
         </w:tblCellMar>
-        <w:tblLayout w:type="fixed"/>
+        <w:tblLook w:firstColumn="1" w:firstRow="1" w:lastColumn="0" w:lastRow="0" w:noHBand="0" w:noVBand="1" w:val="04A0"/>
       </w:tblPr>
       <w:tblGrid>
         <w:gridCol w:w="567"/>
@@ -2139,8 +2137,8 @@
         <w:tc>
           <w:tcPr>
             <w:tcW w:type="dxa" w:w="567"/>
-            <w:vAlign w:val="center"/>
             <w:shd w:val="clear" w:color="auto" w:fill="E7E6E6"/>
+            <w:vAlign w:val="center"/>
           </w:tcPr>
           <w:p>
             <w:pPr>
@@ -2166,8 +2164,8 @@
         <w:tc>
           <w:tcPr>
             <w:tcW w:type="dxa" w:w="4819"/>
-            <w:vAlign w:val="center"/>
             <w:shd w:val="clear" w:color="auto" w:fill="E7E6E6"/>
+            <w:vAlign w:val="center"/>
           </w:tcPr>
           <w:p>
             <w:pPr>
@@ -2193,8 +2191,8 @@
         <w:tc>
           <w:tcPr>
             <w:tcW w:type="dxa" w:w="3969"/>
-            <w:vAlign w:val="center"/>
             <w:shd w:val="clear" w:color="auto" w:fill="E7E6E6"/>
+            <w:vAlign w:val="center"/>
           </w:tcPr>
           <w:p>
             <w:pPr>
@@ -2889,14 +2887,13 @@
         <w:tblW w:type="auto" w:w="0"/>
         <w:jc w:val="center"/>
         <w:tblLayout w:type="fixed"/>
-        <w:tblLook w:firstColumn="1" w:firstRow="1" w:lastColumn="0" w:lastRow="0" w:noHBand="0" w:noVBand="1" w:val="04A0"/>
         <w:tblCellMar>
           <w:top w:w="40" w:type="dxa"/>
           <w:start w:w="60" w:type="dxa"/>
           <w:bottom w:w="40" w:type="dxa"/>
           <w:end w:w="60" w:type="dxa"/>
         </w:tblCellMar>
-        <w:tblLayout w:type="fixed"/>
+        <w:tblLook w:firstColumn="1" w:firstRow="1" w:lastColumn="0" w:lastRow="0" w:noHBand="0" w:noVBand="1" w:val="04A0"/>
       </w:tblPr>
       <w:tblGrid>
         <w:gridCol w:w="567"/>
@@ -2911,8 +2908,8 @@
         <w:tc>
           <w:tcPr>
             <w:tcW w:type="dxa" w:w="567"/>
-            <w:vAlign w:val="center"/>
             <w:shd w:val="clear" w:color="auto" w:fill="E7E6E6"/>
+            <w:vAlign w:val="center"/>
           </w:tcPr>
           <w:p>
             <w:pPr>
@@ -2938,8 +2935,8 @@
         <w:tc>
           <w:tcPr>
             <w:tcW w:type="dxa" w:w="7087"/>
-            <w:vAlign w:val="center"/>
             <w:shd w:val="clear" w:color="auto" w:fill="E7E6E6"/>
+            <w:vAlign w:val="center"/>
           </w:tcPr>
           <w:p>
             <w:pPr>
@@ -2965,8 +2962,8 @@
         <w:tc>
           <w:tcPr>
             <w:tcW w:type="dxa" w:w="1701"/>
-            <w:vAlign w:val="center"/>
             <w:shd w:val="clear" w:color="auto" w:fill="E7E6E6"/>
+            <w:vAlign w:val="center"/>
           </w:tcPr>
           <w:p>
             <w:pPr>
@@ -4767,14 +4764,13 @@
         <w:tblW w:type="auto" w:w="0"/>
         <w:jc w:val="center"/>
         <w:tblLayout w:type="fixed"/>
-        <w:tblLook w:firstColumn="1" w:firstRow="1" w:lastColumn="0" w:lastRow="0" w:noHBand="0" w:noVBand="1" w:val="04A0"/>
         <w:tblCellMar>
           <w:top w:w="40" w:type="dxa"/>
           <w:start w:w="60" w:type="dxa"/>
           <w:bottom w:w="40" w:type="dxa"/>
           <w:end w:w="60" w:type="dxa"/>
         </w:tblCellMar>
-        <w:tblLayout w:type="fixed"/>
+        <w:tblLook w:firstColumn="1" w:firstRow="1" w:lastColumn="0" w:lastRow="0" w:noHBand="0" w:noVBand="1" w:val="04A0"/>
       </w:tblPr>
       <w:tblGrid>
         <w:gridCol w:w="567"/>
@@ -4789,8 +4785,8 @@
         <w:tc>
           <w:tcPr>
             <w:tcW w:type="dxa" w:w="567"/>
-            <w:vAlign w:val="center"/>
             <w:shd w:val="clear" w:color="auto" w:fill="E7E6E6"/>
+            <w:vAlign w:val="center"/>
           </w:tcPr>
           <w:p>
             <w:pPr>
@@ -4816,8 +4812,8 @@
         <w:tc>
           <w:tcPr>
             <w:tcW w:type="dxa" w:w="7087"/>
-            <w:vAlign w:val="center"/>
             <w:shd w:val="clear" w:color="auto" w:fill="E7E6E6"/>
+            <w:vAlign w:val="center"/>
           </w:tcPr>
           <w:p>
             <w:pPr>
@@ -4843,8 +4839,8 @@
         <w:tc>
           <w:tcPr>
             <w:tcW w:type="dxa" w:w="1701"/>
-            <w:vAlign w:val="center"/>
             <w:shd w:val="clear" w:color="auto" w:fill="E7E6E6"/>
+            <w:vAlign w:val="center"/>
           </w:tcPr>
           <w:p>
             <w:pPr>
@@ -6023,14 +6019,13 @@
         <w:tblW w:type="auto" w:w="0"/>
         <w:jc w:val="center"/>
         <w:tblLayout w:type="fixed"/>
-        <w:tblLook w:firstColumn="1" w:firstRow="1" w:lastColumn="0" w:lastRow="0" w:noHBand="0" w:noVBand="1" w:val="04A0"/>
         <w:tblCellMar>
           <w:top w:w="40" w:type="dxa"/>
           <w:start w:w="60" w:type="dxa"/>
           <w:bottom w:w="40" w:type="dxa"/>
           <w:end w:w="60" w:type="dxa"/>
         </w:tblCellMar>
-        <w:tblLayout w:type="fixed"/>
+        <w:tblLook w:firstColumn="1" w:firstRow="1" w:lastColumn="0" w:lastRow="0" w:noHBand="0" w:noVBand="1" w:val="04A0"/>
       </w:tblPr>
       <w:tblGrid>
         <w:gridCol w:w="2268"/>
@@ -6052,8 +6047,8 @@
         <w:tc>
           <w:tcPr>
             <w:tcW w:type="dxa" w:w="2268"/>
-            <w:vAlign w:val="center"/>
             <w:shd w:val="clear" w:color="auto" w:fill="E7E6E6"/>
+            <w:vAlign w:val="center"/>
           </w:tcPr>
           <w:p>
             <w:pPr>
@@ -6079,8 +6074,8 @@
         <w:tc>
           <w:tcPr>
             <w:tcW w:type="dxa" w:w="737"/>
-            <w:vAlign w:val="center"/>
             <w:shd w:val="clear" w:color="auto" w:fill="E7E6E6"/>
+            <w:vAlign w:val="center"/>
           </w:tcPr>
           <w:p>
             <w:pPr>
@@ -6106,8 +6101,8 @@
         <w:tc>
           <w:tcPr>
             <w:tcW w:type="dxa" w:w="737"/>
-            <w:vAlign w:val="center"/>
             <w:shd w:val="clear" w:color="auto" w:fill="E7E6E6"/>
+            <w:vAlign w:val="center"/>
           </w:tcPr>
           <w:p>
             <w:pPr>
@@ -6133,8 +6128,8 @@
         <w:tc>
           <w:tcPr>
             <w:tcW w:type="dxa" w:w="737"/>
-            <w:vAlign w:val="center"/>
             <w:shd w:val="clear" w:color="auto" w:fill="E7E6E6"/>
+            <w:vAlign w:val="center"/>
           </w:tcPr>
           <w:p>
             <w:pPr>
@@ -6160,8 +6155,8 @@
         <w:tc>
           <w:tcPr>
             <w:tcW w:type="dxa" w:w="737"/>
-            <w:vAlign w:val="center"/>
             <w:shd w:val="clear" w:color="auto" w:fill="E7E6E6"/>
+            <w:vAlign w:val="center"/>
           </w:tcPr>
           <w:p>
             <w:pPr>
@@ -6187,8 +6182,8 @@
         <w:tc>
           <w:tcPr>
             <w:tcW w:type="dxa" w:w="737"/>
-            <w:vAlign w:val="center"/>
             <w:shd w:val="clear" w:color="auto" w:fill="E7E6E6"/>
+            <w:vAlign w:val="center"/>
           </w:tcPr>
           <w:p>
             <w:pPr>
@@ -6214,8 +6209,8 @@
         <w:tc>
           <w:tcPr>
             <w:tcW w:type="dxa" w:w="737"/>
-            <w:vAlign w:val="center"/>
             <w:shd w:val="clear" w:color="auto" w:fill="E7E6E6"/>
+            <w:vAlign w:val="center"/>
           </w:tcPr>
           <w:p>
             <w:pPr>
@@ -6241,8 +6236,8 @@
         <w:tc>
           <w:tcPr>
             <w:tcW w:type="dxa" w:w="737"/>
-            <w:vAlign w:val="center"/>
             <w:shd w:val="clear" w:color="auto" w:fill="E7E6E6"/>
+            <w:vAlign w:val="center"/>
           </w:tcPr>
           <w:p>
             <w:pPr>
@@ -6268,8 +6263,8 @@
         <w:tc>
           <w:tcPr>
             <w:tcW w:type="dxa" w:w="737"/>
-            <w:vAlign w:val="center"/>
             <w:shd w:val="clear" w:color="auto" w:fill="E7E6E6"/>
+            <w:vAlign w:val="center"/>
           </w:tcPr>
           <w:p>
             <w:pPr>
@@ -6295,8 +6290,8 @@
         <w:tc>
           <w:tcPr>
             <w:tcW w:type="dxa" w:w="1191"/>
-            <w:vAlign w:val="center"/>
             <w:shd w:val="clear" w:color="auto" w:fill="E7E6E6"/>
+            <w:vAlign w:val="center"/>
           </w:tcPr>
           <w:p>
             <w:pPr>
@@ -10329,14 +10324,13 @@
         <w:tblW w:type="auto" w:w="0"/>
         <w:jc w:val="center"/>
         <w:tblLayout w:type="fixed"/>
-        <w:tblLook w:firstColumn="1" w:firstRow="1" w:lastColumn="0" w:lastRow="0" w:noHBand="0" w:noVBand="1" w:val="04A0"/>
         <w:tblCellMar>
           <w:top w:w="40" w:type="dxa"/>
           <w:start w:w="60" w:type="dxa"/>
           <w:bottom w:w="40" w:type="dxa"/>
           <w:end w:w="60" w:type="dxa"/>
         </w:tblCellMar>
-        <w:tblLayout w:type="fixed"/>
+        <w:tblLook w:firstColumn="1" w:firstRow="1" w:lastColumn="0" w:lastRow="0" w:noHBand="0" w:noVBand="1" w:val="04A0"/>
       </w:tblPr>
       <w:tblGrid>
         <w:gridCol w:w="1020"/>
@@ -10354,8 +10348,8 @@
         <w:tc>
           <w:tcPr>
             <w:tcW w:type="dxa" w:w="1020"/>
-            <w:vAlign w:val="center"/>
             <w:shd w:val="clear" w:color="auto" w:fill="E7E6E6"/>
+            <w:vAlign w:val="center"/>
           </w:tcPr>
           <w:p>
             <w:pPr>
@@ -10381,8 +10375,8 @@
         <w:tc>
           <w:tcPr>
             <w:tcW w:type="dxa" w:w="1814"/>
-            <w:vAlign w:val="center"/>
             <w:shd w:val="clear" w:color="auto" w:fill="E7E6E6"/>
+            <w:vAlign w:val="center"/>
           </w:tcPr>
           <w:p>
             <w:pPr>
@@ -10408,8 +10402,8 @@
         <w:tc>
           <w:tcPr>
             <w:tcW w:type="dxa" w:w="1474"/>
-            <w:vAlign w:val="center"/>
             <w:shd w:val="clear" w:color="auto" w:fill="E7E6E6"/>
+            <w:vAlign w:val="center"/>
           </w:tcPr>
           <w:p>
             <w:pPr>
@@ -10435,8 +10429,8 @@
         <w:tc>
           <w:tcPr>
             <w:tcW w:type="dxa" w:w="1020"/>
-            <w:vAlign w:val="center"/>
             <w:shd w:val="clear" w:color="auto" w:fill="E7E6E6"/>
+            <w:vAlign w:val="center"/>
           </w:tcPr>
           <w:p>
             <w:pPr>
@@ -10462,8 +10456,8 @@
         <w:tc>
           <w:tcPr>
             <w:tcW w:type="dxa" w:w="1531"/>
-            <w:vAlign w:val="center"/>
             <w:shd w:val="clear" w:color="auto" w:fill="E7E6E6"/>
+            <w:vAlign w:val="center"/>
           </w:tcPr>
           <w:p>
             <w:pPr>
@@ -10489,8 +10483,8 @@
         <w:tc>
           <w:tcPr>
             <w:tcW w:type="dxa" w:w="2494"/>
-            <w:vAlign w:val="center"/>
             <w:shd w:val="clear" w:color="auto" w:fill="E7E6E6"/>
+            <w:vAlign w:val="center"/>
           </w:tcPr>
           <w:p>
             <w:pPr>
@@ -11892,14 +11886,13 @@
         <w:tblW w:type="auto" w:w="0"/>
         <w:jc w:val="center"/>
         <w:tblLayout w:type="fixed"/>
-        <w:tblLook w:firstColumn="1" w:firstRow="1" w:lastColumn="0" w:lastRow="0" w:noHBand="0" w:noVBand="1" w:val="04A0"/>
         <w:tblCellMar>
           <w:top w:w="40" w:type="dxa"/>
           <w:start w:w="60" w:type="dxa"/>
           <w:bottom w:w="40" w:type="dxa"/>
           <w:end w:w="60" w:type="dxa"/>
         </w:tblCellMar>
-        <w:tblLayout w:type="fixed"/>
+        <w:tblLook w:firstColumn="1" w:firstRow="1" w:lastColumn="0" w:lastRow="0" w:noHBand="0" w:noVBand="1" w:val="04A0"/>
       </w:tblPr>
       <w:tblGrid>
         <w:gridCol w:w="567"/>
@@ -11915,8 +11908,8 @@
         <w:tc>
           <w:tcPr>
             <w:tcW w:type="dxa" w:w="567"/>
-            <w:vAlign w:val="center"/>
             <w:shd w:val="clear" w:color="auto" w:fill="E7E6E6"/>
+            <w:vAlign w:val="center"/>
           </w:tcPr>
           <w:p>
             <w:pPr>
@@ -11942,8 +11935,8 @@
         <w:tc>
           <w:tcPr>
             <w:tcW w:type="dxa" w:w="3515"/>
-            <w:vAlign w:val="center"/>
             <w:shd w:val="clear" w:color="auto" w:fill="E7E6E6"/>
+            <w:vAlign w:val="center"/>
           </w:tcPr>
           <w:p>
             <w:pPr>
@@ -11969,8 +11962,8 @@
         <w:tc>
           <w:tcPr>
             <w:tcW w:type="dxa" w:w="3685"/>
-            <w:vAlign w:val="center"/>
             <w:shd w:val="clear" w:color="auto" w:fill="E7E6E6"/>
+            <w:vAlign w:val="center"/>
           </w:tcPr>
           <w:p>
             <w:pPr>
@@ -11996,8 +11989,8 @@
         <w:tc>
           <w:tcPr>
             <w:tcW w:type="dxa" w:w="1587"/>
-            <w:vAlign w:val="center"/>
             <w:shd w:val="clear" w:color="auto" w:fill="E7E6E6"/>
+            <w:vAlign w:val="center"/>
           </w:tcPr>
           <w:p>
             <w:pPr>
@@ -13262,14 +13255,13 @@
         <w:tblW w:type="auto" w:w="0"/>
         <w:jc w:val="center"/>
         <w:tblLayout w:type="fixed"/>
-        <w:tblLook w:firstColumn="1" w:firstRow="1" w:lastColumn="0" w:lastRow="0" w:noHBand="0" w:noVBand="1" w:val="04A0"/>
         <w:tblCellMar>
           <w:top w:w="40" w:type="dxa"/>
           <w:start w:w="60" w:type="dxa"/>
           <w:bottom w:w="40" w:type="dxa"/>
           <w:end w:w="60" w:type="dxa"/>
         </w:tblCellMar>
-        <w:tblLayout w:type="fixed"/>
+        <w:tblLook w:firstColumn="1" w:firstRow="1" w:lastColumn="0" w:lastRow="0" w:noHBand="0" w:noVBand="1" w:val="04A0"/>
       </w:tblPr>
       <w:tblGrid>
         <w:gridCol w:w="2551"/>
@@ -13286,8 +13278,8 @@
         <w:tc>
           <w:tcPr>
             <w:tcW w:type="dxa" w:w="2551"/>
-            <w:vAlign w:val="center"/>
             <w:shd w:val="clear" w:color="auto" w:fill="E7E6E6"/>
+            <w:vAlign w:val="center"/>
           </w:tcPr>
           <w:p>
             <w:pPr>
@@ -13313,8 +13305,8 @@
         <w:tc>
           <w:tcPr>
             <w:tcW w:type="dxa" w:w="1361"/>
-            <w:vAlign w:val="center"/>
             <w:shd w:val="clear" w:color="auto" w:fill="E7E6E6"/>
+            <w:vAlign w:val="center"/>
           </w:tcPr>
           <w:p>
             <w:pPr>
@@ -13340,8 +13332,8 @@
         <w:tc>
           <w:tcPr>
             <w:tcW w:type="dxa" w:w="1814"/>
-            <w:vAlign w:val="center"/>
             <w:shd w:val="clear" w:color="auto" w:fill="E7E6E6"/>
+            <w:vAlign w:val="center"/>
           </w:tcPr>
           <w:p>
             <w:pPr>
@@ -13367,8 +13359,8 @@
         <w:tc>
           <w:tcPr>
             <w:tcW w:type="dxa" w:w="1814"/>
-            <w:vAlign w:val="center"/>
             <w:shd w:val="clear" w:color="auto" w:fill="E7E6E6"/>
+            <w:vAlign w:val="center"/>
           </w:tcPr>
           <w:p>
             <w:pPr>
@@ -13394,8 +13386,8 @@
         <w:tc>
           <w:tcPr>
             <w:tcW w:type="dxa" w:w="1814"/>
-            <w:vAlign w:val="center"/>
             <w:shd w:val="clear" w:color="auto" w:fill="E7E6E6"/>
+            <w:vAlign w:val="center"/>
           </w:tcPr>
           <w:p>
             <w:pPr>
@@ -14356,14 +14348,13 @@
         <w:tblW w:type="auto" w:w="0"/>
         <w:jc w:val="center"/>
         <w:tblLayout w:type="fixed"/>
-        <w:tblLook w:firstColumn="1" w:firstRow="1" w:lastColumn="0" w:lastRow="0" w:noHBand="0" w:noVBand="1" w:val="04A0"/>
         <w:tblCellMar>
           <w:top w:w="40" w:type="dxa"/>
           <w:start w:w="60" w:type="dxa"/>
           <w:bottom w:w="40" w:type="dxa"/>
           <w:end w:w="60" w:type="dxa"/>
         </w:tblCellMar>
-        <w:tblLayout w:type="fixed"/>
+        <w:tblLook w:firstColumn="1" w:firstRow="1" w:lastColumn="0" w:lastRow="0" w:noHBand="0" w:noVBand="1" w:val="04A0"/>
       </w:tblPr>
       <w:tblGrid>
         <w:gridCol w:w="1531"/>
@@ -14379,8 +14370,8 @@
         <w:tc>
           <w:tcPr>
             <w:tcW w:type="dxa" w:w="1531"/>
-            <w:vAlign w:val="center"/>
             <w:shd w:val="clear" w:color="auto" w:fill="E7E6E6"/>
+            <w:vAlign w:val="center"/>
           </w:tcPr>
           <w:p>
             <w:pPr>
@@ -14406,8 +14397,8 @@
         <w:tc>
           <w:tcPr>
             <w:tcW w:type="dxa" w:w="3402"/>
-            <w:vAlign w:val="center"/>
             <w:shd w:val="clear" w:color="auto" w:fill="E7E6E6"/>
+            <w:vAlign w:val="center"/>
           </w:tcPr>
           <w:p>
             <w:pPr>
@@ -14433,8 +14424,8 @@
         <w:tc>
           <w:tcPr>
             <w:tcW w:type="dxa" w:w="2721"/>
-            <w:vAlign w:val="center"/>
             <w:shd w:val="clear" w:color="auto" w:fill="E7E6E6"/>
+            <w:vAlign w:val="center"/>
           </w:tcPr>
           <w:p>
             <w:pPr>
@@ -14460,8 +14451,8 @@
         <w:tc>
           <w:tcPr>
             <w:tcW w:type="dxa" w:w="1701"/>
-            <w:vAlign w:val="center"/>
             <w:shd w:val="clear" w:color="auto" w:fill="E7E6E6"/>
+            <w:vAlign w:val="center"/>
           </w:tcPr>
           <w:p>
             <w:pPr>
@@ -15098,14 +15089,13 @@
         <w:tblW w:type="auto" w:w="0"/>
         <w:jc w:val="center"/>
         <w:tblLayout w:type="fixed"/>
-        <w:tblLook w:firstColumn="1" w:firstRow="1" w:lastColumn="0" w:lastRow="0" w:noHBand="0" w:noVBand="1" w:val="04A0"/>
         <w:tblCellMar>
           <w:top w:w="40" w:type="dxa"/>
           <w:start w:w="60" w:type="dxa"/>
           <w:bottom w:w="40" w:type="dxa"/>
           <w:end w:w="60" w:type="dxa"/>
         </w:tblCellMar>
-        <w:tblLayout w:type="fixed"/>
+        <w:tblLook w:firstColumn="1" w:firstRow="1" w:lastColumn="0" w:lastRow="0" w:noHBand="0" w:noVBand="1" w:val="04A0"/>
       </w:tblPr>
       <w:tblGrid>
         <w:gridCol w:w="1020"/>
@@ -15121,8 +15111,8 @@
         <w:tc>
           <w:tcPr>
             <w:tcW w:type="dxa" w:w="1020"/>
-            <w:vAlign w:val="center"/>
             <w:shd w:val="clear" w:color="auto" w:fill="E7E6E6"/>
+            <w:vAlign w:val="center"/>
           </w:tcPr>
           <w:p>
             <w:pPr>
@@ -15148,8 +15138,8 @@
         <w:tc>
           <w:tcPr>
             <w:tcW w:type="dxa" w:w="3288"/>
-            <w:vAlign w:val="center"/>
             <w:shd w:val="clear" w:color="auto" w:fill="E7E6E6"/>
+            <w:vAlign w:val="center"/>
           </w:tcPr>
           <w:p>
             <w:pPr>
@@ -15175,8 +15165,8 @@
         <w:tc>
           <w:tcPr>
             <w:tcW w:type="dxa" w:w="1701"/>
-            <w:vAlign w:val="center"/>
             <w:shd w:val="clear" w:color="auto" w:fill="E7E6E6"/>
+            <w:vAlign w:val="center"/>
           </w:tcPr>
           <w:p>
             <w:pPr>
@@ -15202,8 +15192,8 @@
         <w:tc>
           <w:tcPr>
             <w:tcW w:type="dxa" w:w="3345"/>
-            <w:vAlign w:val="center"/>
             <w:shd w:val="clear" w:color="auto" w:fill="E7E6E6"/>
+            <w:vAlign w:val="center"/>
           </w:tcPr>
           <w:p>
             <w:pPr>
@@ -16080,14 +16070,13 @@
         <w:tblW w:type="auto" w:w="0"/>
         <w:jc w:val="center"/>
         <w:tblLayout w:type="fixed"/>
-        <w:tblLook w:firstColumn="1" w:firstRow="1" w:lastColumn="0" w:lastRow="0" w:noHBand="0" w:noVBand="1" w:val="04A0"/>
         <w:tblCellMar>
           <w:top w:w="40" w:type="dxa"/>
           <w:start w:w="60" w:type="dxa"/>
           <w:bottom w:w="40" w:type="dxa"/>
           <w:end w:w="60" w:type="dxa"/>
         </w:tblCellMar>
-        <w:tblLayout w:type="fixed"/>
+        <w:tblLook w:firstColumn="1" w:firstRow="1" w:lastColumn="0" w:lastRow="0" w:noHBand="0" w:noVBand="1" w:val="04A0"/>
       </w:tblPr>
       <w:tblGrid>
         <w:gridCol w:w="567"/>
@@ -16103,8 +16092,8 @@
         <w:tc>
           <w:tcPr>
             <w:tcW w:type="dxa" w:w="567"/>
-            <w:vAlign w:val="center"/>
             <w:shd w:val="clear" w:color="auto" w:fill="E7E6E6"/>
+            <w:vAlign w:val="center"/>
           </w:tcPr>
           <w:p>
             <w:pPr>
@@ -16130,8 +16119,8 @@
         <w:tc>
           <w:tcPr>
             <w:tcW w:type="dxa" w:w="2721"/>
-            <w:vAlign w:val="center"/>
             <w:shd w:val="clear" w:color="auto" w:fill="E7E6E6"/>
+            <w:vAlign w:val="center"/>
           </w:tcPr>
           <w:p>
             <w:pPr>
@@ -16157,8 +16146,8 @@
         <w:tc>
           <w:tcPr>
             <w:tcW w:type="dxa" w:w="2098"/>
-            <w:vAlign w:val="center"/>
             <w:shd w:val="clear" w:color="auto" w:fill="E7E6E6"/>
+            <w:vAlign w:val="center"/>
           </w:tcPr>
           <w:p>
             <w:pPr>
@@ -16184,8 +16173,8 @@
         <w:tc>
           <w:tcPr>
             <w:tcW w:type="dxa" w:w="3969"/>
-            <w:vAlign w:val="center"/>
             <w:shd w:val="clear" w:color="auto" w:fill="E7E6E6"/>
+            <w:vAlign w:val="center"/>
           </w:tcPr>
           <w:p>
             <w:pPr>
@@ -17074,14 +17063,13 @@
         <w:tblW w:type="auto" w:w="0"/>
         <w:jc w:val="center"/>
         <w:tblLayout w:type="fixed"/>
-        <w:tblLook w:firstColumn="1" w:firstRow="1" w:lastColumn="0" w:lastRow="0" w:noHBand="0" w:noVBand="1" w:val="04A0"/>
         <w:tblCellMar>
           <w:top w:w="40" w:type="dxa"/>
           <w:start w:w="60" w:type="dxa"/>
           <w:bottom w:w="40" w:type="dxa"/>
           <w:end w:w="60" w:type="dxa"/>
         </w:tblCellMar>
-        <w:tblLayout w:type="fixed"/>
+        <w:tblLook w:firstColumn="1" w:firstRow="1" w:lastColumn="0" w:lastRow="0" w:noHBand="0" w:noVBand="1" w:val="04A0"/>
       </w:tblPr>
       <w:tblGrid>
         <w:gridCol w:w="1531"/>
@@ -17097,8 +17085,8 @@
         <w:tc>
           <w:tcPr>
             <w:tcW w:type="dxa" w:w="1531"/>
-            <w:vAlign w:val="center"/>
             <w:shd w:val="clear" w:color="auto" w:fill="E7E6E6"/>
+            <w:vAlign w:val="center"/>
           </w:tcPr>
           <w:p>
             <w:pPr>
@@ -17124,8 +17112,8 @@
         <w:tc>
           <w:tcPr>
             <w:tcW w:type="dxa" w:w="2268"/>
-            <w:vAlign w:val="center"/>
             <w:shd w:val="clear" w:color="auto" w:fill="E7E6E6"/>
+            <w:vAlign w:val="center"/>
           </w:tcPr>
           <w:p>
             <w:pPr>
@@ -17151,8 +17139,8 @@
         <w:tc>
           <w:tcPr>
             <w:tcW w:type="dxa" w:w="2835"/>
-            <w:vAlign w:val="center"/>
             <w:shd w:val="clear" w:color="auto" w:fill="E7E6E6"/>
+            <w:vAlign w:val="center"/>
           </w:tcPr>
           <w:p>
             <w:pPr>
@@ -17178,8 +17166,8 @@
         <w:tc>
           <w:tcPr>
             <w:tcW w:type="dxa" w:w="2721"/>
-            <w:vAlign w:val="center"/>
             <w:shd w:val="clear" w:color="auto" w:fill="E7E6E6"/>
+            <w:vAlign w:val="center"/>
           </w:tcPr>
           <w:p>
             <w:pPr>
@@ -18292,14 +18280,13 @@
         <w:tblW w:type="auto" w:w="0"/>
         <w:jc w:val="center"/>
         <w:tblLayout w:type="fixed"/>
-        <w:tblLook w:firstColumn="1" w:firstRow="1" w:lastColumn="0" w:lastRow="0" w:noHBand="0" w:noVBand="1" w:val="04A0"/>
         <w:tblCellMar>
           <w:top w:w="40" w:type="dxa"/>
           <w:start w:w="60" w:type="dxa"/>
           <w:bottom w:w="40" w:type="dxa"/>
           <w:end w:w="60" w:type="dxa"/>
         </w:tblCellMar>
-        <w:tblLayout w:type="fixed"/>
+        <w:tblLook w:firstColumn="1" w:firstRow="1" w:lastColumn="0" w:lastRow="0" w:noHBand="0" w:noVBand="1" w:val="04A0"/>
       </w:tblPr>
       <w:tblGrid>
         <w:gridCol w:w="454"/>
@@ -18317,8 +18304,8 @@
         <w:tc>
           <w:tcPr>
             <w:tcW w:type="dxa" w:w="454"/>
-            <w:vAlign w:val="center"/>
             <w:shd w:val="clear" w:color="auto" w:fill="E7E6E6"/>
+            <w:vAlign w:val="center"/>
           </w:tcPr>
           <w:p>
             <w:pPr>
@@ -18344,8 +18331,8 @@
         <w:tc>
           <w:tcPr>
             <w:tcW w:type="dxa" w:w="2154"/>
-            <w:vAlign w:val="center"/>
             <w:shd w:val="clear" w:color="auto" w:fill="E7E6E6"/>
+            <w:vAlign w:val="center"/>
           </w:tcPr>
           <w:p>
             <w:pPr>
@@ -18371,8 +18358,8 @@
         <w:tc>
           <w:tcPr>
             <w:tcW w:type="dxa" w:w="1928"/>
-            <w:vAlign w:val="center"/>
             <w:shd w:val="clear" w:color="auto" w:fill="E7E6E6"/>
+            <w:vAlign w:val="center"/>
           </w:tcPr>
           <w:p>
             <w:pPr>
@@ -18398,8 +18385,8 @@
         <w:tc>
           <w:tcPr>
             <w:tcW w:type="dxa" w:w="1814"/>
-            <w:vAlign w:val="center"/>
             <w:shd w:val="clear" w:color="auto" w:fill="E7E6E6"/>
+            <w:vAlign w:val="center"/>
           </w:tcPr>
           <w:p>
             <w:pPr>
@@ -18425,8 +18412,8 @@
         <w:tc>
           <w:tcPr>
             <w:tcW w:type="dxa" w:w="1587"/>
-            <w:vAlign w:val="center"/>
             <w:shd w:val="clear" w:color="auto" w:fill="E7E6E6"/>
+            <w:vAlign w:val="center"/>
           </w:tcPr>
           <w:p>
             <w:pPr>
@@ -18452,8 +18439,8 @@
         <w:tc>
           <w:tcPr>
             <w:tcW w:type="dxa" w:w="1417"/>
-            <w:vAlign w:val="center"/>
             <w:shd w:val="clear" w:color="auto" w:fill="E7E6E6"/>
+            <w:vAlign w:val="center"/>
           </w:tcPr>
           <w:p>
             <w:pPr>
@@ -20158,14 +20145,13 @@
         <w:tblW w:type="auto" w:w="0"/>
         <w:jc w:val="center"/>
         <w:tblLayout w:type="fixed"/>
-        <w:tblLook w:firstColumn="1" w:firstRow="1" w:lastColumn="0" w:lastRow="0" w:noHBand="0" w:noVBand="1" w:val="04A0"/>
         <w:tblCellMar>
           <w:top w:w="40" w:type="dxa"/>
           <w:start w:w="60" w:type="dxa"/>
           <w:bottom w:w="40" w:type="dxa"/>
           <w:end w:w="60" w:type="dxa"/>
         </w:tblCellMar>
-        <w:tblLayout w:type="fixed"/>
+        <w:tblLook w:firstColumn="1" w:firstRow="1" w:lastColumn="0" w:lastRow="0" w:noHBand="0" w:noVBand="1" w:val="04A0"/>
       </w:tblPr>
       <w:tblGrid>
         <w:gridCol w:w="3402"/>
@@ -20180,8 +20166,8 @@
         <w:tc>
           <w:tcPr>
             <w:tcW w:type="dxa" w:w="3402"/>
-            <w:vAlign w:val="center"/>
             <w:shd w:val="clear" w:color="auto" w:fill="E7E6E6"/>
+            <w:vAlign w:val="center"/>
           </w:tcPr>
           <w:p>
             <w:pPr>
@@ -20207,8 +20193,8 @@
         <w:tc>
           <w:tcPr>
             <w:tcW w:type="dxa" w:w="2835"/>
-            <w:vAlign w:val="center"/>
             <w:shd w:val="clear" w:color="auto" w:fill="E7E6E6"/>
+            <w:vAlign w:val="center"/>
           </w:tcPr>
           <w:p>
             <w:pPr>
@@ -20234,8 +20220,8 @@
         <w:tc>
           <w:tcPr>
             <w:tcW w:type="dxa" w:w="3118"/>
-            <w:vAlign w:val="center"/>
             <w:shd w:val="clear" w:color="auto" w:fill="E7E6E6"/>
+            <w:vAlign w:val="center"/>
           </w:tcPr>
           <w:p>
             <w:pPr>
@@ -20921,14 +20907,13 @@
         <w:tblW w:type="auto" w:w="0"/>
         <w:jc w:val="center"/>
         <w:tblLayout w:type="fixed"/>
-        <w:tblLook w:firstColumn="1" w:firstRow="1" w:lastColumn="0" w:lastRow="0" w:noHBand="0" w:noVBand="1" w:val="04A0"/>
         <w:tblCellMar>
           <w:top w:w="40" w:type="dxa"/>
           <w:start w:w="60" w:type="dxa"/>
           <w:bottom w:w="40" w:type="dxa"/>
           <w:end w:w="60" w:type="dxa"/>
         </w:tblCellMar>
-        <w:tblLayout w:type="fixed"/>
+        <w:tblLook w:firstColumn="1" w:firstRow="1" w:lastColumn="0" w:lastRow="0" w:noHBand="0" w:noVBand="1" w:val="04A0"/>
       </w:tblPr>
       <w:tblGrid>
         <w:gridCol w:w="2154"/>
@@ -20944,8 +20929,8 @@
         <w:tc>
           <w:tcPr>
             <w:tcW w:type="dxa" w:w="2154"/>
-            <w:vAlign w:val="center"/>
             <w:shd w:val="clear" w:color="auto" w:fill="E7E6E6"/>
+            <w:vAlign w:val="center"/>
           </w:tcPr>
           <w:p>
             <w:pPr>
@@ -20971,8 +20956,8 @@
         <w:tc>
           <w:tcPr>
             <w:tcW w:type="dxa" w:w="2721"/>
-            <w:vAlign w:val="center"/>
             <w:shd w:val="clear" w:color="auto" w:fill="E7E6E6"/>
+            <w:vAlign w:val="center"/>
           </w:tcPr>
           <w:p>
             <w:pPr>
@@ -20998,8 +20983,8 @@
         <w:tc>
           <w:tcPr>
             <w:tcW w:type="dxa" w:w="3118"/>
-            <w:vAlign w:val="center"/>
             <w:shd w:val="clear" w:color="auto" w:fill="E7E6E6"/>
+            <w:vAlign w:val="center"/>
           </w:tcPr>
           <w:p>
             <w:pPr>
@@ -21025,8 +21010,8 @@
         <w:tc>
           <w:tcPr>
             <w:tcW w:type="dxa" w:w="1361"/>
-            <w:vAlign w:val="center"/>
             <w:shd w:val="clear" w:color="auto" w:fill="E7E6E6"/>
+            <w:vAlign w:val="center"/>
           </w:tcPr>
           <w:p>
             <w:pPr>
@@ -21509,14 +21494,13 @@
         <w:tblW w:type="auto" w:w="0"/>
         <w:jc w:val="center"/>
         <w:tblLayout w:type="fixed"/>
-        <w:tblLook w:firstColumn="1" w:firstRow="1" w:lastColumn="0" w:lastRow="0" w:noHBand="0" w:noVBand="1" w:val="04A0"/>
         <w:tblCellMar>
           <w:top w:w="40" w:type="dxa"/>
           <w:start w:w="60" w:type="dxa"/>
           <w:bottom w:w="40" w:type="dxa"/>
           <w:end w:w="60" w:type="dxa"/>
         </w:tblCellMar>
-        <w:tblLayout w:type="fixed"/>
+        <w:tblLook w:firstColumn="1" w:firstRow="1" w:lastColumn="0" w:lastRow="0" w:noHBand="0" w:noVBand="1" w:val="04A0"/>
       </w:tblPr>
       <w:tblGrid>
         <w:gridCol w:w="1701"/>
@@ -21531,8 +21515,8 @@
         <w:tc>
           <w:tcPr>
             <w:tcW w:type="dxa" w:w="1701"/>
-            <w:vAlign w:val="center"/>
             <w:shd w:val="clear" w:color="auto" w:fill="E7E6E6"/>
+            <w:vAlign w:val="center"/>
           </w:tcPr>
           <w:p>
             <w:pPr>
@@ -21558,8 +21542,8 @@
         <w:tc>
           <w:tcPr>
             <w:tcW w:type="dxa" w:w="4535"/>
-            <w:vAlign w:val="center"/>
             <w:shd w:val="clear" w:color="auto" w:fill="E7E6E6"/>
+            <w:vAlign w:val="center"/>
           </w:tcPr>
           <w:p>
             <w:pPr>
@@ -21585,8 +21569,8 @@
         <w:tc>
           <w:tcPr>
             <w:tcW w:type="dxa" w:w="3118"/>
-            <w:vAlign w:val="center"/>
             <w:shd w:val="clear" w:color="auto" w:fill="E7E6E6"/>
+            <w:vAlign w:val="center"/>
           </w:tcPr>
           <w:p>
             <w:pPr>
@@ -22346,14 +22330,13 @@
         <w:tblW w:type="auto" w:w="0"/>
         <w:jc w:val="center"/>
         <w:tblLayout w:type="fixed"/>
-        <w:tblLook w:firstColumn="1" w:firstRow="1" w:lastColumn="0" w:lastRow="0" w:noHBand="0" w:noVBand="1" w:val="04A0"/>
         <w:tblCellMar>
           <w:top w:w="40" w:type="dxa"/>
           <w:start w:w="60" w:type="dxa"/>
           <w:bottom w:w="40" w:type="dxa"/>
           <w:end w:w="60" w:type="dxa"/>
         </w:tblCellMar>
-        <w:tblLayout w:type="fixed"/>
+        <w:tblLook w:firstColumn="1" w:firstRow="1" w:lastColumn="0" w:lastRow="0" w:noHBand="0" w:noVBand="1" w:val="04A0"/>
       </w:tblPr>
       <w:tblGrid>
         <w:gridCol w:w="567"/>
@@ -22368,8 +22351,8 @@
         <w:tc>
           <w:tcPr>
             <w:tcW w:type="dxa" w:w="567"/>
-            <w:vAlign w:val="center"/>
             <w:shd w:val="clear" w:color="auto" w:fill="E7E6E6"/>
+            <w:vAlign w:val="center"/>
           </w:tcPr>
           <w:p>
             <w:pPr>
@@ -22395,8 +22378,8 @@
         <w:tc>
           <w:tcPr>
             <w:tcW w:type="dxa" w:w="2835"/>
-            <w:vAlign w:val="center"/>
             <w:shd w:val="clear" w:color="auto" w:fill="E7E6E6"/>
+            <w:vAlign w:val="center"/>
           </w:tcPr>
           <w:p>
             <w:pPr>
@@ -22422,8 +22405,8 @@
         <w:tc>
           <w:tcPr>
             <w:tcW w:type="dxa" w:w="5953"/>
-            <w:vAlign w:val="center"/>
             <w:shd w:val="clear" w:color="auto" w:fill="E7E6E6"/>
+            <w:vAlign w:val="center"/>
           </w:tcPr>
           <w:p>
             <w:pPr>
@@ -23529,14 +23512,13 @@
         <w:tblW w:type="auto" w:w="0"/>
         <w:jc w:val="center"/>
         <w:tblLayout w:type="fixed"/>
-        <w:tblLook w:firstColumn="1" w:firstRow="1" w:lastColumn="0" w:lastRow="0" w:noHBand="0" w:noVBand="1" w:val="04A0"/>
         <w:tblCellMar>
           <w:top w:w="40" w:type="dxa"/>
           <w:start w:w="60" w:type="dxa"/>
           <w:bottom w:w="40" w:type="dxa"/>
           <w:end w:w="60" w:type="dxa"/>
         </w:tblCellMar>
-        <w:tblLayout w:type="fixed"/>
+        <w:tblLook w:firstColumn="1" w:firstRow="1" w:lastColumn="0" w:lastRow="0" w:noHBand="0" w:noVBand="1" w:val="04A0"/>
       </w:tblPr>
       <w:tblGrid>
         <w:gridCol w:w="1587"/>
@@ -23551,8 +23533,8 @@
         <w:tc>
           <w:tcPr>
             <w:tcW w:type="dxa" w:w="1587"/>
-            <w:vAlign w:val="center"/>
             <w:shd w:val="clear" w:color="auto" w:fill="E7E6E6"/>
+            <w:vAlign w:val="center"/>
           </w:tcPr>
           <w:p>
             <w:pPr>
@@ -23578,8 +23560,8 @@
         <w:tc>
           <w:tcPr>
             <w:tcW w:type="dxa" w:w="4932"/>
-            <w:vAlign w:val="center"/>
             <w:shd w:val="clear" w:color="auto" w:fill="E7E6E6"/>
+            <w:vAlign w:val="center"/>
           </w:tcPr>
           <w:p>
             <w:pPr>
@@ -23605,8 +23587,8 @@
         <w:tc>
           <w:tcPr>
             <w:tcW w:type="dxa" w:w="2835"/>
-            <w:vAlign w:val="center"/>
             <w:shd w:val="clear" w:color="auto" w:fill="E7E6E6"/>
+            <w:vAlign w:val="center"/>
           </w:tcPr>
           <w:p>
             <w:pPr>
@@ -24876,14 +24858,13 @@
         <w:tblW w:type="auto" w:w="0"/>
         <w:jc w:val="center"/>
         <w:tblLayout w:type="fixed"/>
-        <w:tblLook w:firstColumn="1" w:firstRow="1" w:lastColumn="0" w:lastRow="0" w:noHBand="0" w:noVBand="1" w:val="04A0"/>
         <w:tblCellMar>
           <w:top w:w="40" w:type="dxa"/>
           <w:start w:w="60" w:type="dxa"/>
           <w:bottom w:w="40" w:type="dxa"/>
           <w:end w:w="60" w:type="dxa"/>
         </w:tblCellMar>
-        <w:tblLayout w:type="fixed"/>
+        <w:tblLook w:firstColumn="1" w:firstRow="1" w:lastColumn="0" w:lastRow="0" w:noHBand="0" w:noVBand="1" w:val="04A0"/>
       </w:tblPr>
       <w:tblGrid>
         <w:gridCol w:w="2835"/>
@@ -24897,8 +24878,8 @@
         <w:tc>
           <w:tcPr>
             <w:tcW w:type="dxa" w:w="2835"/>
-            <w:vAlign w:val="center"/>
             <w:shd w:val="clear" w:color="auto" w:fill="E7E6E6"/>
+            <w:vAlign w:val="center"/>
           </w:tcPr>
           <w:p>
             <w:pPr>
@@ -24924,8 +24905,8 @@
         <w:tc>
           <w:tcPr>
             <w:tcW w:type="dxa" w:w="6520"/>
-            <w:vAlign w:val="center"/>
             <w:shd w:val="clear" w:color="auto" w:fill="E7E6E6"/>
+            <w:vAlign w:val="center"/>
           </w:tcPr>
           <w:p>
             <w:pPr>
@@ -25419,14 +25400,13 @@
         <w:tblW w:type="auto" w:w="0"/>
         <w:jc w:val="center"/>
         <w:tblLayout w:type="fixed"/>
-        <w:tblLook w:firstColumn="1" w:firstRow="1" w:lastColumn="0" w:lastRow="0" w:noHBand="0" w:noVBand="1" w:val="04A0"/>
         <w:tblCellMar>
           <w:top w:w="40" w:type="dxa"/>
           <w:start w:w="60" w:type="dxa"/>
           <w:bottom w:w="40" w:type="dxa"/>
           <w:end w:w="60" w:type="dxa"/>
         </w:tblCellMar>
-        <w:tblLayout w:type="fixed"/>
+        <w:tblLook w:firstColumn="1" w:firstRow="1" w:lastColumn="0" w:lastRow="0" w:noHBand="0" w:noVBand="1" w:val="04A0"/>
       </w:tblPr>
       <w:tblGrid>
         <w:gridCol w:w="3118"/>
@@ -25442,8 +25422,8 @@
         <w:tc>
           <w:tcPr>
             <w:tcW w:type="dxa" w:w="3118"/>
-            <w:vAlign w:val="center"/>
             <w:shd w:val="clear" w:color="auto" w:fill="E7E6E6"/>
+            <w:vAlign w:val="center"/>
           </w:tcPr>
           <w:p>
             <w:pPr>
@@ -25469,8 +25449,8 @@
         <w:tc>
           <w:tcPr>
             <w:tcW w:type="dxa" w:w="2268"/>
-            <w:vAlign w:val="center"/>
             <w:shd w:val="clear" w:color="auto" w:fill="E7E6E6"/>
+            <w:vAlign w:val="center"/>
           </w:tcPr>
           <w:p>
             <w:pPr>
@@ -25496,8 +25476,8 @@
         <w:tc>
           <w:tcPr>
             <w:tcW w:type="dxa" w:w="2268"/>
-            <w:vAlign w:val="center"/>
             <w:shd w:val="clear" w:color="auto" w:fill="E7E6E6"/>
+            <w:vAlign w:val="center"/>
           </w:tcPr>
           <w:p>
             <w:pPr>
@@ -25523,8 +25503,8 @@
         <w:tc>
           <w:tcPr>
             <w:tcW w:type="dxa" w:w="1701"/>
-            <w:vAlign w:val="center"/>
             <w:shd w:val="clear" w:color="auto" w:fill="E7E6E6"/>
+            <w:vAlign w:val="center"/>
           </w:tcPr>
           <w:p>
             <w:pPr>
@@ -26491,14 +26471,13 @@
         <w:tblW w:type="auto" w:w="0"/>
         <w:jc w:val="center"/>
         <w:tblLayout w:type="fixed"/>
-        <w:tblLook w:firstColumn="1" w:firstRow="1" w:lastColumn="0" w:lastRow="0" w:noHBand="0" w:noVBand="1" w:val="04A0"/>
         <w:tblCellMar>
           <w:top w:w="40" w:type="dxa"/>
           <w:start w:w="60" w:type="dxa"/>
           <w:bottom w:w="40" w:type="dxa"/>
           <w:end w:w="60" w:type="dxa"/>
         </w:tblCellMar>
-        <w:tblLayout w:type="fixed"/>
+        <w:tblLook w:firstColumn="1" w:firstRow="1" w:lastColumn="0" w:lastRow="0" w:noHBand="0" w:noVBand="1" w:val="04A0"/>
       </w:tblPr>
       <w:tblGrid>
         <w:gridCol w:w="3118"/>
@@ -26512,8 +26491,8 @@
         <w:tc>
           <w:tcPr>
             <w:tcW w:type="dxa" w:w="3118"/>
-            <w:vAlign w:val="center"/>
             <w:shd w:val="clear" w:color="auto" w:fill="E7E6E6"/>
+            <w:vAlign w:val="center"/>
           </w:tcPr>
           <w:p>
             <w:pPr>
@@ -26539,8 +26518,8 @@
         <w:tc>
           <w:tcPr>
             <w:tcW w:type="dxa" w:w="6236"/>
-            <w:vAlign w:val="center"/>
             <w:shd w:val="clear" w:color="auto" w:fill="E7E6E6"/>
+            <w:vAlign w:val="center"/>
           </w:tcPr>
           <w:p>
             <w:pPr>
@@ -27095,14 +27074,13 @@
         <w:tblW w:type="auto" w:w="0"/>
         <w:jc w:val="center"/>
         <w:tblLayout w:type="fixed"/>
-        <w:tblLook w:firstColumn="1" w:firstRow="1" w:lastColumn="0" w:lastRow="0" w:noHBand="0" w:noVBand="1" w:val="04A0"/>
         <w:tblCellMar>
           <w:top w:w="40" w:type="dxa"/>
           <w:start w:w="60" w:type="dxa"/>
           <w:bottom w:w="40" w:type="dxa"/>
           <w:end w:w="60" w:type="dxa"/>
         </w:tblCellMar>
-        <w:tblLayout w:type="fixed"/>
+        <w:tblLook w:firstColumn="1" w:firstRow="1" w:lastColumn="0" w:lastRow="0" w:noHBand="0" w:noVBand="1" w:val="04A0"/>
       </w:tblPr>
       <w:tblGrid>
         <w:gridCol w:w="3118"/>
@@ -27116,8 +27094,8 @@
         <w:tc>
           <w:tcPr>
             <w:tcW w:type="dxa" w:w="3118"/>
-            <w:vAlign w:val="center"/>
             <w:shd w:val="clear" w:color="auto" w:fill="E7E6E6"/>
+            <w:vAlign w:val="center"/>
           </w:tcPr>
           <w:p>
             <w:pPr>
@@ -27143,8 +27121,8 @@
         <w:tc>
           <w:tcPr>
             <w:tcW w:type="dxa" w:w="6236"/>
-            <w:vAlign w:val="center"/>
             <w:shd w:val="clear" w:color="auto" w:fill="E7E6E6"/>
+            <w:vAlign w:val="center"/>
           </w:tcPr>
           <w:p>
             <w:pPr>
@@ -28115,10 +28093,10 @@
       <w:footerReference w:type="default" r:id="rId9"/>
       <w:pgSz w:w="11906" w:h="16838"/>
       <w:pgMar w:top="1134" w:right="850" w:bottom="1134" w:left="1701" w:header="567" w:footer="567" w:gutter="0"/>
+      <w:pgNumType w:start="1"/>
       <w:cols w:space="720"/>
       <w:titlePg/>
       <w:docGrid w:linePitch="360"/>
-      <w:pgNumType w:start="1"/>
     </w:sectPr>
   </w:body>
 </w:document>

--- a/Отчетность_этап_2/Отчет_о_выполнении_работ_этап_2.docx
+++ b/Отчетность_этап_2/Отчет_о_выполнении_работ_этап_2.docx
@@ -19982,7 +19982,7 @@
           <w:rFonts w:ascii="Times New Roman" w:hAnsi="Times New Roman" w:eastAsia="Times New Roman" w:cs="Times New Roman"/>
           <w:sz w:val="24"/>
         </w:rPr>
-        <w:t xml:space="preserve">Разработка сайта выполнена генеральным директором самостоятельно; услуги сторонних организаций использовались для регистрации доменов и хостинга </w:t>
+        <w:t xml:space="preserve">Разработка сайта выполнена генеральным директором самостоятельно; услуги хостинга и регистрации домена оказаны ООО «Бегет» (оплата 15.07.2026) </w:t>
       </w:r>
       <w:r>
         <w:rPr>
@@ -19990,7 +19990,7 @@
           <w:sz w:val="24"/>
           <w:highlight w:val="yellow"/>
         </w:rPr>
-        <w:t>[УТОЧНИТЬ: наименования поставщиков, документы и суммы]</w:t>
+        <w:t>[УТОЧНИТЬ: если домен вкусноты.рф оформлен у другого регистратора — указать его]</w:t>
       </w:r>
       <w:r>
         <w:rPr>
@@ -21787,7 +21787,7 @@
           <w:rFonts w:ascii="Times New Roman" w:hAnsi="Times New Roman" w:eastAsia="Times New Roman" w:cs="Times New Roman"/>
           <w:sz w:val="24"/>
         </w:rPr>
-        <w:t>Размещена наружная реклама проекта: билборды на двух улицах г. Москвы в течение 6 дней (</w:t>
+        <w:t>Размещена наружная реклама проекта: цифровые билборды на двух улицах г. Москвы в течение 6 дней (</w:t>
       </w:r>
       <w:r>
         <w:rPr>
@@ -21817,7 +21817,7 @@
           <w:rFonts w:ascii="Times New Roman" w:hAnsi="Times New Roman" w:eastAsia="Times New Roman" w:cs="Times New Roman"/>
           <w:sz w:val="24"/>
         </w:rPr>
-        <w:t xml:space="preserve">). Макет построен на визуальном ряде проекта: съедобная пластинка, слоган и адрес сайта </w:t>
+        <w:t xml:space="preserve">). Размещение выполнено через сервис цифровой наружной рекламы «Доска digital» по публичной оферте исполнителя — ИП Малисевич Андрей Александрович (оплата 06.10.2026). Макет построен на визуальном ряде проекта: съедобная пластинка, слоган и адрес сайта </w:t>
       </w:r>
       <w:r>
         <w:rPr>
@@ -21973,7 +21973,7 @@
                 <w:rFonts w:ascii="Times New Roman" w:hAnsi="Times New Roman" w:eastAsia="Times New Roman" w:cs="Times New Roman"/>
                 <w:sz w:val="22"/>
               </w:rPr>
-              <w:t xml:space="preserve">билборд </w:t>
+              <w:t xml:space="preserve">цифровой билборд </w:t>
             </w:r>
             <w:r>
               <w:rPr>
@@ -22257,9 +22257,16 @@
               <w:rPr>
                 <w:rFonts w:ascii="Times New Roman" w:hAnsi="Times New Roman" w:eastAsia="Times New Roman" w:cs="Times New Roman"/>
                 <w:sz w:val="22"/>
+              </w:rPr>
+              <w:t xml:space="preserve">ИП Малисевич Андрей Александрович, сервис цифровой наружной рекламы «Доска digital», публичная оферта; оплата 06.10.2026 </w:t>
+            </w:r>
+            <w:r>
+              <w:rPr>
+                <w:rFonts w:ascii="Times New Roman" w:hAnsi="Times New Roman" w:eastAsia="Times New Roman" w:cs="Times New Roman"/>
+                <w:sz w:val="22"/>
                 <w:highlight w:val="yellow"/>
               </w:rPr>
-              <w:t>[УТОЧНИТЬ: подрядчик, № и дата договора/акта]</w:t>
+              <w:t>[УТОЧНИТЬ: № и дата акта]</w:t>
             </w:r>
           </w:p>
         </w:tc>
@@ -24153,7 +24160,7 @@
           <w:rFonts w:ascii="Times New Roman" w:hAnsi="Times New Roman" w:eastAsia="Times New Roman" w:cs="Times New Roman"/>
           <w:sz w:val="24"/>
         </w:rPr>
-        <w:t xml:space="preserve">Услуги по размещению контекстной рекламы оказаны сторонней организацией — ООО «Яндекс» (сервис Яндекс Директ), услуги по размещению наружной рекламы — оператором наружной рекламы </w:t>
+        <w:t xml:space="preserve">Услуги по размещению контекстной рекламы оказаны сторонней организацией — ООО «Яндекс» (сервис Яндекс Директ), услуги по размещению наружной рекламы — ИП Малисевич Андрей Александрович по публичной оферте сервиса «Доска digital» </w:t>
       </w:r>
       <w:r>
         <w:rPr>
@@ -24161,14 +24168,14 @@
           <w:sz w:val="24"/>
           <w:highlight w:val="yellow"/>
         </w:rPr>
-        <w:t>[УТОЧНИТЬ: наименование, № и дата договора и акта]</w:t>
+        <w:t>[УТОЧНИТЬ: № и дата акта]</w:t>
       </w:r>
       <w:r>
         <w:rPr>
           <w:rFonts w:ascii="Times New Roman" w:hAnsi="Times New Roman" w:eastAsia="Times New Roman" w:cs="Times New Roman"/>
           <w:sz w:val="24"/>
         </w:rPr>
-        <w:t>. Промо-продукт «Синестезия» и инструмент адресной работы с артистами разработаны генеральным директором; расходы на рекламу отражены в финансовом отчете.</w:t>
+        <w:t>. Неисключительная лицензия на шрифт Micra для фирменного стиля промо-продукта приобретена у ООО «НПП «ПараТайп» (счет № 2608002 от 03.08.2026). Промо-продукт «Синестезия» и инструмент адресной работы с артистами разработаны генеральным директором; расходы на рекламу и лицензию отражены в финансовом отчете.</w:t>
       </w:r>
     </w:p>
     <w:p>
